--- a/apps/staff/src/core/Paperwork/US_MI/SCCReviewV2/scc_review_template_v2.docx
+++ b/apps/staff/src/core/Paperwork/US_MI/SCCReviewV2/scc_review_template_v2.docx
@@ -845,6 +845,30 @@
                 <w:szCs w:val="18"/>
               </w:rPr>
             </w:pPr>
+            <w:r>
+              <w:rPr>
+                <w:rFonts w:ascii="Courier New" w:eastAsia="Courier New" w:hAnsi="Courier New" w:cs="Courier New"/>
+                <w:sz w:val="18"/>
+                <w:szCs w:val="18"/>
+              </w:rPr>
+              <w:t>{lock</w:t>
+            </w:r>
+            <w:r>
+              <w:rPr>
+                <w:rFonts w:ascii="Courier New" w:eastAsia="Courier New" w:hAnsi="Courier New" w:cs="Courier New"/>
+                <w:sz w:val="18"/>
+                <w:szCs w:val="18"/>
+              </w:rPr>
+              <w:t>Date</w:t>
+            </w:r>
+            <w:r>
+              <w:rPr>
+                <w:rFonts w:ascii="Courier New" w:eastAsia="Courier New" w:hAnsi="Courier New" w:cs="Courier New"/>
+                <w:sz w:val="18"/>
+                <w:szCs w:val="18"/>
+              </w:rPr>
+              <w:t>}</w:t>
+            </w:r>
           </w:p>
         </w:tc>
       </w:tr>
@@ -1254,15 +1278,7 @@
                 <w:sz w:val="16"/>
                 <w:szCs w:val="16"/>
               </w:rPr>
-              <w:t>SMI</w:t>
-            </w:r>
-            <w:r>
-              <w:rPr>
-                <w:rFonts w:ascii="Arial" w:eastAsia="Arial" w:hAnsi="Arial" w:cs="Arial"/>
-                <w:sz w:val="16"/>
-                <w:szCs w:val="16"/>
-              </w:rPr>
-              <w:t>: :</w:t>
+              <w:t>SMI: :</w:t>
             </w:r>
             <w:permStart w:id="2028568076" w:edGrp="everyone"/>
             <w:r>
@@ -5607,23 +5623,7 @@
                 <w:sz w:val="16"/>
                 <w:szCs w:val="16"/>
               </w:rPr>
-              <w:t>Date</w:t>
-            </w:r>
-            <w:r>
-              <w:rPr>
-                <w:rFonts w:ascii="Arial" w:eastAsia="Arial" w:hAnsi="Arial" w:cs="Arial"/>
-                <w:sz w:val="16"/>
-                <w:szCs w:val="16"/>
-              </w:rPr>
-              <w:t>:</w:t>
-            </w:r>
-            <w:r>
-              <w:rPr>
-                <w:rFonts w:ascii="Arial" w:eastAsia="Arial" w:hAnsi="Arial" w:cs="Arial"/>
-                <w:sz w:val="16"/>
-                <w:szCs w:val="16"/>
-              </w:rPr>
-              <w:t xml:space="preserve"> </w:t>
+              <w:t xml:space="preserve">Date: </w:t>
             </w:r>
             <w:r>
               <w:rPr>
@@ -5770,15 +5770,7 @@
                 <w:sz w:val="16"/>
                 <w:szCs w:val="16"/>
               </w:rPr>
-              <w:t>{#</w:t>
-            </w:r>
-            <w:r>
-              <w:rPr>
-                <w:rFonts w:ascii="Arial" w:eastAsia="Arial" w:hAnsi="Arial" w:cs="Arial"/>
-                <w:sz w:val="16"/>
-                <w:szCs w:val="16"/>
-              </w:rPr>
-              <w:t>good</w:t>
+              <w:t>{#good</w:t>
             </w:r>
             <w:r>
               <w:rPr>
@@ -5827,15 +5819,7 @@
                 <w:sz w:val="16"/>
                 <w:szCs w:val="16"/>
               </w:rPr>
-              <w:t>{/}{^</w:t>
-            </w:r>
-            <w:r>
-              <w:rPr>
-                <w:rFonts w:ascii="Arial" w:eastAsia="Arial" w:hAnsi="Arial" w:cs="Arial"/>
-                <w:sz w:val="16"/>
-                <w:szCs w:val="16"/>
-              </w:rPr>
-              <w:t>good</w:t>
+              <w:t>{/}{^good</w:t>
             </w:r>
             <w:r>
               <w:rPr>
@@ -5901,15 +5885,7 @@
                 <w:sz w:val="16"/>
                 <w:szCs w:val="16"/>
               </w:rPr>
-              <w:t>Good</w:t>
-            </w:r>
-            <w:r>
-              <w:rPr>
-                <w:rFonts w:ascii="Arial" w:eastAsia="Arial" w:hAnsi="Arial" w:cs="Arial"/>
-                <w:sz w:val="16"/>
-                <w:szCs w:val="16"/>
-              </w:rPr>
-              <w:t xml:space="preserve">    </w:t>
+              <w:t xml:space="preserve">Good    </w:t>
             </w:r>
             <w:permStart w:id="1790064245" w:edGrp="everyone"/>
             <w:r>
@@ -6025,15 +6001,7 @@
                 <w:sz w:val="16"/>
                 <w:szCs w:val="16"/>
               </w:rPr>
-              <w:t xml:space="preserve"> </w:t>
-            </w:r>
-            <w:r>
-              <w:rPr>
-                <w:rFonts w:ascii="Arial" w:eastAsia="Arial" w:hAnsi="Arial" w:cs="Arial"/>
-                <w:sz w:val="16"/>
-                <w:szCs w:val="16"/>
-              </w:rPr>
-              <w:t>Adequate</w:t>
+              <w:t xml:space="preserve"> Adequate</w:t>
             </w:r>
             <w:r>
               <w:rPr>
@@ -6157,15 +6125,7 @@
                 <w:sz w:val="16"/>
                 <w:szCs w:val="16"/>
               </w:rPr>
-              <w:t xml:space="preserve"> </w:t>
-            </w:r>
-            <w:r>
-              <w:rPr>
-                <w:rFonts w:ascii="Arial" w:eastAsia="Arial" w:hAnsi="Arial" w:cs="Arial"/>
-                <w:sz w:val="16"/>
-                <w:szCs w:val="16"/>
-              </w:rPr>
-              <w:t>Poor</w:t>
+              <w:t xml:space="preserve"> Poor</w:t>
             </w:r>
           </w:p>
         </w:tc>
@@ -6194,15 +6154,7 @@
                 <w:sz w:val="16"/>
                 <w:szCs w:val="16"/>
               </w:rPr>
-              <w:t>Housekeeping/Hygiene</w:t>
-            </w:r>
-            <w:r>
-              <w:rPr>
-                <w:rFonts w:ascii="Arial" w:eastAsia="Arial" w:hAnsi="Arial" w:cs="Arial"/>
-                <w:sz w:val="16"/>
-                <w:szCs w:val="16"/>
-              </w:rPr>
-              <w:t>:</w:t>
+              <w:t>Housekeeping/Hygiene:</w:t>
             </w:r>
             <w:r>
               <w:rPr>
@@ -6351,15 +6303,7 @@
                 <w:sz w:val="16"/>
                 <w:szCs w:val="16"/>
               </w:rPr>
-              <w:t>adequate</w:t>
-            </w:r>
-            <w:r>
-              <w:rPr>
-                <w:rFonts w:ascii="Arial" w:eastAsia="Arial" w:hAnsi="Arial" w:cs="Arial"/>
-                <w:sz w:val="16"/>
-                <w:szCs w:val="16"/>
-              </w:rPr>
-              <w:t>2</w:t>
+              <w:t>adequate2</w:t>
             </w:r>
             <w:r>
               <w:rPr>
@@ -6408,15 +6352,7 @@
                 <w:sz w:val="16"/>
                 <w:szCs w:val="16"/>
               </w:rPr>
-              <w:t>adequate</w:t>
-            </w:r>
-            <w:r>
-              <w:rPr>
-                <w:rFonts w:ascii="Arial" w:eastAsia="Arial" w:hAnsi="Arial" w:cs="Arial"/>
-                <w:sz w:val="16"/>
-                <w:szCs w:val="16"/>
-              </w:rPr>
-              <w:t>2</w:t>
+              <w:t>adequate2</w:t>
             </w:r>
             <w:r>
               <w:rPr>
@@ -6491,15 +6427,7 @@
                 <w:sz w:val="16"/>
                 <w:szCs w:val="16"/>
               </w:rPr>
-              <w:t>poor</w:t>
-            </w:r>
-            <w:r>
-              <w:rPr>
-                <w:rFonts w:ascii="Arial" w:eastAsia="Arial" w:hAnsi="Arial" w:cs="Arial"/>
-                <w:sz w:val="16"/>
-                <w:szCs w:val="16"/>
-              </w:rPr>
-              <w:t>2</w:t>
+              <w:t>poor2</w:t>
             </w:r>
             <w:r>
               <w:rPr>
@@ -6548,15 +6476,7 @@
                 <w:sz w:val="16"/>
                 <w:szCs w:val="16"/>
               </w:rPr>
-              <w:t>poor</w:t>
-            </w:r>
-            <w:r>
-              <w:rPr>
-                <w:rFonts w:ascii="Arial" w:eastAsia="Arial" w:hAnsi="Arial" w:cs="Arial"/>
-                <w:sz w:val="16"/>
-                <w:szCs w:val="16"/>
-              </w:rPr>
-              <w:t>2</w:t>
+              <w:t>poor2</w:t>
             </w:r>
             <w:r>
               <w:rPr>
@@ -8122,15 +8042,7 @@
                 <w:sz w:val="16"/>
                 <w:szCs w:val="16"/>
               </w:rPr>
-              <w:t xml:space="preserve"> </w:t>
-            </w:r>
-            <w:r>
-              <w:rPr>
-                <w:rFonts w:ascii="Arial" w:eastAsia="Arial" w:hAnsi="Arial" w:cs="Arial"/>
-                <w:sz w:val="16"/>
-                <w:szCs w:val="16"/>
-              </w:rPr>
-              <w:t>Low</w:t>
+              <w:t xml:space="preserve"> Low</w:t>
             </w:r>
             <w:r>
               <w:rPr>
@@ -8254,15 +8166,7 @@
                 <w:sz w:val="16"/>
                 <w:szCs w:val="16"/>
               </w:rPr>
-              <w:t xml:space="preserve"> </w:t>
-            </w:r>
-            <w:r>
-              <w:rPr>
-                <w:rFonts w:ascii="Arial" w:eastAsia="Arial" w:hAnsi="Arial" w:cs="Arial"/>
-                <w:sz w:val="16"/>
-                <w:szCs w:val="16"/>
-              </w:rPr>
-              <w:t>Medium</w:t>
+              <w:t xml:space="preserve"> Medium</w:t>
             </w:r>
             <w:r>
               <w:rPr>
@@ -8386,15 +8290,7 @@
                 <w:sz w:val="16"/>
                 <w:szCs w:val="16"/>
               </w:rPr>
-              <w:t xml:space="preserve"> </w:t>
-            </w:r>
-            <w:r>
-              <w:rPr>
-                <w:rFonts w:ascii="Arial" w:eastAsia="Arial" w:hAnsi="Arial" w:cs="Arial"/>
-                <w:sz w:val="16"/>
-                <w:szCs w:val="16"/>
-              </w:rPr>
-              <w:t>High</w:t>
+              <w:t xml:space="preserve"> High</w:t>
             </w:r>
           </w:p>
         </w:tc>
@@ -9878,31 +9774,7 @@
                 <w:sz w:val="14"/>
                 <w:szCs w:val="14"/>
               </w:rPr>
-              <w:t xml:space="preserve">Pending </w:t>
-            </w:r>
-            <w:r>
-              <w:rPr>
-                <w:rFonts w:ascii="Arial" w:hAnsi="Arial" w:cs="Arial"/>
-                <w:sz w:val="14"/>
-                <w:szCs w:val="14"/>
-              </w:rPr>
-              <w:t>Request/</w:t>
-            </w:r>
-            <w:r>
-              <w:rPr>
-                <w:rFonts w:ascii="Arial" w:hAnsi="Arial" w:cs="Arial"/>
-                <w:sz w:val="14"/>
-                <w:szCs w:val="14"/>
-              </w:rPr>
-              <w:t>Placement</w:t>
-            </w:r>
-            <w:r>
-              <w:rPr>
-                <w:rFonts w:ascii="Arial" w:hAnsi="Arial" w:cs="Arial"/>
-                <w:sz w:val="14"/>
-                <w:szCs w:val="14"/>
-              </w:rPr>
-              <w:t xml:space="preserve"> in START</w:t>
+              <w:t>Pending Request/Placement in START</w:t>
             </w:r>
           </w:p>
         </w:tc>
@@ -9941,15 +9813,7 @@
                 <w:sz w:val="16"/>
                 <w:szCs w:val="16"/>
               </w:rPr>
-              <w:t>other</w:t>
-            </w:r>
-            <w:r>
-              <w:rPr>
-                <w:rFonts w:ascii="Arial" w:hAnsi="Arial" w:cs="Arial"/>
-                <w:sz w:val="16"/>
-                <w:szCs w:val="16"/>
-              </w:rPr>
-              <w:t>2</w:t>
+              <w:t>other2</w:t>
             </w:r>
             <w:r>
               <w:rPr>
@@ -9997,15 +9861,7 @@
                 <w:sz w:val="16"/>
                 <w:szCs w:val="16"/>
               </w:rPr>
-              <w:t>other</w:t>
-            </w:r>
-            <w:r>
-              <w:rPr>
-                <w:rFonts w:ascii="Arial" w:hAnsi="Arial" w:cs="Arial"/>
-                <w:sz w:val="16"/>
-                <w:szCs w:val="16"/>
-              </w:rPr>
-              <w:t>2</w:t>
+              <w:t>other2</w:t>
             </w:r>
             <w:r>
               <w:rPr>
@@ -10069,23 +9925,7 @@
                 <w:sz w:val="18"/>
                 <w:szCs w:val="18"/>
               </w:rPr>
-              <w:t>{otherText</w:t>
-            </w:r>
-            <w:r>
-              <w:rPr>
-                <w:rFonts w:ascii="Courier New" w:eastAsia="Courier New" w:hAnsi="Courier New" w:cs="Courier New"/>
-                <w:sz w:val="18"/>
-                <w:szCs w:val="18"/>
-              </w:rPr>
-              <w:t>2</w:t>
-            </w:r>
-            <w:r>
-              <w:rPr>
-                <w:rFonts w:ascii="Courier New" w:eastAsia="Courier New" w:hAnsi="Courier New" w:cs="Courier New"/>
-                <w:sz w:val="18"/>
-                <w:szCs w:val="18"/>
-              </w:rPr>
-              <w:t>}</w:t>
+              <w:t>{otherText2}</w:t>
             </w:r>
           </w:p>
         </w:tc>
@@ -13836,15 +13676,7 @@
                 <w:sz w:val="16"/>
                 <w:szCs w:val="16"/>
               </w:rPr>
-              <w:t>other</w:t>
-            </w:r>
-            <w:r>
-              <w:rPr>
-                <w:rFonts w:ascii="Arial" w:hAnsi="Arial" w:cs="Arial"/>
-                <w:sz w:val="16"/>
-                <w:szCs w:val="16"/>
-              </w:rPr>
-              <w:t>4</w:t>
+              <w:t>other4</w:t>
             </w:r>
             <w:r>
               <w:rPr>
@@ -13892,15 +13724,7 @@
                 <w:sz w:val="16"/>
                 <w:szCs w:val="16"/>
               </w:rPr>
-              <w:t>other</w:t>
-            </w:r>
-            <w:r>
-              <w:rPr>
-                <w:rFonts w:ascii="Arial" w:hAnsi="Arial" w:cs="Arial"/>
-                <w:sz w:val="16"/>
-                <w:szCs w:val="16"/>
-              </w:rPr>
-              <w:t>4</w:t>
+              <w:t>other4</w:t>
             </w:r>
             <w:r>
               <w:rPr>
@@ -14458,15 +14282,7 @@
                 <w:sz w:val="16"/>
                 <w:szCs w:val="16"/>
               </w:rPr>
-              <w:t>method</w:t>
-            </w:r>
-            <w:r>
-              <w:rPr>
-                <w:rFonts w:ascii="Arial" w:hAnsi="Arial" w:cs="Arial"/>
-                <w:sz w:val="16"/>
-                <w:szCs w:val="16"/>
-              </w:rPr>
-              <w:t>ASL</w:t>
+              <w:t>methodASL</w:t>
             </w:r>
             <w:r>
               <w:rPr>
@@ -14515,15 +14331,7 @@
                 <w:sz w:val="16"/>
                 <w:szCs w:val="16"/>
               </w:rPr>
-              <w:t>method</w:t>
-            </w:r>
-            <w:r>
-              <w:rPr>
-                <w:rFonts w:ascii="Arial" w:hAnsi="Arial" w:cs="Arial"/>
-                <w:sz w:val="16"/>
-                <w:szCs w:val="16"/>
-              </w:rPr>
-              <w:t>ASL</w:t>
+              <w:t>methodASL</w:t>
             </w:r>
             <w:proofErr w:type="spellEnd"/>
             <w:r>
@@ -14605,15 +14413,7 @@
                 <w:sz w:val="16"/>
                 <w:szCs w:val="16"/>
               </w:rPr>
-              <w:t>method</w:t>
-            </w:r>
-            <w:r>
-              <w:rPr>
-                <w:rFonts w:ascii="Arial" w:hAnsi="Arial" w:cs="Arial"/>
-                <w:sz w:val="16"/>
-                <w:szCs w:val="16"/>
-              </w:rPr>
-              <w:t>VWHA</w:t>
+              <w:t>methodVWHA</w:t>
             </w:r>
             <w:r>
               <w:rPr>
@@ -14662,15 +14462,7 @@
                 <w:sz w:val="16"/>
                 <w:szCs w:val="16"/>
               </w:rPr>
-              <w:t>method</w:t>
-            </w:r>
-            <w:r>
-              <w:rPr>
-                <w:rFonts w:ascii="Arial" w:hAnsi="Arial" w:cs="Arial"/>
-                <w:sz w:val="16"/>
-                <w:szCs w:val="16"/>
-              </w:rPr>
-              <w:t>VHA</w:t>
+              <w:t>methodVHA</w:t>
             </w:r>
             <w:proofErr w:type="spellEnd"/>
             <w:r>
@@ -14767,15 +14559,7 @@
                 <w:sz w:val="16"/>
                 <w:szCs w:val="16"/>
               </w:rPr>
-              <w:t>method</w:t>
-            </w:r>
-            <w:r>
-              <w:rPr>
-                <w:rFonts w:ascii="Arial" w:hAnsi="Arial" w:cs="Arial"/>
-                <w:sz w:val="16"/>
-                <w:szCs w:val="16"/>
-              </w:rPr>
-              <w:t>VWOHA</w:t>
+              <w:t>methodVWOHA</w:t>
             </w:r>
             <w:r>
               <w:rPr>
@@ -14824,15 +14608,7 @@
                 <w:sz w:val="16"/>
                 <w:szCs w:val="16"/>
               </w:rPr>
-              <w:t>method</w:t>
-            </w:r>
-            <w:r>
-              <w:rPr>
-                <w:rFonts w:ascii="Arial" w:hAnsi="Arial" w:cs="Arial"/>
-                <w:sz w:val="16"/>
-                <w:szCs w:val="16"/>
-              </w:rPr>
-              <w:t>VWOHA</w:t>
+              <w:t>methodVWOHA</w:t>
             </w:r>
             <w:proofErr w:type="spellEnd"/>
             <w:r>
@@ -15117,15 +14893,7 @@
                 <w:sz w:val="16"/>
                 <w:szCs w:val="16"/>
               </w:rPr>
-              <w:t>methodS</w:t>
-            </w:r>
-            <w:r>
-              <w:rPr>
-                <w:rFonts w:ascii="Arial" w:hAnsi="Arial" w:cs="Arial"/>
-                <w:sz w:val="16"/>
-                <w:szCs w:val="16"/>
-              </w:rPr>
-              <w:t>taffRead</w:t>
+              <w:t>methodStaffRead</w:t>
             </w:r>
             <w:proofErr w:type="spellEnd"/>
             <w:r>
@@ -15222,15 +14990,7 @@
                 <w:sz w:val="16"/>
                 <w:szCs w:val="16"/>
               </w:rPr>
-              <w:t>other</w:t>
-            </w:r>
-            <w:r>
-              <w:rPr>
-                <w:rFonts w:ascii="Arial" w:hAnsi="Arial" w:cs="Arial"/>
-                <w:sz w:val="16"/>
-                <w:szCs w:val="16"/>
-              </w:rPr>
-              <w:t>6</w:t>
+              <w:t>other6</w:t>
             </w:r>
             <w:r>
               <w:rPr>
@@ -15278,15 +15038,7 @@
                 <w:sz w:val="16"/>
                 <w:szCs w:val="16"/>
               </w:rPr>
-              <w:t>other</w:t>
-            </w:r>
-            <w:r>
-              <w:rPr>
-                <w:rFonts w:ascii="Arial" w:hAnsi="Arial" w:cs="Arial"/>
-                <w:sz w:val="16"/>
-                <w:szCs w:val="16"/>
-              </w:rPr>
-              <w:t>6</w:t>
+              <w:t>other6</w:t>
             </w:r>
             <w:r>
               <w:rPr>

--- a/apps/staff/src/core/Paperwork/US_MI/SCCReviewV2/scc_review_template_v2.docx
+++ b/apps/staff/src/core/Paperwork/US_MI/SCCReviewV2/scc_review_template_v2.docx
@@ -851,23 +851,7 @@
                 <w:sz w:val="18"/>
                 <w:szCs w:val="18"/>
               </w:rPr>
-              <w:t>{lock</w:t>
-            </w:r>
-            <w:r>
-              <w:rPr>
-                <w:rFonts w:ascii="Courier New" w:eastAsia="Courier New" w:hAnsi="Courier New" w:cs="Courier New"/>
-                <w:sz w:val="18"/>
-                <w:szCs w:val="18"/>
-              </w:rPr>
-              <w:t>Date</w:t>
-            </w:r>
-            <w:r>
-              <w:rPr>
-                <w:rFonts w:ascii="Courier New" w:eastAsia="Courier New" w:hAnsi="Courier New" w:cs="Courier New"/>
-                <w:sz w:val="18"/>
-                <w:szCs w:val="18"/>
-              </w:rPr>
-              <w:t>}</w:t>
+              <w:t>{lockDate}</w:t>
             </w:r>
           </w:p>
         </w:tc>
@@ -12286,7 +12270,7 @@
       </w:tblGrid>
       <w:tr>
         <w:trPr>
-          <w:trHeight w:hRule="exact" w:val="288"/>
+          <w:trHeight w:hRule="exact" w:val="259"/>
         </w:trPr>
         <w:tc>
           <w:tcPr>
@@ -12297,15 +12281,15 @@
               <w:spacing w:before="60"/>
               <w:rPr>
                 <w:rFonts w:ascii="Arial" w:hAnsi="Arial" w:cs="Arial"/>
-                <w:sz w:val="16"/>
-                <w:szCs w:val="16"/>
+                <w:sz w:val="15"/>
+                <w:szCs w:val="15"/>
               </w:rPr>
             </w:pPr>
             <w:r>
               <w:rPr>
                 <w:rFonts w:ascii="Arial" w:hAnsi="Arial" w:cs="Arial"/>
-                <w:sz w:val="16"/>
-                <w:szCs w:val="16"/>
+                <w:sz w:val="15"/>
+                <w:szCs w:val="15"/>
               </w:rPr>
               <w:t>Barrier to communication:</w:t>
             </w:r>
@@ -12320,40 +12304,24 @@
               <w:spacing w:before="60"/>
               <w:rPr>
                 <w:rFonts w:ascii="Arial" w:hAnsi="Arial" w:cs="Arial"/>
-                <w:sz w:val="16"/>
-                <w:szCs w:val="16"/>
+                <w:sz w:val="15"/>
+                <w:szCs w:val="15"/>
               </w:rPr>
             </w:pPr>
             <w:permStart w:id="2109279625" w:edGrp="everyone"/>
             <w:r>
               <w:rPr>
                 <w:rFonts w:ascii="Arial" w:hAnsi="Arial" w:cs="Arial"/>
-                <w:sz w:val="16"/>
-                <w:szCs w:val="16"/>
-              </w:rPr>
-              <w:t>{#</w:t>
-            </w:r>
-            <w:r>
-              <w:rPr>
-                <w:rFonts w:ascii="Arial" w:hAnsi="Arial" w:cs="Arial"/>
-                <w:sz w:val="16"/>
-                <w:szCs w:val="16"/>
-              </w:rPr>
-              <w:t>none</w:t>
-            </w:r>
-            <w:r>
-              <w:rPr>
-                <w:rFonts w:ascii="Arial" w:hAnsi="Arial" w:cs="Arial"/>
-                <w:sz w:val="16"/>
-                <w:szCs w:val="16"/>
-              </w:rPr>
-              <w:t>}</w:t>
+                <w:sz w:val="15"/>
+                <w:szCs w:val="15"/>
+              </w:rPr>
+              <w:t>{#none}</w:t>
             </w:r>
             <w:sdt>
               <w:sdtPr>
                 <w:rPr>
-                  <w:sz w:val="18"/>
-                  <w:szCs w:val="18"/>
+                  <w:sz w:val="15"/>
+                  <w:szCs w:val="15"/>
                 </w:rPr>
                 <w:id w:val="-424884822"/>
                 <w14:checkbox>
@@ -12366,8 +12334,8 @@
                 <w:r>
                   <w:rPr>
                     <w:rFonts w:ascii="MS Gothic" w:eastAsia="MS Gothic" w:hAnsi="MS Gothic" w:hint="eastAsia"/>
-                    <w:sz w:val="18"/>
-                    <w:szCs w:val="18"/>
+                    <w:sz w:val="15"/>
+                    <w:szCs w:val="15"/>
                   </w:rPr>
                   <w:t>☒</w:t>
                 </w:r>
@@ -12376,32 +12344,16 @@
             <w:r>
               <w:rPr>
                 <w:rFonts w:ascii="Arial" w:hAnsi="Arial" w:cs="Arial"/>
-                <w:sz w:val="16"/>
-                <w:szCs w:val="16"/>
-              </w:rPr>
-              <w:t>{/}{^</w:t>
-            </w:r>
-            <w:r>
-              <w:rPr>
-                <w:rFonts w:ascii="Arial" w:hAnsi="Arial" w:cs="Arial"/>
-                <w:sz w:val="16"/>
-                <w:szCs w:val="16"/>
-              </w:rPr>
-              <w:t>none</w:t>
-            </w:r>
-            <w:r>
-              <w:rPr>
-                <w:rFonts w:ascii="Arial" w:hAnsi="Arial" w:cs="Arial"/>
-                <w:sz w:val="16"/>
-                <w:szCs w:val="16"/>
-              </w:rPr>
-              <w:t>}</w:t>
+                <w:sz w:val="15"/>
+                <w:szCs w:val="15"/>
+              </w:rPr>
+              <w:t>{/}{^none}</w:t>
             </w:r>
             <w:sdt>
               <w:sdtPr>
                 <w:rPr>
-                  <w:sz w:val="18"/>
-                  <w:szCs w:val="18"/>
+                  <w:sz w:val="15"/>
+                  <w:szCs w:val="15"/>
                 </w:rPr>
                 <w:id w:val="1983267734"/>
                 <w14:checkbox>
@@ -12414,8 +12366,8 @@
                 <w:r>
                   <w:rPr>
                     <w:rFonts w:ascii="MS Gothic" w:eastAsia="MS Gothic" w:hAnsi="MS Gothic" w:hint="eastAsia"/>
-                    <w:sz w:val="18"/>
-                    <w:szCs w:val="18"/>
+                    <w:sz w:val="15"/>
+                    <w:szCs w:val="15"/>
                   </w:rPr>
                   <w:t>☐</w:t>
                 </w:r>
@@ -12424,42 +12376,34 @@
             <w:r>
               <w:rPr>
                 <w:rFonts w:ascii="Arial" w:hAnsi="Arial" w:cs="Arial"/>
-                <w:sz w:val="16"/>
-                <w:szCs w:val="16"/>
+                <w:sz w:val="15"/>
+                <w:szCs w:val="15"/>
               </w:rPr>
               <w:t>{/}</w:t>
             </w:r>
             <w:permEnd w:id="2109279625"/>
             <w:r>
               <w:rPr>
-                <w:sz w:val="20"/>
-                <w:szCs w:val="20"/>
+                <w:sz w:val="15"/>
+                <w:szCs w:val="15"/>
               </w:rPr>
               <w:t xml:space="preserve"> </w:t>
             </w:r>
             <w:r>
               <w:rPr>
                 <w:rFonts w:ascii="Arial" w:eastAsia="Arial" w:hAnsi="Arial" w:cs="Arial"/>
-                <w:sz w:val="16"/>
-                <w:szCs w:val="16"/>
+                <w:sz w:val="15"/>
+                <w:szCs w:val="15"/>
               </w:rPr>
               <w:t xml:space="preserve"> </w:t>
             </w:r>
             <w:r>
               <w:rPr>
                 <w:rFonts w:ascii="Arial" w:hAnsi="Arial" w:cs="Arial"/>
-                <w:sz w:val="16"/>
-                <w:szCs w:val="16"/>
-              </w:rPr>
-              <w:t xml:space="preserve"> </w:t>
-            </w:r>
-            <w:r>
-              <w:rPr>
-                <w:rFonts w:ascii="Arial" w:hAnsi="Arial" w:cs="Arial"/>
-                <w:sz w:val="16"/>
-                <w:szCs w:val="16"/>
-              </w:rPr>
-              <w:t>None</w:t>
+                <w:sz w:val="15"/>
+                <w:szCs w:val="15"/>
+              </w:rPr>
+              <w:t xml:space="preserve"> None</w:t>
             </w:r>
           </w:p>
         </w:tc>
@@ -12472,40 +12416,24 @@
               <w:spacing w:before="60"/>
               <w:rPr>
                 <w:rFonts w:ascii="Arial" w:hAnsi="Arial" w:cs="Arial"/>
-                <w:sz w:val="16"/>
-                <w:szCs w:val="16"/>
+                <w:sz w:val="15"/>
+                <w:szCs w:val="15"/>
               </w:rPr>
             </w:pPr>
             <w:permStart w:id="1100230566" w:edGrp="everyone"/>
             <w:r>
               <w:rPr>
                 <w:rFonts w:ascii="Arial" w:hAnsi="Arial" w:cs="Arial"/>
-                <w:sz w:val="16"/>
-                <w:szCs w:val="16"/>
-              </w:rPr>
-              <w:t>{#</w:t>
-            </w:r>
-            <w:r>
-              <w:rPr>
-                <w:rFonts w:ascii="Arial" w:hAnsi="Arial" w:cs="Arial"/>
-                <w:sz w:val="16"/>
-                <w:szCs w:val="16"/>
-              </w:rPr>
-              <w:t>BLV</w:t>
-            </w:r>
-            <w:r>
-              <w:rPr>
-                <w:rFonts w:ascii="Arial" w:hAnsi="Arial" w:cs="Arial"/>
-                <w:sz w:val="16"/>
-                <w:szCs w:val="16"/>
-              </w:rPr>
-              <w:t>}</w:t>
+                <w:sz w:val="15"/>
+                <w:szCs w:val="15"/>
+              </w:rPr>
+              <w:t>{#BLV}</w:t>
             </w:r>
             <w:sdt>
               <w:sdtPr>
                 <w:rPr>
-                  <w:sz w:val="18"/>
-                  <w:szCs w:val="18"/>
+                  <w:sz w:val="15"/>
+                  <w:szCs w:val="15"/>
                 </w:rPr>
                 <w:id w:val="696966566"/>
                 <w14:checkbox>
@@ -12518,8 +12446,8 @@
                 <w:r>
                   <w:rPr>
                     <w:rFonts w:ascii="MS Gothic" w:eastAsia="MS Gothic" w:hAnsi="MS Gothic" w:hint="eastAsia"/>
-                    <w:sz w:val="18"/>
-                    <w:szCs w:val="18"/>
+                    <w:sz w:val="15"/>
+                    <w:szCs w:val="15"/>
                   </w:rPr>
                   <w:t>☒</w:t>
                 </w:r>
@@ -12528,32 +12456,16 @@
             <w:r>
               <w:rPr>
                 <w:rFonts w:ascii="Arial" w:hAnsi="Arial" w:cs="Arial"/>
-                <w:sz w:val="16"/>
-                <w:szCs w:val="16"/>
-              </w:rPr>
-              <w:t>{/}{^</w:t>
-            </w:r>
-            <w:r>
-              <w:rPr>
-                <w:rFonts w:ascii="Arial" w:hAnsi="Arial" w:cs="Arial"/>
-                <w:sz w:val="16"/>
-                <w:szCs w:val="16"/>
-              </w:rPr>
-              <w:t>BLV</w:t>
-            </w:r>
-            <w:r>
-              <w:rPr>
-                <w:rFonts w:ascii="Arial" w:hAnsi="Arial" w:cs="Arial"/>
-                <w:sz w:val="16"/>
-                <w:szCs w:val="16"/>
-              </w:rPr>
-              <w:t>}</w:t>
+                <w:sz w:val="15"/>
+                <w:szCs w:val="15"/>
+              </w:rPr>
+              <w:t>{/}{^BLV}</w:t>
             </w:r>
             <w:sdt>
               <w:sdtPr>
                 <w:rPr>
-                  <w:sz w:val="18"/>
-                  <w:szCs w:val="18"/>
+                  <w:sz w:val="15"/>
+                  <w:szCs w:val="15"/>
                 </w:rPr>
                 <w:id w:val="-2120206144"/>
                 <w14:checkbox>
@@ -12566,8 +12478,8 @@
                 <w:r>
                   <w:rPr>
                     <w:rFonts w:ascii="MS Gothic" w:eastAsia="MS Gothic" w:hAnsi="MS Gothic" w:hint="eastAsia"/>
-                    <w:sz w:val="18"/>
-                    <w:szCs w:val="18"/>
+                    <w:sz w:val="15"/>
+                    <w:szCs w:val="15"/>
                   </w:rPr>
                   <w:t>☐</w:t>
                 </w:r>
@@ -12576,32 +12488,32 @@
             <w:r>
               <w:rPr>
                 <w:rFonts w:ascii="Arial" w:hAnsi="Arial" w:cs="Arial"/>
-                <w:sz w:val="16"/>
-                <w:szCs w:val="16"/>
+                <w:sz w:val="15"/>
+                <w:szCs w:val="15"/>
               </w:rPr>
               <w:t>{/}</w:t>
             </w:r>
             <w:permEnd w:id="1100230566"/>
             <w:r>
               <w:rPr>
-                <w:sz w:val="20"/>
-                <w:szCs w:val="20"/>
+                <w:sz w:val="15"/>
+                <w:szCs w:val="15"/>
               </w:rPr>
               <w:t xml:space="preserve"> </w:t>
             </w:r>
             <w:r>
               <w:rPr>
                 <w:rFonts w:ascii="Arial" w:eastAsia="Arial" w:hAnsi="Arial" w:cs="Arial"/>
-                <w:sz w:val="16"/>
-                <w:szCs w:val="16"/>
+                <w:sz w:val="15"/>
+                <w:szCs w:val="15"/>
               </w:rPr>
               <w:t xml:space="preserve"> </w:t>
             </w:r>
             <w:r>
               <w:rPr>
                 <w:rFonts w:ascii="Arial" w:hAnsi="Arial" w:cs="Arial"/>
-                <w:sz w:val="16"/>
-                <w:szCs w:val="16"/>
+                <w:sz w:val="15"/>
+                <w:szCs w:val="15"/>
               </w:rPr>
               <w:t>Blind/Low Vision</w:t>
             </w:r>
@@ -12616,40 +12528,24 @@
               <w:spacing w:before="60"/>
               <w:rPr>
                 <w:rFonts w:ascii="Arial" w:hAnsi="Arial" w:cs="Arial"/>
-                <w:sz w:val="16"/>
-                <w:szCs w:val="16"/>
+                <w:sz w:val="15"/>
+                <w:szCs w:val="15"/>
               </w:rPr>
             </w:pPr>
             <w:permStart w:id="937504178" w:edGrp="everyone"/>
             <w:r>
               <w:rPr>
                 <w:rFonts w:ascii="Arial" w:hAnsi="Arial" w:cs="Arial"/>
-                <w:sz w:val="16"/>
-                <w:szCs w:val="16"/>
-              </w:rPr>
-              <w:t>{#</w:t>
-            </w:r>
-            <w:r>
-              <w:rPr>
-                <w:rFonts w:ascii="Arial" w:hAnsi="Arial" w:cs="Arial"/>
-                <w:sz w:val="16"/>
-                <w:szCs w:val="16"/>
-              </w:rPr>
-              <w:t>DHH</w:t>
-            </w:r>
-            <w:r>
-              <w:rPr>
-                <w:rFonts w:ascii="Arial" w:hAnsi="Arial" w:cs="Arial"/>
-                <w:sz w:val="16"/>
-                <w:szCs w:val="16"/>
-              </w:rPr>
-              <w:t>}</w:t>
+                <w:sz w:val="15"/>
+                <w:szCs w:val="15"/>
+              </w:rPr>
+              <w:t>{#DHH}</w:t>
             </w:r>
             <w:sdt>
               <w:sdtPr>
                 <w:rPr>
-                  <w:sz w:val="18"/>
-                  <w:szCs w:val="18"/>
+                  <w:sz w:val="15"/>
+                  <w:szCs w:val="15"/>
                 </w:rPr>
                 <w:id w:val="-864827594"/>
                 <w14:checkbox>
@@ -12662,8 +12558,8 @@
                 <w:r>
                   <w:rPr>
                     <w:rFonts w:ascii="MS Gothic" w:eastAsia="MS Gothic" w:hAnsi="MS Gothic" w:hint="eastAsia"/>
-                    <w:sz w:val="18"/>
-                    <w:szCs w:val="18"/>
+                    <w:sz w:val="15"/>
+                    <w:szCs w:val="15"/>
                   </w:rPr>
                   <w:t>☒</w:t>
                 </w:r>
@@ -12672,32 +12568,16 @@
             <w:r>
               <w:rPr>
                 <w:rFonts w:ascii="Arial" w:hAnsi="Arial" w:cs="Arial"/>
-                <w:sz w:val="16"/>
-                <w:szCs w:val="16"/>
-              </w:rPr>
-              <w:t>{/}{^</w:t>
-            </w:r>
-            <w:r>
-              <w:rPr>
-                <w:rFonts w:ascii="Arial" w:hAnsi="Arial" w:cs="Arial"/>
-                <w:sz w:val="16"/>
-                <w:szCs w:val="16"/>
-              </w:rPr>
-              <w:t>DHH</w:t>
-            </w:r>
-            <w:r>
-              <w:rPr>
-                <w:rFonts w:ascii="Arial" w:hAnsi="Arial" w:cs="Arial"/>
-                <w:sz w:val="16"/>
-                <w:szCs w:val="16"/>
-              </w:rPr>
-              <w:t>}</w:t>
+                <w:sz w:val="15"/>
+                <w:szCs w:val="15"/>
+              </w:rPr>
+              <w:t>{/}{^DHH}</w:t>
             </w:r>
             <w:sdt>
               <w:sdtPr>
                 <w:rPr>
-                  <w:sz w:val="18"/>
-                  <w:szCs w:val="18"/>
+                  <w:sz w:val="15"/>
+                  <w:szCs w:val="15"/>
                 </w:rPr>
                 <w:id w:val="-1085147084"/>
                 <w14:checkbox>
@@ -12710,8 +12590,8 @@
                 <w:r>
                   <w:rPr>
                     <w:rFonts w:ascii="MS Gothic" w:eastAsia="MS Gothic" w:hAnsi="MS Gothic" w:hint="eastAsia"/>
-                    <w:sz w:val="18"/>
-                    <w:szCs w:val="18"/>
+                    <w:sz w:val="15"/>
+                    <w:szCs w:val="15"/>
                   </w:rPr>
                   <w:t>☐</w:t>
                 </w:r>
@@ -12720,50 +12600,34 @@
             <w:r>
               <w:rPr>
                 <w:rFonts w:ascii="Arial" w:hAnsi="Arial" w:cs="Arial"/>
-                <w:sz w:val="16"/>
-                <w:szCs w:val="16"/>
+                <w:sz w:val="15"/>
+                <w:szCs w:val="15"/>
               </w:rPr>
               <w:t>{/}</w:t>
             </w:r>
             <w:permEnd w:id="937504178"/>
             <w:r>
               <w:rPr>
-                <w:sz w:val="20"/>
-                <w:szCs w:val="20"/>
+                <w:sz w:val="15"/>
+                <w:szCs w:val="15"/>
               </w:rPr>
               <w:t xml:space="preserve"> </w:t>
             </w:r>
             <w:r>
               <w:rPr>
                 <w:rFonts w:ascii="Arial" w:eastAsia="Arial" w:hAnsi="Arial" w:cs="Arial"/>
-                <w:sz w:val="16"/>
-                <w:szCs w:val="16"/>
+                <w:sz w:val="15"/>
+                <w:szCs w:val="15"/>
               </w:rPr>
               <w:t xml:space="preserve"> </w:t>
             </w:r>
             <w:r>
               <w:rPr>
                 <w:rFonts w:ascii="Arial" w:hAnsi="Arial" w:cs="Arial"/>
-                <w:sz w:val="16"/>
-                <w:szCs w:val="16"/>
-              </w:rPr>
-              <w:t>D</w:t>
-            </w:r>
-            <w:r>
-              <w:rPr>
-                <w:rFonts w:ascii="Arial" w:hAnsi="Arial" w:cs="Arial"/>
-                <w:sz w:val="16"/>
-                <w:szCs w:val="16"/>
-              </w:rPr>
-              <w:t>/</w:t>
-            </w:r>
-            <w:r>
-              <w:rPr>
-                <w:rFonts w:ascii="Arial" w:hAnsi="Arial" w:cs="Arial"/>
-                <w:sz w:val="16"/>
-                <w:szCs w:val="16"/>
-              </w:rPr>
-              <w:t>HH</w:t>
+                <w:sz w:val="15"/>
+                <w:szCs w:val="15"/>
+              </w:rPr>
+              <w:t>D/HH</w:t>
             </w:r>
           </w:p>
         </w:tc>
@@ -12777,40 +12641,24 @@
               <w:spacing w:before="60"/>
               <w:rPr>
                 <w:rFonts w:ascii="Arial" w:hAnsi="Arial" w:cs="Arial"/>
-                <w:sz w:val="16"/>
-                <w:szCs w:val="16"/>
+                <w:sz w:val="15"/>
+                <w:szCs w:val="15"/>
               </w:rPr>
             </w:pPr>
             <w:permStart w:id="604179343" w:edGrp="everyone"/>
             <w:r>
               <w:rPr>
                 <w:rFonts w:ascii="Arial" w:hAnsi="Arial" w:cs="Arial"/>
-                <w:sz w:val="16"/>
-                <w:szCs w:val="16"/>
-              </w:rPr>
-              <w:t>{#</w:t>
-            </w:r>
-            <w:r>
-              <w:rPr>
-                <w:rFonts w:ascii="Arial" w:hAnsi="Arial" w:cs="Arial"/>
-                <w:sz w:val="16"/>
-                <w:szCs w:val="16"/>
-              </w:rPr>
-              <w:t>other3</w:t>
-            </w:r>
-            <w:r>
-              <w:rPr>
-                <w:rFonts w:ascii="Arial" w:hAnsi="Arial" w:cs="Arial"/>
-                <w:sz w:val="16"/>
-                <w:szCs w:val="16"/>
-              </w:rPr>
-              <w:t>}</w:t>
+                <w:sz w:val="15"/>
+                <w:szCs w:val="15"/>
+              </w:rPr>
+              <w:t>{#other3}</w:t>
             </w:r>
             <w:sdt>
               <w:sdtPr>
                 <w:rPr>
-                  <w:sz w:val="18"/>
-                  <w:szCs w:val="18"/>
+                  <w:sz w:val="15"/>
+                  <w:szCs w:val="15"/>
                 </w:rPr>
                 <w:id w:val="1477338317"/>
                 <w14:checkbox>
@@ -12823,8 +12671,8 @@
                 <w:r>
                   <w:rPr>
                     <w:rFonts w:ascii="MS Gothic" w:eastAsia="MS Gothic" w:hAnsi="MS Gothic" w:hint="eastAsia"/>
-                    <w:sz w:val="18"/>
-                    <w:szCs w:val="18"/>
+                    <w:sz w:val="15"/>
+                    <w:szCs w:val="15"/>
                   </w:rPr>
                   <w:t>☒</w:t>
                 </w:r>
@@ -12833,32 +12681,16 @@
             <w:r>
               <w:rPr>
                 <w:rFonts w:ascii="Arial" w:hAnsi="Arial" w:cs="Arial"/>
-                <w:sz w:val="16"/>
-                <w:szCs w:val="16"/>
-              </w:rPr>
-              <w:t>{/}{^</w:t>
-            </w:r>
-            <w:r>
-              <w:rPr>
-                <w:rFonts w:ascii="Arial" w:hAnsi="Arial" w:cs="Arial"/>
-                <w:sz w:val="16"/>
-                <w:szCs w:val="16"/>
-              </w:rPr>
-              <w:t>other3</w:t>
-            </w:r>
-            <w:r>
-              <w:rPr>
-                <w:rFonts w:ascii="Arial" w:hAnsi="Arial" w:cs="Arial"/>
-                <w:sz w:val="16"/>
-                <w:szCs w:val="16"/>
-              </w:rPr>
-              <w:t>}</w:t>
+                <w:sz w:val="15"/>
+                <w:szCs w:val="15"/>
+              </w:rPr>
+              <w:t>{/}{^other3}</w:t>
             </w:r>
             <w:sdt>
               <w:sdtPr>
                 <w:rPr>
-                  <w:sz w:val="18"/>
-                  <w:szCs w:val="18"/>
+                  <w:sz w:val="15"/>
+                  <w:szCs w:val="15"/>
                 </w:rPr>
                 <w:id w:val="1621030762"/>
                 <w14:checkbox>
@@ -12871,8 +12703,8 @@
                 <w:r>
                   <w:rPr>
                     <w:rFonts w:ascii="MS Gothic" w:eastAsia="MS Gothic" w:hAnsi="MS Gothic" w:hint="eastAsia"/>
-                    <w:sz w:val="18"/>
-                    <w:szCs w:val="18"/>
+                    <w:sz w:val="15"/>
+                    <w:szCs w:val="15"/>
                   </w:rPr>
                   <w:t>☐</w:t>
                 </w:r>
@@ -12881,49 +12713,41 @@
             <w:r>
               <w:rPr>
                 <w:rFonts w:ascii="Arial" w:hAnsi="Arial" w:cs="Arial"/>
-                <w:sz w:val="16"/>
-                <w:szCs w:val="16"/>
+                <w:sz w:val="15"/>
+                <w:szCs w:val="15"/>
               </w:rPr>
               <w:t>{/}</w:t>
             </w:r>
             <w:permEnd w:id="604179343"/>
             <w:r>
               <w:rPr>
-                <w:sz w:val="20"/>
-                <w:szCs w:val="20"/>
+                <w:sz w:val="15"/>
+                <w:szCs w:val="15"/>
               </w:rPr>
               <w:t xml:space="preserve"> </w:t>
             </w:r>
             <w:r>
               <w:rPr>
                 <w:rFonts w:ascii="Arial" w:eastAsia="Arial" w:hAnsi="Arial" w:cs="Arial"/>
-                <w:sz w:val="16"/>
-                <w:szCs w:val="16"/>
+                <w:sz w:val="15"/>
+                <w:szCs w:val="15"/>
               </w:rPr>
               <w:t xml:space="preserve"> </w:t>
             </w:r>
             <w:r>
               <w:rPr>
                 <w:rFonts w:ascii="Arial" w:hAnsi="Arial" w:cs="Arial"/>
-                <w:sz w:val="16"/>
-                <w:szCs w:val="16"/>
-              </w:rPr>
-              <w:t xml:space="preserve"> </w:t>
-            </w:r>
-            <w:r>
-              <w:rPr>
-                <w:rFonts w:ascii="Arial" w:hAnsi="Arial" w:cs="Arial"/>
-                <w:sz w:val="16"/>
-                <w:szCs w:val="16"/>
-              </w:rPr>
-              <w:t>Other</w:t>
+                <w:sz w:val="15"/>
+                <w:szCs w:val="15"/>
+              </w:rPr>
+              <w:t xml:space="preserve"> Other</w:t>
             </w:r>
           </w:p>
         </w:tc>
       </w:tr>
       <w:tr>
         <w:trPr>
-          <w:trHeight w:hRule="exact" w:val="288"/>
+          <w:trHeight w:hRule="exact" w:val="259"/>
         </w:trPr>
         <w:tc>
           <w:tcPr>
@@ -12934,15 +12758,15 @@
               <w:spacing w:before="60"/>
               <w:rPr>
                 <w:rFonts w:ascii="Arial" w:hAnsi="Arial" w:cs="Arial"/>
-                <w:sz w:val="16"/>
-                <w:szCs w:val="16"/>
+                <w:sz w:val="15"/>
+                <w:szCs w:val="15"/>
               </w:rPr>
             </w:pPr>
             <w:r>
               <w:rPr>
                 <w:rFonts w:ascii="Arial" w:hAnsi="Arial" w:cs="Arial"/>
-                <w:sz w:val="16"/>
-                <w:szCs w:val="16"/>
+                <w:sz w:val="15"/>
+                <w:szCs w:val="15"/>
               </w:rPr>
               <w:t>Primary method of communication:</w:t>
             </w:r>
@@ -12957,40 +12781,24 @@
               <w:spacing w:before="60"/>
               <w:rPr>
                 <w:rFonts w:ascii="Arial" w:hAnsi="Arial" w:cs="Arial"/>
-                <w:sz w:val="16"/>
-                <w:szCs w:val="16"/>
+                <w:sz w:val="15"/>
+                <w:szCs w:val="15"/>
               </w:rPr>
             </w:pPr>
             <w:permStart w:id="906639718" w:edGrp="everyone"/>
             <w:r>
               <w:rPr>
                 <w:rFonts w:ascii="Arial" w:hAnsi="Arial" w:cs="Arial"/>
-                <w:sz w:val="16"/>
-                <w:szCs w:val="16"/>
-              </w:rPr>
-              <w:t>{#</w:t>
-            </w:r>
-            <w:r>
-              <w:rPr>
-                <w:rFonts w:ascii="Arial" w:hAnsi="Arial" w:cs="Arial"/>
-                <w:sz w:val="16"/>
-                <w:szCs w:val="16"/>
-              </w:rPr>
-              <w:t>ASL</w:t>
-            </w:r>
-            <w:r>
-              <w:rPr>
-                <w:rFonts w:ascii="Arial" w:hAnsi="Arial" w:cs="Arial"/>
-                <w:sz w:val="16"/>
-                <w:szCs w:val="16"/>
-              </w:rPr>
-              <w:t>}</w:t>
+                <w:sz w:val="15"/>
+                <w:szCs w:val="15"/>
+              </w:rPr>
+              <w:t>{#ASL}</w:t>
             </w:r>
             <w:sdt>
               <w:sdtPr>
                 <w:rPr>
-                  <w:sz w:val="18"/>
-                  <w:szCs w:val="18"/>
+                  <w:sz w:val="15"/>
+                  <w:szCs w:val="15"/>
                 </w:rPr>
                 <w:id w:val="-426971199"/>
                 <w14:checkbox>
@@ -13003,8 +12811,8 @@
                 <w:r>
                   <w:rPr>
                     <w:rFonts w:ascii="MS Gothic" w:eastAsia="MS Gothic" w:hAnsi="MS Gothic" w:hint="eastAsia"/>
-                    <w:sz w:val="18"/>
-                    <w:szCs w:val="18"/>
+                    <w:sz w:val="15"/>
+                    <w:szCs w:val="15"/>
                   </w:rPr>
                   <w:t>☒</w:t>
                 </w:r>
@@ -13013,32 +12821,16 @@
             <w:r>
               <w:rPr>
                 <w:rFonts w:ascii="Arial" w:hAnsi="Arial" w:cs="Arial"/>
-                <w:sz w:val="16"/>
-                <w:szCs w:val="16"/>
-              </w:rPr>
-              <w:t>{/}{^</w:t>
-            </w:r>
-            <w:r>
-              <w:rPr>
-                <w:rFonts w:ascii="Arial" w:hAnsi="Arial" w:cs="Arial"/>
-                <w:sz w:val="16"/>
-                <w:szCs w:val="16"/>
-              </w:rPr>
-              <w:t>ASL</w:t>
-            </w:r>
-            <w:r>
-              <w:rPr>
-                <w:rFonts w:ascii="Arial" w:hAnsi="Arial" w:cs="Arial"/>
-                <w:sz w:val="16"/>
-                <w:szCs w:val="16"/>
-              </w:rPr>
-              <w:t>}</w:t>
+                <w:sz w:val="15"/>
+                <w:szCs w:val="15"/>
+              </w:rPr>
+              <w:t>{/}{^ASL}</w:t>
             </w:r>
             <w:sdt>
               <w:sdtPr>
                 <w:rPr>
-                  <w:sz w:val="18"/>
-                  <w:szCs w:val="18"/>
+                  <w:sz w:val="15"/>
+                  <w:szCs w:val="15"/>
                 </w:rPr>
                 <w:id w:val="953911034"/>
                 <w14:checkbox>
@@ -13051,8 +12843,8 @@
                 <w:r>
                   <w:rPr>
                     <w:rFonts w:ascii="MS Gothic" w:eastAsia="MS Gothic" w:hAnsi="MS Gothic" w:hint="eastAsia"/>
-                    <w:sz w:val="18"/>
-                    <w:szCs w:val="18"/>
+                    <w:sz w:val="15"/>
+                    <w:szCs w:val="15"/>
                   </w:rPr>
                   <w:t>☐</w:t>
                 </w:r>
@@ -13061,8 +12853,8 @@
             <w:r>
               <w:rPr>
                 <w:rFonts w:ascii="Arial" w:hAnsi="Arial" w:cs="Arial"/>
-                <w:sz w:val="16"/>
-                <w:szCs w:val="16"/>
+                <w:sz w:val="15"/>
+                <w:szCs w:val="15"/>
               </w:rPr>
               <w:t>{/}</w:t>
             </w:r>
@@ -13070,8 +12862,8 @@
             <w:r>
               <w:rPr>
                 <w:rFonts w:ascii="Arial" w:hAnsi="Arial" w:cs="Arial"/>
-                <w:sz w:val="16"/>
-                <w:szCs w:val="16"/>
+                <w:sz w:val="15"/>
+                <w:szCs w:val="15"/>
               </w:rPr>
               <w:t xml:space="preserve"> ASL</w:t>
             </w:r>
@@ -13086,40 +12878,24 @@
               <w:spacing w:before="60"/>
               <w:rPr>
                 <w:rFonts w:ascii="Arial" w:hAnsi="Arial" w:cs="Arial"/>
-                <w:sz w:val="16"/>
-                <w:szCs w:val="16"/>
+                <w:sz w:val="15"/>
+                <w:szCs w:val="15"/>
               </w:rPr>
             </w:pPr>
             <w:permStart w:id="1589017750" w:edGrp="everyone"/>
             <w:r>
               <w:rPr>
                 <w:rFonts w:ascii="Arial" w:hAnsi="Arial" w:cs="Arial"/>
-                <w:sz w:val="16"/>
-                <w:szCs w:val="16"/>
-              </w:rPr>
-              <w:t>{#</w:t>
-            </w:r>
-            <w:r>
-              <w:rPr>
-                <w:rFonts w:ascii="Arial" w:hAnsi="Arial" w:cs="Arial"/>
-                <w:sz w:val="16"/>
-                <w:szCs w:val="16"/>
-              </w:rPr>
-              <w:t>VWHA</w:t>
-            </w:r>
-            <w:r>
-              <w:rPr>
-                <w:rFonts w:ascii="Arial" w:hAnsi="Arial" w:cs="Arial"/>
-                <w:sz w:val="16"/>
-                <w:szCs w:val="16"/>
-              </w:rPr>
-              <w:t>}</w:t>
+                <w:sz w:val="15"/>
+                <w:szCs w:val="15"/>
+              </w:rPr>
+              <w:t>{#VWHA}</w:t>
             </w:r>
             <w:sdt>
               <w:sdtPr>
                 <w:rPr>
-                  <w:sz w:val="18"/>
-                  <w:szCs w:val="18"/>
+                  <w:sz w:val="15"/>
+                  <w:szCs w:val="15"/>
                 </w:rPr>
                 <w:id w:val="1262497789"/>
                 <w14:checkbox>
@@ -13132,8 +12908,8 @@
                 <w:r>
                   <w:rPr>
                     <w:rFonts w:ascii="MS Gothic" w:eastAsia="MS Gothic" w:hAnsi="MS Gothic" w:hint="eastAsia"/>
-                    <w:sz w:val="18"/>
-                    <w:szCs w:val="18"/>
+                    <w:sz w:val="15"/>
+                    <w:szCs w:val="15"/>
                   </w:rPr>
                   <w:t>☐</w:t>
                 </w:r>
@@ -13142,32 +12918,16 @@
             <w:r>
               <w:rPr>
                 <w:rFonts w:ascii="Arial" w:hAnsi="Arial" w:cs="Arial"/>
-                <w:sz w:val="16"/>
-                <w:szCs w:val="16"/>
-              </w:rPr>
-              <w:t>{/}{^</w:t>
-            </w:r>
-            <w:r>
-              <w:rPr>
-                <w:rFonts w:ascii="Arial" w:hAnsi="Arial" w:cs="Arial"/>
-                <w:sz w:val="16"/>
-                <w:szCs w:val="16"/>
-              </w:rPr>
-              <w:t>VHA</w:t>
-            </w:r>
-            <w:r>
-              <w:rPr>
-                <w:rFonts w:ascii="Arial" w:hAnsi="Arial" w:cs="Arial"/>
-                <w:sz w:val="16"/>
-                <w:szCs w:val="16"/>
-              </w:rPr>
-              <w:t>}</w:t>
+                <w:sz w:val="15"/>
+                <w:szCs w:val="15"/>
+              </w:rPr>
+              <w:t>{/}{^VHA}</w:t>
             </w:r>
             <w:sdt>
               <w:sdtPr>
                 <w:rPr>
-                  <w:sz w:val="18"/>
-                  <w:szCs w:val="18"/>
+                  <w:sz w:val="15"/>
+                  <w:szCs w:val="15"/>
                 </w:rPr>
                 <w:id w:val="1029603075"/>
                 <w14:checkbox>
@@ -13180,8 +12940,8 @@
                 <w:r>
                   <w:rPr>
                     <w:rFonts w:ascii="MS Gothic" w:eastAsia="MS Gothic" w:hAnsi="MS Gothic" w:hint="eastAsia"/>
-                    <w:sz w:val="18"/>
-                    <w:szCs w:val="18"/>
+                    <w:sz w:val="15"/>
+                    <w:szCs w:val="15"/>
                   </w:rPr>
                   <w:t>☐</w:t>
                 </w:r>
@@ -13190,32 +12950,32 @@
             <w:r>
               <w:rPr>
                 <w:rFonts w:ascii="Arial" w:hAnsi="Arial" w:cs="Arial"/>
-                <w:sz w:val="16"/>
-                <w:szCs w:val="16"/>
+                <w:sz w:val="15"/>
+                <w:szCs w:val="15"/>
               </w:rPr>
               <w:t>{/}</w:t>
             </w:r>
             <w:permEnd w:id="1589017750"/>
             <w:r>
               <w:rPr>
-                <w:sz w:val="20"/>
-                <w:szCs w:val="20"/>
+                <w:sz w:val="15"/>
+                <w:szCs w:val="15"/>
               </w:rPr>
               <w:t xml:space="preserve"> </w:t>
             </w:r>
             <w:r>
               <w:rPr>
                 <w:rFonts w:ascii="Arial" w:eastAsia="Arial" w:hAnsi="Arial" w:cs="Arial"/>
-                <w:sz w:val="16"/>
-                <w:szCs w:val="16"/>
+                <w:sz w:val="15"/>
+                <w:szCs w:val="15"/>
               </w:rPr>
               <w:t xml:space="preserve"> </w:t>
             </w:r>
             <w:r>
               <w:rPr>
                 <w:rFonts w:ascii="Arial" w:hAnsi="Arial" w:cs="Arial"/>
-                <w:sz w:val="16"/>
-                <w:szCs w:val="16"/>
+                <w:sz w:val="15"/>
+                <w:szCs w:val="15"/>
               </w:rPr>
               <w:t>Voice w/HA</w:t>
             </w:r>
@@ -13230,40 +12990,24 @@
               <w:spacing w:before="60"/>
               <w:rPr>
                 <w:rFonts w:ascii="Arial" w:hAnsi="Arial" w:cs="Arial"/>
-                <w:sz w:val="16"/>
-                <w:szCs w:val="16"/>
+                <w:sz w:val="15"/>
+                <w:szCs w:val="15"/>
               </w:rPr>
             </w:pPr>
             <w:permStart w:id="1213036960" w:edGrp="everyone"/>
             <w:r>
               <w:rPr>
                 <w:rFonts w:ascii="Arial" w:hAnsi="Arial" w:cs="Arial"/>
-                <w:sz w:val="16"/>
-                <w:szCs w:val="16"/>
-              </w:rPr>
-              <w:t>{#</w:t>
-            </w:r>
-            <w:r>
-              <w:rPr>
-                <w:rFonts w:ascii="Arial" w:hAnsi="Arial" w:cs="Arial"/>
-                <w:sz w:val="16"/>
-                <w:szCs w:val="16"/>
-              </w:rPr>
-              <w:t>VWOHA</w:t>
-            </w:r>
-            <w:r>
-              <w:rPr>
-                <w:rFonts w:ascii="Arial" w:hAnsi="Arial" w:cs="Arial"/>
-                <w:sz w:val="16"/>
-                <w:szCs w:val="16"/>
-              </w:rPr>
-              <w:t>}</w:t>
+                <w:sz w:val="15"/>
+                <w:szCs w:val="15"/>
+              </w:rPr>
+              <w:t>{#VWOHA}</w:t>
             </w:r>
             <w:sdt>
               <w:sdtPr>
                 <w:rPr>
-                  <w:sz w:val="18"/>
-                  <w:szCs w:val="18"/>
+                  <w:sz w:val="15"/>
+                  <w:szCs w:val="15"/>
                 </w:rPr>
                 <w:id w:val="844749364"/>
                 <w14:checkbox>
@@ -13276,8 +13020,8 @@
                 <w:r>
                   <w:rPr>
                     <w:rFonts w:ascii="MS Gothic" w:eastAsia="MS Gothic" w:hAnsi="MS Gothic" w:hint="eastAsia"/>
-                    <w:sz w:val="18"/>
-                    <w:szCs w:val="18"/>
+                    <w:sz w:val="15"/>
+                    <w:szCs w:val="15"/>
                   </w:rPr>
                   <w:t>☒</w:t>
                 </w:r>
@@ -13286,32 +13030,16 @@
             <w:r>
               <w:rPr>
                 <w:rFonts w:ascii="Arial" w:hAnsi="Arial" w:cs="Arial"/>
-                <w:sz w:val="16"/>
-                <w:szCs w:val="16"/>
-              </w:rPr>
-              <w:t>{/}{^</w:t>
-            </w:r>
-            <w:r>
-              <w:rPr>
-                <w:rFonts w:ascii="Arial" w:hAnsi="Arial" w:cs="Arial"/>
-                <w:sz w:val="16"/>
-                <w:szCs w:val="16"/>
-              </w:rPr>
-              <w:t>VWOHA</w:t>
-            </w:r>
-            <w:r>
-              <w:rPr>
-                <w:rFonts w:ascii="Arial" w:hAnsi="Arial" w:cs="Arial"/>
-                <w:sz w:val="16"/>
-                <w:szCs w:val="16"/>
-              </w:rPr>
-              <w:t>}</w:t>
+                <w:sz w:val="15"/>
+                <w:szCs w:val="15"/>
+              </w:rPr>
+              <w:t>{/}{^VWOHA}</w:t>
             </w:r>
             <w:sdt>
               <w:sdtPr>
                 <w:rPr>
-                  <w:sz w:val="18"/>
-                  <w:szCs w:val="18"/>
+                  <w:sz w:val="15"/>
+                  <w:szCs w:val="15"/>
                 </w:rPr>
                 <w:id w:val="1931087551"/>
                 <w14:checkbox>
@@ -13324,8 +13052,8 @@
                 <w:r>
                   <w:rPr>
                     <w:rFonts w:ascii="MS Gothic" w:eastAsia="MS Gothic" w:hAnsi="MS Gothic" w:hint="eastAsia"/>
-                    <w:sz w:val="18"/>
-                    <w:szCs w:val="18"/>
+                    <w:sz w:val="15"/>
+                    <w:szCs w:val="15"/>
                   </w:rPr>
                   <w:t>☐</w:t>
                 </w:r>
@@ -13334,8 +13062,8 @@
             <w:r>
               <w:rPr>
                 <w:rFonts w:ascii="Arial" w:hAnsi="Arial" w:cs="Arial"/>
-                <w:sz w:val="16"/>
-                <w:szCs w:val="16"/>
+                <w:sz w:val="15"/>
+                <w:szCs w:val="15"/>
               </w:rPr>
               <w:t>{/}</w:t>
             </w:r>
@@ -13343,16 +13071,16 @@
             <w:r>
               <w:rPr>
                 <w:rFonts w:ascii="Arial" w:eastAsia="Arial" w:hAnsi="Arial" w:cs="Arial"/>
-                <w:sz w:val="16"/>
-                <w:szCs w:val="16"/>
+                <w:sz w:val="15"/>
+                <w:szCs w:val="15"/>
               </w:rPr>
               <w:t xml:space="preserve"> </w:t>
             </w:r>
             <w:r>
               <w:rPr>
                 <w:rFonts w:ascii="Arial" w:hAnsi="Arial" w:cs="Arial"/>
-                <w:sz w:val="16"/>
-                <w:szCs w:val="16"/>
+                <w:sz w:val="15"/>
+                <w:szCs w:val="15"/>
               </w:rPr>
               <w:t>Voice w/o HA</w:t>
             </w:r>
@@ -13367,40 +13095,24 @@
               <w:spacing w:before="60"/>
               <w:rPr>
                 <w:rFonts w:ascii="Arial" w:hAnsi="Arial" w:cs="Arial"/>
-                <w:sz w:val="16"/>
-                <w:szCs w:val="16"/>
+                <w:sz w:val="15"/>
+                <w:szCs w:val="15"/>
               </w:rPr>
             </w:pPr>
             <w:permStart w:id="661548036" w:edGrp="everyone"/>
             <w:r>
               <w:rPr>
                 <w:rFonts w:ascii="Arial" w:hAnsi="Arial" w:cs="Arial"/>
-                <w:sz w:val="16"/>
-                <w:szCs w:val="16"/>
-              </w:rPr>
-              <w:t>{#</w:t>
-            </w:r>
-            <w:r>
-              <w:rPr>
-                <w:rFonts w:ascii="Arial" w:hAnsi="Arial" w:cs="Arial"/>
-                <w:sz w:val="16"/>
-                <w:szCs w:val="16"/>
-              </w:rPr>
-              <w:t>slate</w:t>
-            </w:r>
-            <w:r>
-              <w:rPr>
-                <w:rFonts w:ascii="Arial" w:hAnsi="Arial" w:cs="Arial"/>
-                <w:sz w:val="16"/>
-                <w:szCs w:val="16"/>
-              </w:rPr>
-              <w:t>}</w:t>
+                <w:sz w:val="15"/>
+                <w:szCs w:val="15"/>
+              </w:rPr>
+              <w:t>{#slate}</w:t>
             </w:r>
             <w:sdt>
               <w:sdtPr>
                 <w:rPr>
-                  <w:sz w:val="18"/>
-                  <w:szCs w:val="18"/>
+                  <w:sz w:val="15"/>
+                  <w:szCs w:val="15"/>
                 </w:rPr>
                 <w:id w:val="541025781"/>
                 <w14:checkbox>
@@ -13413,8 +13125,8 @@
                 <w:r>
                   <w:rPr>
                     <w:rFonts w:ascii="MS Gothic" w:eastAsia="MS Gothic" w:hAnsi="MS Gothic" w:hint="eastAsia"/>
-                    <w:sz w:val="18"/>
-                    <w:szCs w:val="18"/>
+                    <w:sz w:val="15"/>
+                    <w:szCs w:val="15"/>
                   </w:rPr>
                   <w:t>☒</w:t>
                 </w:r>
@@ -13423,32 +13135,16 @@
             <w:r>
               <w:rPr>
                 <w:rFonts w:ascii="Arial" w:hAnsi="Arial" w:cs="Arial"/>
-                <w:sz w:val="16"/>
-                <w:szCs w:val="16"/>
-              </w:rPr>
-              <w:t>{/}{^</w:t>
-            </w:r>
-            <w:r>
-              <w:rPr>
-                <w:rFonts w:ascii="Arial" w:hAnsi="Arial" w:cs="Arial"/>
-                <w:sz w:val="16"/>
-                <w:szCs w:val="16"/>
-              </w:rPr>
-              <w:t>slate</w:t>
-            </w:r>
-            <w:r>
-              <w:rPr>
-                <w:rFonts w:ascii="Arial" w:hAnsi="Arial" w:cs="Arial"/>
-                <w:sz w:val="16"/>
-                <w:szCs w:val="16"/>
-              </w:rPr>
-              <w:t>}</w:t>
+                <w:sz w:val="15"/>
+                <w:szCs w:val="15"/>
+              </w:rPr>
+              <w:t>{/}{^slate}</w:t>
             </w:r>
             <w:sdt>
               <w:sdtPr>
                 <w:rPr>
-                  <w:sz w:val="18"/>
-                  <w:szCs w:val="18"/>
+                  <w:sz w:val="15"/>
+                  <w:szCs w:val="15"/>
                 </w:rPr>
                 <w:id w:val="-1287578962"/>
                 <w14:checkbox>
@@ -13461,8 +13157,8 @@
                 <w:r>
                   <w:rPr>
                     <w:rFonts w:ascii="MS Gothic" w:eastAsia="MS Gothic" w:hAnsi="MS Gothic" w:hint="eastAsia"/>
-                    <w:sz w:val="18"/>
-                    <w:szCs w:val="18"/>
+                    <w:sz w:val="15"/>
+                    <w:szCs w:val="15"/>
                   </w:rPr>
                   <w:t>☐</w:t>
                 </w:r>
@@ -13471,32 +13167,32 @@
             <w:r>
               <w:rPr>
                 <w:rFonts w:ascii="Arial" w:hAnsi="Arial" w:cs="Arial"/>
-                <w:sz w:val="16"/>
-                <w:szCs w:val="16"/>
+                <w:sz w:val="15"/>
+                <w:szCs w:val="15"/>
               </w:rPr>
               <w:t>{/}</w:t>
             </w:r>
             <w:permEnd w:id="661548036"/>
             <w:r>
               <w:rPr>
-                <w:sz w:val="20"/>
-                <w:szCs w:val="20"/>
+                <w:sz w:val="15"/>
+                <w:szCs w:val="15"/>
               </w:rPr>
               <w:t xml:space="preserve"> </w:t>
             </w:r>
             <w:r>
               <w:rPr>
                 <w:rFonts w:ascii="Arial" w:eastAsia="Arial" w:hAnsi="Arial" w:cs="Arial"/>
-                <w:sz w:val="16"/>
-                <w:szCs w:val="16"/>
+                <w:sz w:val="15"/>
+                <w:szCs w:val="15"/>
               </w:rPr>
               <w:t xml:space="preserve"> </w:t>
             </w:r>
             <w:r>
               <w:rPr>
                 <w:rFonts w:ascii="Arial" w:hAnsi="Arial" w:cs="Arial"/>
-                <w:sz w:val="16"/>
-                <w:szCs w:val="16"/>
+                <w:sz w:val="15"/>
+                <w:szCs w:val="15"/>
               </w:rPr>
               <w:t xml:space="preserve"> Slate</w:t>
             </w:r>
@@ -13511,40 +13207,24 @@
               <w:spacing w:before="60"/>
               <w:rPr>
                 <w:rFonts w:ascii="Arial" w:hAnsi="Arial" w:cs="Arial"/>
-                <w:sz w:val="16"/>
-                <w:szCs w:val="16"/>
+                <w:sz w:val="15"/>
+                <w:szCs w:val="15"/>
               </w:rPr>
             </w:pPr>
             <w:permStart w:id="1805328198" w:edGrp="everyone"/>
             <w:r>
               <w:rPr>
                 <w:rFonts w:ascii="Arial" w:hAnsi="Arial" w:cs="Arial"/>
-                <w:sz w:val="16"/>
-                <w:szCs w:val="16"/>
-              </w:rPr>
-              <w:t>{#</w:t>
-            </w:r>
-            <w:r>
-              <w:rPr>
-                <w:rFonts w:ascii="Arial" w:hAnsi="Arial" w:cs="Arial"/>
-                <w:sz w:val="16"/>
-                <w:szCs w:val="16"/>
-              </w:rPr>
-              <w:t>staffRead</w:t>
-            </w:r>
-            <w:r>
-              <w:rPr>
-                <w:rFonts w:ascii="Arial" w:hAnsi="Arial" w:cs="Arial"/>
-                <w:sz w:val="16"/>
-                <w:szCs w:val="16"/>
-              </w:rPr>
-              <w:t>}</w:t>
+                <w:sz w:val="15"/>
+                <w:szCs w:val="15"/>
+              </w:rPr>
+              <w:t>{#staffRead}</w:t>
             </w:r>
             <w:sdt>
               <w:sdtPr>
                 <w:rPr>
-                  <w:sz w:val="18"/>
-                  <w:szCs w:val="18"/>
+                  <w:sz w:val="15"/>
+                  <w:szCs w:val="15"/>
                 </w:rPr>
                 <w:id w:val="-1937359769"/>
                 <w14:checkbox>
@@ -13557,8 +13237,8 @@
                 <w:r>
                   <w:rPr>
                     <w:rFonts w:ascii="MS Gothic" w:eastAsia="MS Gothic" w:hAnsi="MS Gothic" w:hint="eastAsia"/>
-                    <w:sz w:val="18"/>
-                    <w:szCs w:val="18"/>
+                    <w:sz w:val="15"/>
+                    <w:szCs w:val="15"/>
                   </w:rPr>
                   <w:t>☒</w:t>
                 </w:r>
@@ -13567,8 +13247,8 @@
             <w:r>
               <w:rPr>
                 <w:rFonts w:ascii="Arial" w:hAnsi="Arial" w:cs="Arial"/>
-                <w:sz w:val="16"/>
-                <w:szCs w:val="16"/>
+                <w:sz w:val="15"/>
+                <w:szCs w:val="15"/>
               </w:rPr>
               <w:t>{/}{^</w:t>
             </w:r>
@@ -13576,8 +13256,8 @@
             <w:r>
               <w:rPr>
                 <w:rFonts w:ascii="Arial" w:hAnsi="Arial" w:cs="Arial"/>
-                <w:sz w:val="16"/>
-                <w:szCs w:val="16"/>
+                <w:sz w:val="15"/>
+                <w:szCs w:val="15"/>
               </w:rPr>
               <w:t>staffRead</w:t>
             </w:r>
@@ -13585,16 +13265,16 @@
             <w:r>
               <w:rPr>
                 <w:rFonts w:ascii="Arial" w:hAnsi="Arial" w:cs="Arial"/>
-                <w:sz w:val="16"/>
-                <w:szCs w:val="16"/>
+                <w:sz w:val="15"/>
+                <w:szCs w:val="15"/>
               </w:rPr>
               <w:t>}</w:t>
             </w:r>
             <w:sdt>
               <w:sdtPr>
                 <w:rPr>
-                  <w:sz w:val="18"/>
-                  <w:szCs w:val="18"/>
+                  <w:sz w:val="15"/>
+                  <w:szCs w:val="15"/>
                 </w:rPr>
                 <w:id w:val="-1882157726"/>
                 <w14:checkbox>
@@ -13607,8 +13287,8 @@
                 <w:r>
                   <w:rPr>
                     <w:rFonts w:ascii="MS Gothic" w:eastAsia="MS Gothic" w:hAnsi="MS Gothic" w:hint="eastAsia"/>
-                    <w:sz w:val="18"/>
-                    <w:szCs w:val="18"/>
+                    <w:sz w:val="15"/>
+                    <w:szCs w:val="15"/>
                   </w:rPr>
                   <w:t>☐</w:t>
                 </w:r>
@@ -13617,32 +13297,32 @@
             <w:r>
               <w:rPr>
                 <w:rFonts w:ascii="Arial" w:hAnsi="Arial" w:cs="Arial"/>
-                <w:sz w:val="16"/>
-                <w:szCs w:val="16"/>
+                <w:sz w:val="15"/>
+                <w:szCs w:val="15"/>
               </w:rPr>
               <w:t>{/}</w:t>
             </w:r>
             <w:permEnd w:id="1805328198"/>
             <w:r>
               <w:rPr>
-                <w:sz w:val="20"/>
-                <w:szCs w:val="20"/>
+                <w:sz w:val="15"/>
+                <w:szCs w:val="15"/>
               </w:rPr>
               <w:t xml:space="preserve"> </w:t>
             </w:r>
             <w:r>
               <w:rPr>
                 <w:rFonts w:ascii="Arial" w:eastAsia="Arial" w:hAnsi="Arial" w:cs="Arial"/>
-                <w:sz w:val="16"/>
-                <w:szCs w:val="16"/>
+                <w:sz w:val="15"/>
+                <w:szCs w:val="15"/>
               </w:rPr>
               <w:t xml:space="preserve"> </w:t>
             </w:r>
             <w:r>
               <w:rPr>
                 <w:rFonts w:ascii="Arial" w:hAnsi="Arial" w:cs="Arial"/>
-                <w:sz w:val="16"/>
-                <w:szCs w:val="16"/>
+                <w:sz w:val="15"/>
+                <w:szCs w:val="15"/>
               </w:rPr>
               <w:t>Staff Read</w:t>
             </w:r>
@@ -13657,40 +13337,24 @@
               <w:spacing w:before="60"/>
               <w:rPr>
                 <w:rFonts w:ascii="Arial" w:hAnsi="Arial" w:cs="Arial"/>
-                <w:sz w:val="16"/>
-                <w:szCs w:val="16"/>
+                <w:sz w:val="15"/>
+                <w:szCs w:val="15"/>
               </w:rPr>
             </w:pPr>
             <w:permStart w:id="72499954" w:edGrp="everyone"/>
             <w:r>
               <w:rPr>
                 <w:rFonts w:ascii="Arial" w:hAnsi="Arial" w:cs="Arial"/>
-                <w:sz w:val="16"/>
-                <w:szCs w:val="16"/>
-              </w:rPr>
-              <w:t>{#</w:t>
-            </w:r>
-            <w:r>
-              <w:rPr>
-                <w:rFonts w:ascii="Arial" w:hAnsi="Arial" w:cs="Arial"/>
-                <w:sz w:val="16"/>
-                <w:szCs w:val="16"/>
-              </w:rPr>
-              <w:t>other4</w:t>
-            </w:r>
-            <w:r>
-              <w:rPr>
-                <w:rFonts w:ascii="Arial" w:hAnsi="Arial" w:cs="Arial"/>
-                <w:sz w:val="16"/>
-                <w:szCs w:val="16"/>
-              </w:rPr>
-              <w:t>}</w:t>
+                <w:sz w:val="15"/>
+                <w:szCs w:val="15"/>
+              </w:rPr>
+              <w:t>{#other4}</w:t>
             </w:r>
             <w:sdt>
               <w:sdtPr>
                 <w:rPr>
-                  <w:sz w:val="18"/>
-                  <w:szCs w:val="18"/>
+                  <w:sz w:val="15"/>
+                  <w:szCs w:val="15"/>
                 </w:rPr>
                 <w:id w:val="586510064"/>
                 <w14:checkbox>
@@ -13703,8 +13367,8 @@
                 <w:r>
                   <w:rPr>
                     <w:rFonts w:ascii="MS Gothic" w:eastAsia="MS Gothic" w:hAnsi="MS Gothic" w:hint="eastAsia"/>
-                    <w:sz w:val="18"/>
-                    <w:szCs w:val="18"/>
+                    <w:sz w:val="15"/>
+                    <w:szCs w:val="15"/>
                   </w:rPr>
                   <w:t>☒</w:t>
                 </w:r>
@@ -13713,32 +13377,16 @@
             <w:r>
               <w:rPr>
                 <w:rFonts w:ascii="Arial" w:hAnsi="Arial" w:cs="Arial"/>
-                <w:sz w:val="16"/>
-                <w:szCs w:val="16"/>
-              </w:rPr>
-              <w:t>{/}{^</w:t>
-            </w:r>
-            <w:r>
-              <w:rPr>
-                <w:rFonts w:ascii="Arial" w:hAnsi="Arial" w:cs="Arial"/>
-                <w:sz w:val="16"/>
-                <w:szCs w:val="16"/>
-              </w:rPr>
-              <w:t>other4</w:t>
-            </w:r>
-            <w:r>
-              <w:rPr>
-                <w:rFonts w:ascii="Arial" w:hAnsi="Arial" w:cs="Arial"/>
-                <w:sz w:val="16"/>
-                <w:szCs w:val="16"/>
-              </w:rPr>
-              <w:t>}</w:t>
+                <w:sz w:val="15"/>
+                <w:szCs w:val="15"/>
+              </w:rPr>
+              <w:t>{/}{^other4}</w:t>
             </w:r>
             <w:sdt>
               <w:sdtPr>
                 <w:rPr>
-                  <w:sz w:val="18"/>
-                  <w:szCs w:val="18"/>
+                  <w:sz w:val="15"/>
+                  <w:szCs w:val="15"/>
                 </w:rPr>
                 <w:id w:val="1491609024"/>
                 <w14:checkbox>
@@ -13751,8 +13399,8 @@
                 <w:r>
                   <w:rPr>
                     <w:rFonts w:ascii="MS Gothic" w:eastAsia="MS Gothic" w:hAnsi="MS Gothic" w:hint="eastAsia"/>
-                    <w:sz w:val="18"/>
-                    <w:szCs w:val="18"/>
+                    <w:sz w:val="15"/>
+                    <w:szCs w:val="15"/>
                   </w:rPr>
                   <w:t>☐</w:t>
                 </w:r>
@@ -13761,8 +13409,8 @@
             <w:r>
               <w:rPr>
                 <w:rFonts w:ascii="Arial" w:hAnsi="Arial" w:cs="Arial"/>
-                <w:sz w:val="16"/>
-                <w:szCs w:val="16"/>
+                <w:sz w:val="15"/>
+                <w:szCs w:val="15"/>
               </w:rPr>
               <w:t>{/}</w:t>
             </w:r>
@@ -13770,25 +13418,17 @@
             <w:r>
               <w:rPr>
                 <w:rFonts w:ascii="Arial" w:hAnsi="Arial" w:cs="Arial"/>
-                <w:sz w:val="16"/>
-                <w:szCs w:val="16"/>
-              </w:rPr>
-              <w:t xml:space="preserve"> </w:t>
-            </w:r>
-            <w:r>
-              <w:rPr>
-                <w:rFonts w:ascii="Arial" w:hAnsi="Arial" w:cs="Arial"/>
-                <w:sz w:val="16"/>
-                <w:szCs w:val="16"/>
-              </w:rPr>
-              <w:t>Other</w:t>
+                <w:sz w:val="15"/>
+                <w:szCs w:val="15"/>
+              </w:rPr>
+              <w:t xml:space="preserve"> Other</w:t>
             </w:r>
           </w:p>
         </w:tc>
       </w:tr>
       <w:tr>
         <w:trPr>
-          <w:trHeight w:hRule="exact" w:val="288"/>
+          <w:trHeight w:hRule="exact" w:val="259"/>
         </w:trPr>
         <w:tc>
           <w:tcPr>
@@ -13800,15 +13440,15 @@
               <w:spacing w:before="60"/>
               <w:rPr>
                 <w:rFonts w:ascii="Arial" w:hAnsi="Arial" w:cs="Arial"/>
-                <w:sz w:val="16"/>
-                <w:szCs w:val="16"/>
+                <w:sz w:val="15"/>
+                <w:szCs w:val="15"/>
               </w:rPr>
             </w:pPr>
             <w:r>
               <w:rPr>
                 <w:rFonts w:ascii="Arial" w:hAnsi="Arial" w:cs="Arial"/>
-                <w:sz w:val="16"/>
-                <w:szCs w:val="16"/>
+                <w:sz w:val="15"/>
+                <w:szCs w:val="15"/>
               </w:rPr>
               <w:t>If primary method not used, what overriding factor(s) preclude use:</w:t>
             </w:r>
@@ -13823,40 +13463,24 @@
               <w:spacing w:before="60"/>
               <w:rPr>
                 <w:rFonts w:ascii="Arial" w:hAnsi="Arial" w:cs="Arial"/>
-                <w:sz w:val="16"/>
-                <w:szCs w:val="16"/>
+                <w:sz w:val="15"/>
+                <w:szCs w:val="15"/>
               </w:rPr>
             </w:pPr>
             <w:permStart w:id="270286782" w:edGrp="everyone"/>
             <w:r>
               <w:rPr>
                 <w:rFonts w:ascii="Arial" w:hAnsi="Arial" w:cs="Arial"/>
-                <w:sz w:val="16"/>
-                <w:szCs w:val="16"/>
-              </w:rPr>
-              <w:t>{#</w:t>
-            </w:r>
-            <w:r>
-              <w:rPr>
-                <w:rFonts w:ascii="Arial" w:hAnsi="Arial" w:cs="Arial"/>
-                <w:sz w:val="16"/>
-                <w:szCs w:val="16"/>
-              </w:rPr>
-              <w:t>emergency</w:t>
-            </w:r>
-            <w:r>
-              <w:rPr>
-                <w:rFonts w:ascii="Arial" w:hAnsi="Arial" w:cs="Arial"/>
-                <w:sz w:val="16"/>
-                <w:szCs w:val="16"/>
-              </w:rPr>
-              <w:t>}</w:t>
+                <w:sz w:val="15"/>
+                <w:szCs w:val="15"/>
+              </w:rPr>
+              <w:t>{#emergency}</w:t>
             </w:r>
             <w:sdt>
               <w:sdtPr>
                 <w:rPr>
-                  <w:sz w:val="18"/>
-                  <w:szCs w:val="18"/>
+                  <w:sz w:val="15"/>
+                  <w:szCs w:val="15"/>
                 </w:rPr>
                 <w:id w:val="578328574"/>
                 <w14:checkbox>
@@ -13869,8 +13493,8 @@
                 <w:r>
                   <w:rPr>
                     <w:rFonts w:ascii="MS Gothic" w:eastAsia="MS Gothic" w:hAnsi="MS Gothic" w:hint="eastAsia"/>
-                    <w:sz w:val="18"/>
-                    <w:szCs w:val="18"/>
+                    <w:sz w:val="15"/>
+                    <w:szCs w:val="15"/>
                   </w:rPr>
                   <w:t>☒</w:t>
                 </w:r>
@@ -13879,32 +13503,16 @@
             <w:r>
               <w:rPr>
                 <w:rFonts w:ascii="Arial" w:hAnsi="Arial" w:cs="Arial"/>
-                <w:sz w:val="16"/>
-                <w:szCs w:val="16"/>
-              </w:rPr>
-              <w:t>{/}{^</w:t>
-            </w:r>
-            <w:r>
-              <w:rPr>
-                <w:rFonts w:ascii="Arial" w:hAnsi="Arial" w:cs="Arial"/>
-                <w:sz w:val="16"/>
-                <w:szCs w:val="16"/>
-              </w:rPr>
-              <w:t>emergency</w:t>
-            </w:r>
-            <w:r>
-              <w:rPr>
-                <w:rFonts w:ascii="Arial" w:hAnsi="Arial" w:cs="Arial"/>
-                <w:sz w:val="16"/>
-                <w:szCs w:val="16"/>
-              </w:rPr>
-              <w:t>}</w:t>
+                <w:sz w:val="15"/>
+                <w:szCs w:val="15"/>
+              </w:rPr>
+              <w:t>{/}{^emergency}</w:t>
             </w:r>
             <w:sdt>
               <w:sdtPr>
                 <w:rPr>
-                  <w:sz w:val="18"/>
-                  <w:szCs w:val="18"/>
+                  <w:sz w:val="15"/>
+                  <w:szCs w:val="15"/>
                 </w:rPr>
                 <w:id w:val="1162274841"/>
                 <w14:checkbox>
@@ -13917,8 +13525,8 @@
                 <w:r>
                   <w:rPr>
                     <w:rFonts w:ascii="MS Gothic" w:eastAsia="MS Gothic" w:hAnsi="MS Gothic" w:hint="eastAsia"/>
-                    <w:sz w:val="18"/>
-                    <w:szCs w:val="18"/>
+                    <w:sz w:val="15"/>
+                    <w:szCs w:val="15"/>
                   </w:rPr>
                   <w:t>☐</w:t>
                 </w:r>
@@ -13927,8 +13535,8 @@
             <w:r>
               <w:rPr>
                 <w:rFonts w:ascii="Arial" w:hAnsi="Arial" w:cs="Arial"/>
-                <w:sz w:val="16"/>
-                <w:szCs w:val="16"/>
+                <w:sz w:val="15"/>
+                <w:szCs w:val="15"/>
               </w:rPr>
               <w:t>{/}</w:t>
             </w:r>
@@ -13936,16 +13544,16 @@
             <w:r>
               <w:rPr>
                 <w:rFonts w:ascii="Arial" w:eastAsia="Arial" w:hAnsi="Arial" w:cs="Arial"/>
-                <w:sz w:val="16"/>
-                <w:szCs w:val="16"/>
+                <w:sz w:val="15"/>
+                <w:szCs w:val="15"/>
               </w:rPr>
               <w:t xml:space="preserve"> </w:t>
             </w:r>
             <w:r>
               <w:rPr>
                 <w:rFonts w:ascii="Arial" w:hAnsi="Arial" w:cs="Arial"/>
-                <w:sz w:val="16"/>
-                <w:szCs w:val="16"/>
+                <w:sz w:val="15"/>
+                <w:szCs w:val="15"/>
               </w:rPr>
               <w:t xml:space="preserve"> Emergency</w:t>
             </w:r>
@@ -13960,40 +13568,24 @@
               <w:spacing w:before="60"/>
               <w:rPr>
                 <w:rFonts w:ascii="Arial" w:hAnsi="Arial" w:cs="Arial"/>
-                <w:sz w:val="16"/>
-                <w:szCs w:val="16"/>
+                <w:sz w:val="15"/>
+                <w:szCs w:val="15"/>
               </w:rPr>
             </w:pPr>
             <w:permStart w:id="58854650" w:edGrp="everyone"/>
             <w:r>
               <w:rPr>
                 <w:rFonts w:ascii="Arial" w:hAnsi="Arial" w:cs="Arial"/>
-                <w:sz w:val="16"/>
-                <w:szCs w:val="16"/>
-              </w:rPr>
-              <w:t>{#</w:t>
-            </w:r>
-            <w:r>
-              <w:rPr>
-                <w:rFonts w:ascii="Arial" w:hAnsi="Arial" w:cs="Arial"/>
-                <w:sz w:val="16"/>
-                <w:szCs w:val="16"/>
-              </w:rPr>
-              <w:t>security</w:t>
-            </w:r>
-            <w:r>
-              <w:rPr>
-                <w:rFonts w:ascii="Arial" w:hAnsi="Arial" w:cs="Arial"/>
-                <w:sz w:val="16"/>
-                <w:szCs w:val="16"/>
-              </w:rPr>
-              <w:t>}</w:t>
+                <w:sz w:val="15"/>
+                <w:szCs w:val="15"/>
+              </w:rPr>
+              <w:t>{#security}</w:t>
             </w:r>
             <w:sdt>
               <w:sdtPr>
                 <w:rPr>
-                  <w:sz w:val="18"/>
-                  <w:szCs w:val="18"/>
+                  <w:sz w:val="15"/>
+                  <w:szCs w:val="15"/>
                 </w:rPr>
                 <w:id w:val="1751076119"/>
                 <w14:checkbox>
@@ -14006,8 +13598,8 @@
                 <w:r>
                   <w:rPr>
                     <w:rFonts w:ascii="MS Gothic" w:eastAsia="MS Gothic" w:hAnsi="MS Gothic" w:hint="eastAsia"/>
-                    <w:sz w:val="18"/>
-                    <w:szCs w:val="18"/>
+                    <w:sz w:val="15"/>
+                    <w:szCs w:val="15"/>
                   </w:rPr>
                   <w:t>☒</w:t>
                 </w:r>
@@ -14016,32 +13608,16 @@
             <w:r>
               <w:rPr>
                 <w:rFonts w:ascii="Arial" w:hAnsi="Arial" w:cs="Arial"/>
-                <w:sz w:val="16"/>
-                <w:szCs w:val="16"/>
-              </w:rPr>
-              <w:t>{/}{^</w:t>
-            </w:r>
-            <w:r>
-              <w:rPr>
-                <w:rFonts w:ascii="Arial" w:hAnsi="Arial" w:cs="Arial"/>
-                <w:sz w:val="16"/>
-                <w:szCs w:val="16"/>
-              </w:rPr>
-              <w:t>security</w:t>
-            </w:r>
-            <w:r>
-              <w:rPr>
-                <w:rFonts w:ascii="Arial" w:hAnsi="Arial" w:cs="Arial"/>
-                <w:sz w:val="16"/>
-                <w:szCs w:val="16"/>
-              </w:rPr>
-              <w:t>}</w:t>
+                <w:sz w:val="15"/>
+                <w:szCs w:val="15"/>
+              </w:rPr>
+              <w:t>{/}{^security}</w:t>
             </w:r>
             <w:sdt>
               <w:sdtPr>
                 <w:rPr>
-                  <w:sz w:val="18"/>
-                  <w:szCs w:val="18"/>
+                  <w:sz w:val="15"/>
+                  <w:szCs w:val="15"/>
                 </w:rPr>
                 <w:id w:val="-1201556585"/>
                 <w14:checkbox>
@@ -14054,8 +13630,8 @@
                 <w:r>
                   <w:rPr>
                     <w:rFonts w:ascii="MS Gothic" w:eastAsia="MS Gothic" w:hAnsi="MS Gothic" w:hint="eastAsia"/>
-                    <w:sz w:val="18"/>
-                    <w:szCs w:val="18"/>
+                    <w:sz w:val="15"/>
+                    <w:szCs w:val="15"/>
                   </w:rPr>
                   <w:t>☐</w:t>
                 </w:r>
@@ -14064,8 +13640,8 @@
             <w:r>
               <w:rPr>
                 <w:rFonts w:ascii="Arial" w:hAnsi="Arial" w:cs="Arial"/>
-                <w:sz w:val="16"/>
-                <w:szCs w:val="16"/>
+                <w:sz w:val="15"/>
+                <w:szCs w:val="15"/>
               </w:rPr>
               <w:t>{/}</w:t>
             </w:r>
@@ -14073,16 +13649,16 @@
             <w:r>
               <w:rPr>
                 <w:rFonts w:ascii="Arial" w:eastAsia="Arial" w:hAnsi="Arial" w:cs="Arial"/>
-                <w:sz w:val="16"/>
-                <w:szCs w:val="16"/>
+                <w:sz w:val="15"/>
+                <w:szCs w:val="15"/>
               </w:rPr>
               <w:t xml:space="preserve"> </w:t>
             </w:r>
             <w:r>
               <w:rPr>
                 <w:rFonts w:ascii="Arial" w:hAnsi="Arial" w:cs="Arial"/>
-                <w:sz w:val="16"/>
-                <w:szCs w:val="16"/>
+                <w:sz w:val="15"/>
+                <w:szCs w:val="15"/>
               </w:rPr>
               <w:t>Security</w:t>
             </w:r>
@@ -14098,40 +13674,24 @@
               <w:spacing w:before="60"/>
               <w:rPr>
                 <w:rFonts w:ascii="Arial" w:hAnsi="Arial" w:cs="Arial"/>
-                <w:sz w:val="16"/>
-                <w:szCs w:val="16"/>
+                <w:sz w:val="15"/>
+                <w:szCs w:val="15"/>
               </w:rPr>
             </w:pPr>
             <w:permStart w:id="1158444725" w:edGrp="everyone"/>
             <w:r>
               <w:rPr>
                 <w:rFonts w:ascii="Arial" w:hAnsi="Arial" w:cs="Arial"/>
-                <w:sz w:val="16"/>
-                <w:szCs w:val="16"/>
-              </w:rPr>
-              <w:t>{#</w:t>
-            </w:r>
-            <w:r>
-              <w:rPr>
-                <w:rFonts w:ascii="Arial" w:hAnsi="Arial" w:cs="Arial"/>
-                <w:sz w:val="16"/>
-                <w:szCs w:val="16"/>
-              </w:rPr>
-              <w:t>other5</w:t>
-            </w:r>
-            <w:r>
-              <w:rPr>
-                <w:rFonts w:ascii="Arial" w:hAnsi="Arial" w:cs="Arial"/>
-                <w:sz w:val="16"/>
-                <w:szCs w:val="16"/>
-              </w:rPr>
-              <w:t>}</w:t>
+                <w:sz w:val="15"/>
+                <w:szCs w:val="15"/>
+              </w:rPr>
+              <w:t>{#other5}</w:t>
             </w:r>
             <w:sdt>
               <w:sdtPr>
                 <w:rPr>
-                  <w:sz w:val="18"/>
-                  <w:szCs w:val="18"/>
+                  <w:sz w:val="15"/>
+                  <w:szCs w:val="15"/>
                 </w:rPr>
                 <w:id w:val="-423877004"/>
                 <w14:checkbox>
@@ -14144,8 +13704,8 @@
                 <w:r>
                   <w:rPr>
                     <w:rFonts w:ascii="MS Gothic" w:eastAsia="MS Gothic" w:hAnsi="MS Gothic" w:hint="eastAsia"/>
-                    <w:sz w:val="18"/>
-                    <w:szCs w:val="18"/>
+                    <w:sz w:val="15"/>
+                    <w:szCs w:val="15"/>
                   </w:rPr>
                   <w:t>☒</w:t>
                 </w:r>
@@ -14154,32 +13714,16 @@
             <w:r>
               <w:rPr>
                 <w:rFonts w:ascii="Arial" w:hAnsi="Arial" w:cs="Arial"/>
-                <w:sz w:val="16"/>
-                <w:szCs w:val="16"/>
-              </w:rPr>
-              <w:t>{/}{^</w:t>
-            </w:r>
-            <w:r>
-              <w:rPr>
-                <w:rFonts w:ascii="Arial" w:hAnsi="Arial" w:cs="Arial"/>
-                <w:sz w:val="16"/>
-                <w:szCs w:val="16"/>
-              </w:rPr>
-              <w:t>other5</w:t>
-            </w:r>
-            <w:r>
-              <w:rPr>
-                <w:rFonts w:ascii="Arial" w:hAnsi="Arial" w:cs="Arial"/>
-                <w:sz w:val="16"/>
-                <w:szCs w:val="16"/>
-              </w:rPr>
-              <w:t>}</w:t>
+                <w:sz w:val="15"/>
+                <w:szCs w:val="15"/>
+              </w:rPr>
+              <w:t>{/}{^other5}</w:t>
             </w:r>
             <w:sdt>
               <w:sdtPr>
                 <w:rPr>
-                  <w:sz w:val="18"/>
-                  <w:szCs w:val="18"/>
+                  <w:sz w:val="15"/>
+                  <w:szCs w:val="15"/>
                 </w:rPr>
                 <w:id w:val="-1949768219"/>
                 <w14:checkbox>
@@ -14192,8 +13736,8 @@
                 <w:r>
                   <w:rPr>
                     <w:rFonts w:ascii="MS Gothic" w:eastAsia="MS Gothic" w:hAnsi="MS Gothic" w:hint="eastAsia"/>
-                    <w:sz w:val="18"/>
-                    <w:szCs w:val="18"/>
+                    <w:sz w:val="15"/>
+                    <w:szCs w:val="15"/>
                   </w:rPr>
                   <w:t>☐</w:t>
                 </w:r>
@@ -14202,8 +13746,8 @@
             <w:r>
               <w:rPr>
                 <w:rFonts w:ascii="Arial" w:hAnsi="Arial" w:cs="Arial"/>
-                <w:sz w:val="16"/>
-                <w:szCs w:val="16"/>
+                <w:sz w:val="15"/>
+                <w:szCs w:val="15"/>
               </w:rPr>
               <w:t>{/}</w:t>
             </w:r>
@@ -14211,16 +13755,16 @@
             <w:r>
               <w:rPr>
                 <w:rFonts w:ascii="Arial" w:eastAsia="Arial" w:hAnsi="Arial" w:cs="Arial"/>
-                <w:sz w:val="16"/>
-                <w:szCs w:val="16"/>
+                <w:sz w:val="15"/>
+                <w:szCs w:val="15"/>
               </w:rPr>
               <w:t xml:space="preserve"> </w:t>
             </w:r>
             <w:r>
               <w:rPr>
                 <w:rFonts w:ascii="Arial" w:hAnsi="Arial" w:cs="Arial"/>
-                <w:sz w:val="16"/>
-                <w:szCs w:val="16"/>
+                <w:sz w:val="15"/>
+                <w:szCs w:val="15"/>
               </w:rPr>
               <w:t xml:space="preserve"> Other Equally Effective Means</w:t>
             </w:r>
@@ -14229,7 +13773,7 @@
       </w:tr>
       <w:tr>
         <w:trPr>
-          <w:trHeight w:hRule="exact" w:val="288"/>
+          <w:trHeight w:hRule="exact" w:val="259"/>
         </w:trPr>
         <w:tc>
           <w:tcPr>
@@ -14240,15 +13784,15 @@
               <w:spacing w:before="60"/>
               <w:rPr>
                 <w:rFonts w:ascii="Arial" w:hAnsi="Arial" w:cs="Arial"/>
-                <w:sz w:val="16"/>
-                <w:szCs w:val="16"/>
+                <w:sz w:val="15"/>
+                <w:szCs w:val="15"/>
               </w:rPr>
             </w:pPr>
             <w:r>
               <w:rPr>
                 <w:rFonts w:ascii="Arial" w:hAnsi="Arial" w:cs="Arial"/>
-                <w:sz w:val="16"/>
-                <w:szCs w:val="16"/>
+                <w:sz w:val="15"/>
+                <w:szCs w:val="15"/>
               </w:rPr>
               <w:t>Method used:</w:t>
             </w:r>
@@ -14263,40 +13807,24 @@
               <w:spacing w:before="60"/>
               <w:rPr>
                 <w:rFonts w:ascii="Arial" w:hAnsi="Arial" w:cs="Arial"/>
-                <w:sz w:val="16"/>
-                <w:szCs w:val="16"/>
+                <w:sz w:val="15"/>
+                <w:szCs w:val="15"/>
               </w:rPr>
             </w:pPr>
             <w:permStart w:id="1215825324" w:edGrp="everyone"/>
             <w:r>
               <w:rPr>
                 <w:rFonts w:ascii="Arial" w:hAnsi="Arial" w:cs="Arial"/>
-                <w:sz w:val="16"/>
-                <w:szCs w:val="16"/>
-              </w:rPr>
-              <w:t>{#</w:t>
-            </w:r>
-            <w:r>
-              <w:rPr>
-                <w:rFonts w:ascii="Arial" w:hAnsi="Arial" w:cs="Arial"/>
-                <w:sz w:val="16"/>
-                <w:szCs w:val="16"/>
-              </w:rPr>
-              <w:t>methodASL</w:t>
-            </w:r>
-            <w:r>
-              <w:rPr>
-                <w:rFonts w:ascii="Arial" w:hAnsi="Arial" w:cs="Arial"/>
-                <w:sz w:val="16"/>
-                <w:szCs w:val="16"/>
-              </w:rPr>
-              <w:t>}</w:t>
+                <w:sz w:val="15"/>
+                <w:szCs w:val="15"/>
+              </w:rPr>
+              <w:t>{#methodASL}</w:t>
             </w:r>
             <w:sdt>
               <w:sdtPr>
                 <w:rPr>
-                  <w:sz w:val="18"/>
-                  <w:szCs w:val="18"/>
+                  <w:sz w:val="15"/>
+                  <w:szCs w:val="15"/>
                 </w:rPr>
                 <w:id w:val="-600727200"/>
                 <w14:checkbox>
@@ -14309,8 +13837,8 @@
                 <w:r>
                   <w:rPr>
                     <w:rFonts w:ascii="MS Gothic" w:eastAsia="MS Gothic" w:hAnsi="MS Gothic" w:hint="eastAsia"/>
-                    <w:sz w:val="18"/>
-                    <w:szCs w:val="18"/>
+                    <w:sz w:val="15"/>
+                    <w:szCs w:val="15"/>
                   </w:rPr>
                   <w:t>☒</w:t>
                 </w:r>
@@ -14319,8 +13847,8 @@
             <w:r>
               <w:rPr>
                 <w:rFonts w:ascii="Arial" w:hAnsi="Arial" w:cs="Arial"/>
-                <w:sz w:val="16"/>
-                <w:szCs w:val="16"/>
+                <w:sz w:val="15"/>
+                <w:szCs w:val="15"/>
               </w:rPr>
               <w:t>{/}{^</w:t>
             </w:r>
@@ -14328,8 +13856,8 @@
             <w:r>
               <w:rPr>
                 <w:rFonts w:ascii="Arial" w:hAnsi="Arial" w:cs="Arial"/>
-                <w:sz w:val="16"/>
-                <w:szCs w:val="16"/>
+                <w:sz w:val="15"/>
+                <w:szCs w:val="15"/>
               </w:rPr>
               <w:t>methodASL</w:t>
             </w:r>
@@ -14337,16 +13865,16 @@
             <w:r>
               <w:rPr>
                 <w:rFonts w:ascii="Arial" w:hAnsi="Arial" w:cs="Arial"/>
-                <w:sz w:val="16"/>
-                <w:szCs w:val="16"/>
+                <w:sz w:val="15"/>
+                <w:szCs w:val="15"/>
               </w:rPr>
               <w:t>}</w:t>
             </w:r>
             <w:sdt>
               <w:sdtPr>
                 <w:rPr>
-                  <w:sz w:val="18"/>
-                  <w:szCs w:val="18"/>
+                  <w:sz w:val="15"/>
+                  <w:szCs w:val="15"/>
                 </w:rPr>
                 <w:id w:val="1380823926"/>
                 <w14:checkbox>
@@ -14359,8 +13887,8 @@
                 <w:r>
                   <w:rPr>
                     <w:rFonts w:ascii="MS Gothic" w:eastAsia="MS Gothic" w:hAnsi="MS Gothic" w:hint="eastAsia"/>
-                    <w:sz w:val="18"/>
-                    <w:szCs w:val="18"/>
+                    <w:sz w:val="15"/>
+                    <w:szCs w:val="15"/>
                   </w:rPr>
                   <w:t>☐</w:t>
                 </w:r>
@@ -14369,8 +13897,8 @@
             <w:r>
               <w:rPr>
                 <w:rFonts w:ascii="Arial" w:hAnsi="Arial" w:cs="Arial"/>
-                <w:sz w:val="16"/>
-                <w:szCs w:val="16"/>
+                <w:sz w:val="15"/>
+                <w:szCs w:val="15"/>
               </w:rPr>
               <w:t>{/}</w:t>
             </w:r>
@@ -14378,8 +13906,8 @@
             <w:r>
               <w:rPr>
                 <w:rFonts w:ascii="Arial" w:hAnsi="Arial" w:cs="Arial"/>
-                <w:sz w:val="16"/>
-                <w:szCs w:val="16"/>
+                <w:sz w:val="15"/>
+                <w:szCs w:val="15"/>
               </w:rPr>
               <w:t xml:space="preserve"> ASL</w:t>
             </w:r>
@@ -14394,40 +13922,24 @@
               <w:spacing w:before="60"/>
               <w:rPr>
                 <w:rFonts w:ascii="Arial" w:hAnsi="Arial" w:cs="Arial"/>
-                <w:sz w:val="16"/>
-                <w:szCs w:val="16"/>
+                <w:sz w:val="15"/>
+                <w:szCs w:val="15"/>
               </w:rPr>
             </w:pPr>
             <w:permStart w:id="1478955240" w:edGrp="everyone"/>
             <w:r>
               <w:rPr>
                 <w:rFonts w:ascii="Arial" w:hAnsi="Arial" w:cs="Arial"/>
-                <w:sz w:val="16"/>
-                <w:szCs w:val="16"/>
-              </w:rPr>
-              <w:t>{#</w:t>
-            </w:r>
-            <w:r>
-              <w:rPr>
-                <w:rFonts w:ascii="Arial" w:hAnsi="Arial" w:cs="Arial"/>
-                <w:sz w:val="16"/>
-                <w:szCs w:val="16"/>
-              </w:rPr>
-              <w:t>methodVWHA</w:t>
-            </w:r>
-            <w:r>
-              <w:rPr>
-                <w:rFonts w:ascii="Arial" w:hAnsi="Arial" w:cs="Arial"/>
-                <w:sz w:val="16"/>
-                <w:szCs w:val="16"/>
-              </w:rPr>
-              <w:t>}</w:t>
+                <w:sz w:val="15"/>
+                <w:szCs w:val="15"/>
+              </w:rPr>
+              <w:t>{#methodVWHA}</w:t>
             </w:r>
             <w:sdt>
               <w:sdtPr>
                 <w:rPr>
-                  <w:sz w:val="18"/>
-                  <w:szCs w:val="18"/>
+                  <w:sz w:val="15"/>
+                  <w:szCs w:val="15"/>
                 </w:rPr>
                 <w:id w:val="-706638182"/>
                 <w14:checkbox>
@@ -14440,8 +13952,8 @@
                 <w:r>
                   <w:rPr>
                     <w:rFonts w:ascii="MS Gothic" w:eastAsia="MS Gothic" w:hAnsi="MS Gothic" w:hint="eastAsia"/>
-                    <w:sz w:val="18"/>
-                    <w:szCs w:val="18"/>
+                    <w:sz w:val="15"/>
+                    <w:szCs w:val="15"/>
                   </w:rPr>
                   <w:t>☒</w:t>
                 </w:r>
@@ -14450,8 +13962,8 @@
             <w:r>
               <w:rPr>
                 <w:rFonts w:ascii="Arial" w:hAnsi="Arial" w:cs="Arial"/>
-                <w:sz w:val="16"/>
-                <w:szCs w:val="16"/>
+                <w:sz w:val="15"/>
+                <w:szCs w:val="15"/>
               </w:rPr>
               <w:t>{/}{^</w:t>
             </w:r>
@@ -14459,8 +13971,8 @@
             <w:r>
               <w:rPr>
                 <w:rFonts w:ascii="Arial" w:hAnsi="Arial" w:cs="Arial"/>
-                <w:sz w:val="16"/>
-                <w:szCs w:val="16"/>
+                <w:sz w:val="15"/>
+                <w:szCs w:val="15"/>
               </w:rPr>
               <w:t>methodVHA</w:t>
             </w:r>
@@ -14468,16 +13980,16 @@
             <w:r>
               <w:rPr>
                 <w:rFonts w:ascii="Arial" w:hAnsi="Arial" w:cs="Arial"/>
-                <w:sz w:val="16"/>
-                <w:szCs w:val="16"/>
+                <w:sz w:val="15"/>
+                <w:szCs w:val="15"/>
               </w:rPr>
               <w:t>}</w:t>
             </w:r>
             <w:sdt>
               <w:sdtPr>
                 <w:rPr>
-                  <w:sz w:val="18"/>
-                  <w:szCs w:val="18"/>
+                  <w:sz w:val="15"/>
+                  <w:szCs w:val="15"/>
                 </w:rPr>
                 <w:id w:val="-58026121"/>
                 <w14:checkbox>
@@ -14490,8 +14002,8 @@
                 <w:r>
                   <w:rPr>
                     <w:rFonts w:ascii="MS Gothic" w:eastAsia="MS Gothic" w:hAnsi="MS Gothic" w:hint="eastAsia"/>
-                    <w:sz w:val="18"/>
-                    <w:szCs w:val="18"/>
+                    <w:sz w:val="15"/>
+                    <w:szCs w:val="15"/>
                   </w:rPr>
                   <w:t>☐</w:t>
                 </w:r>
@@ -14500,32 +14012,32 @@
             <w:r>
               <w:rPr>
                 <w:rFonts w:ascii="Arial" w:hAnsi="Arial" w:cs="Arial"/>
-                <w:sz w:val="16"/>
-                <w:szCs w:val="16"/>
+                <w:sz w:val="15"/>
+                <w:szCs w:val="15"/>
               </w:rPr>
               <w:t>{/}</w:t>
             </w:r>
             <w:permEnd w:id="1478955240"/>
             <w:r>
               <w:rPr>
-                <w:sz w:val="20"/>
-                <w:szCs w:val="20"/>
+                <w:sz w:val="15"/>
+                <w:szCs w:val="15"/>
               </w:rPr>
               <w:t xml:space="preserve"> </w:t>
             </w:r>
             <w:r>
               <w:rPr>
                 <w:rFonts w:ascii="Arial" w:eastAsia="Arial" w:hAnsi="Arial" w:cs="Arial"/>
-                <w:sz w:val="16"/>
-                <w:szCs w:val="16"/>
+                <w:sz w:val="15"/>
+                <w:szCs w:val="15"/>
               </w:rPr>
               <w:t xml:space="preserve"> </w:t>
             </w:r>
             <w:r>
               <w:rPr>
                 <w:rFonts w:ascii="Arial" w:hAnsi="Arial" w:cs="Arial"/>
-                <w:sz w:val="16"/>
-                <w:szCs w:val="16"/>
+                <w:sz w:val="15"/>
+                <w:szCs w:val="15"/>
               </w:rPr>
               <w:t>Voice w/HA</w:t>
             </w:r>
@@ -14540,40 +14052,24 @@
               <w:spacing w:before="60"/>
               <w:rPr>
                 <w:rFonts w:ascii="Arial" w:hAnsi="Arial" w:cs="Arial"/>
-                <w:sz w:val="16"/>
-                <w:szCs w:val="16"/>
+                <w:sz w:val="15"/>
+                <w:szCs w:val="15"/>
               </w:rPr>
             </w:pPr>
             <w:permStart w:id="1502308394" w:edGrp="everyone"/>
             <w:r>
               <w:rPr>
                 <w:rFonts w:ascii="Arial" w:hAnsi="Arial" w:cs="Arial"/>
-                <w:sz w:val="16"/>
-                <w:szCs w:val="16"/>
-              </w:rPr>
-              <w:t>{#</w:t>
-            </w:r>
-            <w:r>
-              <w:rPr>
-                <w:rFonts w:ascii="Arial" w:hAnsi="Arial" w:cs="Arial"/>
-                <w:sz w:val="16"/>
-                <w:szCs w:val="16"/>
-              </w:rPr>
-              <w:t>methodVWOHA</w:t>
-            </w:r>
-            <w:r>
-              <w:rPr>
-                <w:rFonts w:ascii="Arial" w:hAnsi="Arial" w:cs="Arial"/>
-                <w:sz w:val="16"/>
-                <w:szCs w:val="16"/>
-              </w:rPr>
-              <w:t>}</w:t>
+                <w:sz w:val="15"/>
+                <w:szCs w:val="15"/>
+              </w:rPr>
+              <w:t>{#methodVWOHA}</w:t>
             </w:r>
             <w:sdt>
               <w:sdtPr>
                 <w:rPr>
-                  <w:sz w:val="18"/>
-                  <w:szCs w:val="18"/>
+                  <w:sz w:val="15"/>
+                  <w:szCs w:val="15"/>
                 </w:rPr>
                 <w:id w:val="-1590457061"/>
                 <w14:checkbox>
@@ -14586,8 +14082,8 @@
                 <w:r>
                   <w:rPr>
                     <w:rFonts w:ascii="MS Gothic" w:eastAsia="MS Gothic" w:hAnsi="MS Gothic" w:hint="eastAsia"/>
-                    <w:sz w:val="18"/>
-                    <w:szCs w:val="18"/>
+                    <w:sz w:val="15"/>
+                    <w:szCs w:val="15"/>
                   </w:rPr>
                   <w:t>☒</w:t>
                 </w:r>
@@ -14596,8 +14092,8 @@
             <w:r>
               <w:rPr>
                 <w:rFonts w:ascii="Arial" w:hAnsi="Arial" w:cs="Arial"/>
-                <w:sz w:val="16"/>
-                <w:szCs w:val="16"/>
+                <w:sz w:val="15"/>
+                <w:szCs w:val="15"/>
               </w:rPr>
               <w:t>{/}{^</w:t>
             </w:r>
@@ -14605,8 +14101,8 @@
             <w:r>
               <w:rPr>
                 <w:rFonts w:ascii="Arial" w:hAnsi="Arial" w:cs="Arial"/>
-                <w:sz w:val="16"/>
-                <w:szCs w:val="16"/>
+                <w:sz w:val="15"/>
+                <w:szCs w:val="15"/>
               </w:rPr>
               <w:t>methodVWOHA</w:t>
             </w:r>
@@ -14614,16 +14110,16 @@
             <w:r>
               <w:rPr>
                 <w:rFonts w:ascii="Arial" w:hAnsi="Arial" w:cs="Arial"/>
-                <w:sz w:val="16"/>
-                <w:szCs w:val="16"/>
+                <w:sz w:val="15"/>
+                <w:szCs w:val="15"/>
               </w:rPr>
               <w:t>}</w:t>
             </w:r>
             <w:sdt>
               <w:sdtPr>
                 <w:rPr>
-                  <w:sz w:val="18"/>
-                  <w:szCs w:val="18"/>
+                  <w:sz w:val="15"/>
+                  <w:szCs w:val="15"/>
                 </w:rPr>
                 <w:id w:val="-1643120378"/>
                 <w14:checkbox>
@@ -14636,8 +14132,8 @@
                 <w:r>
                   <w:rPr>
                     <w:rFonts w:ascii="MS Gothic" w:eastAsia="MS Gothic" w:hAnsi="MS Gothic" w:hint="eastAsia"/>
-                    <w:sz w:val="18"/>
-                    <w:szCs w:val="18"/>
+                    <w:sz w:val="15"/>
+                    <w:szCs w:val="15"/>
                   </w:rPr>
                   <w:t>☐</w:t>
                 </w:r>
@@ -14646,8 +14142,8 @@
             <w:r>
               <w:rPr>
                 <w:rFonts w:ascii="Arial" w:hAnsi="Arial" w:cs="Arial"/>
-                <w:sz w:val="16"/>
-                <w:szCs w:val="16"/>
+                <w:sz w:val="15"/>
+                <w:szCs w:val="15"/>
               </w:rPr>
               <w:t>{/}</w:t>
             </w:r>
@@ -14655,16 +14151,16 @@
             <w:r>
               <w:rPr>
                 <w:rFonts w:ascii="Arial" w:eastAsia="Arial" w:hAnsi="Arial" w:cs="Arial"/>
-                <w:sz w:val="16"/>
-                <w:szCs w:val="16"/>
+                <w:sz w:val="15"/>
+                <w:szCs w:val="15"/>
               </w:rPr>
               <w:t xml:space="preserve"> </w:t>
             </w:r>
             <w:r>
               <w:rPr>
                 <w:rFonts w:ascii="Arial" w:hAnsi="Arial" w:cs="Arial"/>
-                <w:sz w:val="16"/>
-                <w:szCs w:val="16"/>
+                <w:sz w:val="15"/>
+                <w:szCs w:val="15"/>
               </w:rPr>
               <w:t>Voice w/o HA</w:t>
             </w:r>
@@ -14679,40 +14175,24 @@
               <w:spacing w:before="60"/>
               <w:rPr>
                 <w:rFonts w:ascii="Arial" w:hAnsi="Arial" w:cs="Arial"/>
-                <w:sz w:val="16"/>
-                <w:szCs w:val="16"/>
+                <w:sz w:val="15"/>
+                <w:szCs w:val="15"/>
               </w:rPr>
             </w:pPr>
             <w:permStart w:id="846814261" w:edGrp="everyone"/>
             <w:r>
               <w:rPr>
                 <w:rFonts w:ascii="Arial" w:hAnsi="Arial" w:cs="Arial"/>
-                <w:sz w:val="16"/>
-                <w:szCs w:val="16"/>
-              </w:rPr>
-              <w:t>{#</w:t>
-            </w:r>
-            <w:r>
-              <w:rPr>
-                <w:rFonts w:ascii="Arial" w:hAnsi="Arial" w:cs="Arial"/>
-                <w:sz w:val="16"/>
-                <w:szCs w:val="16"/>
-              </w:rPr>
-              <w:t>methodSlate</w:t>
-            </w:r>
-            <w:r>
-              <w:rPr>
-                <w:rFonts w:ascii="Arial" w:hAnsi="Arial" w:cs="Arial"/>
-                <w:sz w:val="16"/>
-                <w:szCs w:val="16"/>
-              </w:rPr>
-              <w:t>}</w:t>
+                <w:sz w:val="15"/>
+                <w:szCs w:val="15"/>
+              </w:rPr>
+              <w:t>{#methodSlate}</w:t>
             </w:r>
             <w:sdt>
               <w:sdtPr>
                 <w:rPr>
-                  <w:sz w:val="18"/>
-                  <w:szCs w:val="18"/>
+                  <w:sz w:val="15"/>
+                  <w:szCs w:val="15"/>
                 </w:rPr>
                 <w:id w:val="579570122"/>
                 <w14:checkbox>
@@ -14725,8 +14205,8 @@
                 <w:r>
                   <w:rPr>
                     <w:rFonts w:ascii="MS Gothic" w:eastAsia="MS Gothic" w:hAnsi="MS Gothic" w:hint="eastAsia"/>
-                    <w:sz w:val="18"/>
-                    <w:szCs w:val="18"/>
+                    <w:sz w:val="15"/>
+                    <w:szCs w:val="15"/>
                   </w:rPr>
                   <w:t>☒</w:t>
                 </w:r>
@@ -14735,8 +14215,8 @@
             <w:r>
               <w:rPr>
                 <w:rFonts w:ascii="Arial" w:hAnsi="Arial" w:cs="Arial"/>
-                <w:sz w:val="16"/>
-                <w:szCs w:val="16"/>
+                <w:sz w:val="15"/>
+                <w:szCs w:val="15"/>
               </w:rPr>
               <w:t>{/}{^</w:t>
             </w:r>
@@ -14744,8 +14224,8 @@
             <w:r>
               <w:rPr>
                 <w:rFonts w:ascii="Arial" w:hAnsi="Arial" w:cs="Arial"/>
-                <w:sz w:val="16"/>
-                <w:szCs w:val="16"/>
+                <w:sz w:val="15"/>
+                <w:szCs w:val="15"/>
               </w:rPr>
               <w:t>methodSlate</w:t>
             </w:r>
@@ -14753,16 +14233,16 @@
             <w:r>
               <w:rPr>
                 <w:rFonts w:ascii="Arial" w:hAnsi="Arial" w:cs="Arial"/>
-                <w:sz w:val="16"/>
-                <w:szCs w:val="16"/>
+                <w:sz w:val="15"/>
+                <w:szCs w:val="15"/>
               </w:rPr>
               <w:t>}</w:t>
             </w:r>
             <w:sdt>
               <w:sdtPr>
                 <w:rPr>
-                  <w:sz w:val="18"/>
-                  <w:szCs w:val="18"/>
+                  <w:sz w:val="15"/>
+                  <w:szCs w:val="15"/>
                 </w:rPr>
                 <w:id w:val="1564754482"/>
                 <w14:checkbox>
@@ -14775,8 +14255,8 @@
                 <w:r>
                   <w:rPr>
                     <w:rFonts w:ascii="MS Gothic" w:eastAsia="MS Gothic" w:hAnsi="MS Gothic" w:hint="eastAsia"/>
-                    <w:sz w:val="18"/>
-                    <w:szCs w:val="18"/>
+                    <w:sz w:val="15"/>
+                    <w:szCs w:val="15"/>
                   </w:rPr>
                   <w:t>☐</w:t>
                 </w:r>
@@ -14785,32 +14265,32 @@
             <w:r>
               <w:rPr>
                 <w:rFonts w:ascii="Arial" w:hAnsi="Arial" w:cs="Arial"/>
-                <w:sz w:val="16"/>
-                <w:szCs w:val="16"/>
+                <w:sz w:val="15"/>
+                <w:szCs w:val="15"/>
               </w:rPr>
               <w:t>{/}</w:t>
             </w:r>
             <w:permEnd w:id="846814261"/>
             <w:r>
               <w:rPr>
-                <w:sz w:val="20"/>
-                <w:szCs w:val="20"/>
+                <w:sz w:val="15"/>
+                <w:szCs w:val="15"/>
               </w:rPr>
               <w:t xml:space="preserve"> </w:t>
             </w:r>
             <w:r>
               <w:rPr>
                 <w:rFonts w:ascii="Arial" w:eastAsia="Arial" w:hAnsi="Arial" w:cs="Arial"/>
-                <w:sz w:val="16"/>
-                <w:szCs w:val="16"/>
+                <w:sz w:val="15"/>
+                <w:szCs w:val="15"/>
               </w:rPr>
               <w:t xml:space="preserve"> </w:t>
             </w:r>
             <w:r>
               <w:rPr>
                 <w:rFonts w:ascii="Arial" w:hAnsi="Arial" w:cs="Arial"/>
-                <w:sz w:val="16"/>
-                <w:szCs w:val="16"/>
+                <w:sz w:val="15"/>
+                <w:szCs w:val="15"/>
               </w:rPr>
               <w:t xml:space="preserve"> Slate</w:t>
             </w:r>
@@ -14825,40 +14305,24 @@
               <w:spacing w:before="60"/>
               <w:rPr>
                 <w:rFonts w:ascii="Arial" w:hAnsi="Arial" w:cs="Arial"/>
-                <w:sz w:val="16"/>
-                <w:szCs w:val="16"/>
+                <w:sz w:val="15"/>
+                <w:szCs w:val="15"/>
               </w:rPr>
             </w:pPr>
             <w:permStart w:id="1755735542" w:edGrp="everyone"/>
             <w:r>
               <w:rPr>
                 <w:rFonts w:ascii="Arial" w:hAnsi="Arial" w:cs="Arial"/>
-                <w:sz w:val="16"/>
-                <w:szCs w:val="16"/>
-              </w:rPr>
-              <w:t>{#</w:t>
-            </w:r>
-            <w:r>
-              <w:rPr>
-                <w:rFonts w:ascii="Arial" w:hAnsi="Arial" w:cs="Arial"/>
-                <w:sz w:val="16"/>
-                <w:szCs w:val="16"/>
-              </w:rPr>
-              <w:t>methodStaffRead</w:t>
-            </w:r>
-            <w:r>
-              <w:rPr>
-                <w:rFonts w:ascii="Arial" w:hAnsi="Arial" w:cs="Arial"/>
-                <w:sz w:val="16"/>
-                <w:szCs w:val="16"/>
-              </w:rPr>
-              <w:t>}</w:t>
+                <w:sz w:val="15"/>
+                <w:szCs w:val="15"/>
+              </w:rPr>
+              <w:t>{#methodStaffRead}</w:t>
             </w:r>
             <w:sdt>
               <w:sdtPr>
                 <w:rPr>
-                  <w:sz w:val="18"/>
-                  <w:szCs w:val="18"/>
+                  <w:sz w:val="15"/>
+                  <w:szCs w:val="15"/>
                 </w:rPr>
                 <w:id w:val="922453189"/>
                 <w14:checkbox>
@@ -14871,8 +14335,8 @@
                 <w:r>
                   <w:rPr>
                     <w:rFonts w:ascii="MS Gothic" w:eastAsia="MS Gothic" w:hAnsi="MS Gothic" w:hint="eastAsia"/>
-                    <w:sz w:val="18"/>
-                    <w:szCs w:val="18"/>
+                    <w:sz w:val="15"/>
+                    <w:szCs w:val="15"/>
                   </w:rPr>
                   <w:t>☒</w:t>
                 </w:r>
@@ -14881,8 +14345,8 @@
             <w:r>
               <w:rPr>
                 <w:rFonts w:ascii="Arial" w:hAnsi="Arial" w:cs="Arial"/>
-                <w:sz w:val="16"/>
-                <w:szCs w:val="16"/>
+                <w:sz w:val="15"/>
+                <w:szCs w:val="15"/>
               </w:rPr>
               <w:t>{/}{^</w:t>
             </w:r>
@@ -14890,8 +14354,8 @@
             <w:r>
               <w:rPr>
                 <w:rFonts w:ascii="Arial" w:hAnsi="Arial" w:cs="Arial"/>
-                <w:sz w:val="16"/>
-                <w:szCs w:val="16"/>
+                <w:sz w:val="15"/>
+                <w:szCs w:val="15"/>
               </w:rPr>
               <w:t>methodStaffRead</w:t>
             </w:r>
@@ -14899,16 +14363,16 @@
             <w:r>
               <w:rPr>
                 <w:rFonts w:ascii="Arial" w:hAnsi="Arial" w:cs="Arial"/>
-                <w:sz w:val="16"/>
-                <w:szCs w:val="16"/>
+                <w:sz w:val="15"/>
+                <w:szCs w:val="15"/>
               </w:rPr>
               <w:t>}</w:t>
             </w:r>
             <w:sdt>
               <w:sdtPr>
                 <w:rPr>
-                  <w:sz w:val="18"/>
-                  <w:szCs w:val="18"/>
+                  <w:sz w:val="15"/>
+                  <w:szCs w:val="15"/>
                 </w:rPr>
                 <w:id w:val="-437440745"/>
                 <w14:checkbox>
@@ -14921,8 +14385,8 @@
                 <w:r>
                   <w:rPr>
                     <w:rFonts w:ascii="MS Gothic" w:eastAsia="MS Gothic" w:hAnsi="MS Gothic" w:hint="eastAsia"/>
-                    <w:sz w:val="18"/>
-                    <w:szCs w:val="18"/>
+                    <w:sz w:val="15"/>
+                    <w:szCs w:val="15"/>
                   </w:rPr>
                   <w:t>☐</w:t>
                 </w:r>
@@ -14931,32 +14395,32 @@
             <w:r>
               <w:rPr>
                 <w:rFonts w:ascii="Arial" w:hAnsi="Arial" w:cs="Arial"/>
-                <w:sz w:val="16"/>
-                <w:szCs w:val="16"/>
+                <w:sz w:val="15"/>
+                <w:szCs w:val="15"/>
               </w:rPr>
               <w:t>{/}</w:t>
             </w:r>
             <w:permEnd w:id="1755735542"/>
             <w:r>
               <w:rPr>
-                <w:sz w:val="20"/>
-                <w:szCs w:val="20"/>
+                <w:sz w:val="15"/>
+                <w:szCs w:val="15"/>
               </w:rPr>
               <w:t xml:space="preserve"> </w:t>
             </w:r>
             <w:r>
               <w:rPr>
                 <w:rFonts w:ascii="Arial" w:eastAsia="Arial" w:hAnsi="Arial" w:cs="Arial"/>
-                <w:sz w:val="16"/>
-                <w:szCs w:val="16"/>
+                <w:sz w:val="15"/>
+                <w:szCs w:val="15"/>
               </w:rPr>
               <w:t xml:space="preserve"> </w:t>
             </w:r>
             <w:r>
               <w:rPr>
                 <w:rFonts w:ascii="Arial" w:hAnsi="Arial" w:cs="Arial"/>
-                <w:sz w:val="16"/>
-                <w:szCs w:val="16"/>
+                <w:sz w:val="15"/>
+                <w:szCs w:val="15"/>
               </w:rPr>
               <w:t>Staff Read</w:t>
             </w:r>
@@ -14971,40 +14435,24 @@
               <w:spacing w:before="60"/>
               <w:rPr>
                 <w:rFonts w:ascii="Arial" w:hAnsi="Arial" w:cs="Arial"/>
-                <w:sz w:val="16"/>
-                <w:szCs w:val="16"/>
+                <w:sz w:val="15"/>
+                <w:szCs w:val="15"/>
               </w:rPr>
             </w:pPr>
             <w:permStart w:id="1152258630" w:edGrp="everyone"/>
             <w:r>
               <w:rPr>
                 <w:rFonts w:ascii="Arial" w:hAnsi="Arial" w:cs="Arial"/>
-                <w:sz w:val="16"/>
-                <w:szCs w:val="16"/>
-              </w:rPr>
-              <w:t>{#</w:t>
-            </w:r>
-            <w:r>
-              <w:rPr>
-                <w:rFonts w:ascii="Arial" w:hAnsi="Arial" w:cs="Arial"/>
-                <w:sz w:val="16"/>
-                <w:szCs w:val="16"/>
-              </w:rPr>
-              <w:t>other6</w:t>
-            </w:r>
-            <w:r>
-              <w:rPr>
-                <w:rFonts w:ascii="Arial" w:hAnsi="Arial" w:cs="Arial"/>
-                <w:sz w:val="16"/>
-                <w:szCs w:val="16"/>
-              </w:rPr>
-              <w:t>}</w:t>
+                <w:sz w:val="15"/>
+                <w:szCs w:val="15"/>
+              </w:rPr>
+              <w:t>{#other6}</w:t>
             </w:r>
             <w:sdt>
               <w:sdtPr>
                 <w:rPr>
-                  <w:sz w:val="18"/>
-                  <w:szCs w:val="18"/>
+                  <w:sz w:val="15"/>
+                  <w:szCs w:val="15"/>
                 </w:rPr>
                 <w:id w:val="1740137762"/>
                 <w14:checkbox>
@@ -15017,8 +14465,8 @@
                 <w:r>
                   <w:rPr>
                     <w:rFonts w:ascii="MS Gothic" w:eastAsia="MS Gothic" w:hAnsi="MS Gothic" w:hint="eastAsia"/>
-                    <w:sz w:val="18"/>
-                    <w:szCs w:val="18"/>
+                    <w:sz w:val="15"/>
+                    <w:szCs w:val="15"/>
                   </w:rPr>
                   <w:t>☒</w:t>
                 </w:r>
@@ -15027,32 +14475,16 @@
             <w:r>
               <w:rPr>
                 <w:rFonts w:ascii="Arial" w:hAnsi="Arial" w:cs="Arial"/>
-                <w:sz w:val="16"/>
-                <w:szCs w:val="16"/>
-              </w:rPr>
-              <w:t>{/}{^</w:t>
-            </w:r>
-            <w:r>
-              <w:rPr>
-                <w:rFonts w:ascii="Arial" w:hAnsi="Arial" w:cs="Arial"/>
-                <w:sz w:val="16"/>
-                <w:szCs w:val="16"/>
-              </w:rPr>
-              <w:t>other6</w:t>
-            </w:r>
-            <w:r>
-              <w:rPr>
-                <w:rFonts w:ascii="Arial" w:hAnsi="Arial" w:cs="Arial"/>
-                <w:sz w:val="16"/>
-                <w:szCs w:val="16"/>
-              </w:rPr>
-              <w:t>}</w:t>
+                <w:sz w:val="15"/>
+                <w:szCs w:val="15"/>
+              </w:rPr>
+              <w:t>{/}{^other6}</w:t>
             </w:r>
             <w:sdt>
               <w:sdtPr>
                 <w:rPr>
-                  <w:sz w:val="18"/>
-                  <w:szCs w:val="18"/>
+                  <w:sz w:val="15"/>
+                  <w:szCs w:val="15"/>
                 </w:rPr>
                 <w:id w:val="757870134"/>
                 <w14:checkbox>
@@ -15065,8 +14497,8 @@
                 <w:r>
                   <w:rPr>
                     <w:rFonts w:ascii="MS Gothic" w:eastAsia="MS Gothic" w:hAnsi="MS Gothic" w:hint="eastAsia"/>
-                    <w:sz w:val="18"/>
-                    <w:szCs w:val="18"/>
+                    <w:sz w:val="15"/>
+                    <w:szCs w:val="15"/>
                   </w:rPr>
                   <w:t>☐</w:t>
                 </w:r>
@@ -15075,8 +14507,8 @@
             <w:r>
               <w:rPr>
                 <w:rFonts w:ascii="Arial" w:hAnsi="Arial" w:cs="Arial"/>
-                <w:sz w:val="16"/>
-                <w:szCs w:val="16"/>
+                <w:sz w:val="15"/>
+                <w:szCs w:val="15"/>
               </w:rPr>
               <w:t>{/}</w:t>
             </w:r>
@@ -15084,25 +14516,17 @@
             <w:r>
               <w:rPr>
                 <w:rFonts w:ascii="Arial" w:hAnsi="Arial" w:cs="Arial"/>
-                <w:sz w:val="16"/>
-                <w:szCs w:val="16"/>
-              </w:rPr>
-              <w:t xml:space="preserve"> </w:t>
-            </w:r>
-            <w:r>
-              <w:rPr>
-                <w:rFonts w:ascii="Arial" w:hAnsi="Arial" w:cs="Arial"/>
-                <w:sz w:val="16"/>
-                <w:szCs w:val="16"/>
-              </w:rPr>
-              <w:t>Other</w:t>
+                <w:sz w:val="15"/>
+                <w:szCs w:val="15"/>
+              </w:rPr>
+              <w:t xml:space="preserve"> Other</w:t>
             </w:r>
           </w:p>
         </w:tc>
       </w:tr>
       <w:tr>
         <w:trPr>
-          <w:trHeight w:hRule="exact" w:val="288"/>
+          <w:trHeight w:hRule="exact" w:val="259"/>
         </w:trPr>
         <w:tc>
           <w:tcPr>
@@ -15114,25 +14538,17 @@
               <w:spacing w:before="60"/>
               <w:rPr>
                 <w:rFonts w:ascii="Arial" w:hAnsi="Arial" w:cs="Arial"/>
-                <w:sz w:val="14"/>
-                <w:szCs w:val="14"/>
+                <w:sz w:val="15"/>
+                <w:szCs w:val="15"/>
               </w:rPr>
             </w:pPr>
             <w:r>
               <w:rPr>
                 <w:rFonts w:ascii="Arial" w:hAnsi="Arial" w:cs="Arial"/>
-                <w:sz w:val="14"/>
-                <w:szCs w:val="14"/>
-              </w:rPr>
-              <w:t>How was effectiveness of communication verified</w:t>
-            </w:r>
-            <w:r>
-              <w:rPr>
-                <w:rFonts w:ascii="Arial" w:hAnsi="Arial" w:cs="Arial"/>
-                <w:sz w:val="14"/>
-                <w:szCs w:val="14"/>
-              </w:rPr>
-              <w:t>?</w:t>
+                <w:sz w:val="15"/>
+                <w:szCs w:val="15"/>
+              </w:rPr>
+              <w:t>How was effectiveness of communication verified?</w:t>
             </w:r>
           </w:p>
         </w:tc>
@@ -15146,40 +14562,24 @@
               <w:spacing w:before="60"/>
               <w:rPr>
                 <w:rFonts w:ascii="Arial" w:hAnsi="Arial" w:cs="Arial"/>
-                <w:sz w:val="16"/>
-                <w:szCs w:val="16"/>
+                <w:sz w:val="15"/>
+                <w:szCs w:val="15"/>
               </w:rPr>
             </w:pPr>
             <w:permStart w:id="529090211" w:edGrp="everyone"/>
             <w:r>
               <w:rPr>
                 <w:rFonts w:ascii="Arial" w:hAnsi="Arial" w:cs="Arial"/>
-                <w:sz w:val="16"/>
-                <w:szCs w:val="16"/>
-              </w:rPr>
-              <w:t>{#</w:t>
-            </w:r>
-            <w:r>
-              <w:rPr>
-                <w:rFonts w:ascii="Arial" w:hAnsi="Arial" w:cs="Arial"/>
-                <w:sz w:val="16"/>
-                <w:szCs w:val="16"/>
-              </w:rPr>
-              <w:t>VA</w:t>
-            </w:r>
-            <w:r>
-              <w:rPr>
-                <w:rFonts w:ascii="Arial" w:hAnsi="Arial" w:cs="Arial"/>
-                <w:sz w:val="16"/>
-                <w:szCs w:val="16"/>
-              </w:rPr>
-              <w:t>}</w:t>
+                <w:sz w:val="15"/>
+                <w:szCs w:val="15"/>
+              </w:rPr>
+              <w:t>{#VA}</w:t>
             </w:r>
             <w:sdt>
               <w:sdtPr>
                 <w:rPr>
-                  <w:sz w:val="18"/>
-                  <w:szCs w:val="18"/>
+                  <w:sz w:val="15"/>
+                  <w:szCs w:val="15"/>
                 </w:rPr>
                 <w:id w:val="-804691950"/>
                 <w14:checkbox>
@@ -15192,8 +14592,8 @@
                 <w:r>
                   <w:rPr>
                     <w:rFonts w:ascii="MS Gothic" w:eastAsia="MS Gothic" w:hAnsi="MS Gothic" w:hint="eastAsia"/>
-                    <w:sz w:val="18"/>
-                    <w:szCs w:val="18"/>
+                    <w:sz w:val="15"/>
+                    <w:szCs w:val="15"/>
                   </w:rPr>
                   <w:t>☒</w:t>
                 </w:r>
@@ -15202,32 +14602,16 @@
             <w:r>
               <w:rPr>
                 <w:rFonts w:ascii="Arial" w:hAnsi="Arial" w:cs="Arial"/>
-                <w:sz w:val="16"/>
-                <w:szCs w:val="16"/>
-              </w:rPr>
-              <w:t>{/}{^</w:t>
-            </w:r>
-            <w:r>
-              <w:rPr>
-                <w:rFonts w:ascii="Arial" w:hAnsi="Arial" w:cs="Arial"/>
-                <w:sz w:val="16"/>
-                <w:szCs w:val="16"/>
-              </w:rPr>
-              <w:t>VA</w:t>
-            </w:r>
-            <w:r>
-              <w:rPr>
-                <w:rFonts w:ascii="Arial" w:hAnsi="Arial" w:cs="Arial"/>
-                <w:sz w:val="16"/>
-                <w:szCs w:val="16"/>
-              </w:rPr>
-              <w:t>}</w:t>
+                <w:sz w:val="15"/>
+                <w:szCs w:val="15"/>
+              </w:rPr>
+              <w:t>{/}{^VA}</w:t>
             </w:r>
             <w:sdt>
               <w:sdtPr>
                 <w:rPr>
-                  <w:sz w:val="18"/>
-                  <w:szCs w:val="18"/>
+                  <w:sz w:val="15"/>
+                  <w:szCs w:val="15"/>
                 </w:rPr>
                 <w:id w:val="-473304221"/>
                 <w14:checkbox>
@@ -15240,8 +14624,8 @@
                 <w:r>
                   <w:rPr>
                     <w:rFonts w:ascii="MS Gothic" w:eastAsia="MS Gothic" w:hAnsi="MS Gothic" w:hint="eastAsia"/>
-                    <w:sz w:val="18"/>
-                    <w:szCs w:val="18"/>
+                    <w:sz w:val="15"/>
+                    <w:szCs w:val="15"/>
                   </w:rPr>
                   <w:t>☐</w:t>
                 </w:r>
@@ -15250,32 +14634,32 @@
             <w:r>
               <w:rPr>
                 <w:rFonts w:ascii="Arial" w:hAnsi="Arial" w:cs="Arial"/>
-                <w:sz w:val="16"/>
-                <w:szCs w:val="16"/>
+                <w:sz w:val="15"/>
+                <w:szCs w:val="15"/>
               </w:rPr>
               <w:t>{/}</w:t>
             </w:r>
             <w:permEnd w:id="529090211"/>
             <w:r>
               <w:rPr>
-                <w:sz w:val="20"/>
-                <w:szCs w:val="20"/>
+                <w:sz w:val="15"/>
+                <w:szCs w:val="15"/>
               </w:rPr>
               <w:t xml:space="preserve"> </w:t>
             </w:r>
             <w:r>
               <w:rPr>
                 <w:rFonts w:ascii="Arial" w:eastAsia="Arial" w:hAnsi="Arial" w:cs="Arial"/>
-                <w:sz w:val="16"/>
-                <w:szCs w:val="16"/>
+                <w:sz w:val="15"/>
+                <w:szCs w:val="15"/>
               </w:rPr>
               <w:t xml:space="preserve"> </w:t>
             </w:r>
             <w:r>
               <w:rPr>
                 <w:rFonts w:ascii="Arial" w:hAnsi="Arial" w:cs="Arial"/>
-                <w:sz w:val="16"/>
-                <w:szCs w:val="16"/>
+                <w:sz w:val="15"/>
+                <w:szCs w:val="15"/>
               </w:rPr>
               <w:t>Verbally Acknowledged</w:t>
             </w:r>
@@ -15291,40 +14675,24 @@
               <w:spacing w:before="60"/>
               <w:rPr>
                 <w:rFonts w:ascii="Arial" w:hAnsi="Arial" w:cs="Arial"/>
-                <w:sz w:val="16"/>
-                <w:szCs w:val="16"/>
+                <w:sz w:val="15"/>
+                <w:szCs w:val="15"/>
               </w:rPr>
             </w:pPr>
             <w:permStart w:id="1086202966" w:edGrp="everyone"/>
             <w:r>
               <w:rPr>
                 <w:rFonts w:ascii="Arial" w:hAnsi="Arial" w:cs="Arial"/>
-                <w:sz w:val="16"/>
-                <w:szCs w:val="16"/>
-              </w:rPr>
-              <w:t>{#</w:t>
-            </w:r>
-            <w:r>
-              <w:rPr>
-                <w:rFonts w:ascii="Arial" w:hAnsi="Arial" w:cs="Arial"/>
-                <w:sz w:val="16"/>
-                <w:szCs w:val="16"/>
-              </w:rPr>
-              <w:t>responded</w:t>
-            </w:r>
-            <w:r>
-              <w:rPr>
-                <w:rFonts w:ascii="Arial" w:hAnsi="Arial" w:cs="Arial"/>
-                <w:sz w:val="16"/>
-                <w:szCs w:val="16"/>
-              </w:rPr>
-              <w:t>}</w:t>
+                <w:sz w:val="15"/>
+                <w:szCs w:val="15"/>
+              </w:rPr>
+              <w:t>{#responded}</w:t>
             </w:r>
             <w:sdt>
               <w:sdtPr>
                 <w:rPr>
-                  <w:sz w:val="18"/>
-                  <w:szCs w:val="18"/>
+                  <w:sz w:val="15"/>
+                  <w:szCs w:val="15"/>
                 </w:rPr>
                 <w:id w:val="1892072841"/>
                 <w14:checkbox>
@@ -15337,8 +14705,8 @@
                 <w:r>
                   <w:rPr>
                     <w:rFonts w:ascii="MS Gothic" w:eastAsia="MS Gothic" w:hAnsi="MS Gothic" w:hint="eastAsia"/>
-                    <w:sz w:val="18"/>
-                    <w:szCs w:val="18"/>
+                    <w:sz w:val="15"/>
+                    <w:szCs w:val="15"/>
                   </w:rPr>
                   <w:t>☒</w:t>
                 </w:r>
@@ -15347,32 +14715,16 @@
             <w:r>
               <w:rPr>
                 <w:rFonts w:ascii="Arial" w:hAnsi="Arial" w:cs="Arial"/>
-                <w:sz w:val="16"/>
-                <w:szCs w:val="16"/>
-              </w:rPr>
-              <w:t>{/}{^</w:t>
-            </w:r>
-            <w:r>
-              <w:rPr>
-                <w:rFonts w:ascii="Arial" w:hAnsi="Arial" w:cs="Arial"/>
-                <w:sz w:val="16"/>
-                <w:szCs w:val="16"/>
-              </w:rPr>
-              <w:t>responded</w:t>
-            </w:r>
-            <w:r>
-              <w:rPr>
-                <w:rFonts w:ascii="Arial" w:hAnsi="Arial" w:cs="Arial"/>
-                <w:sz w:val="16"/>
-                <w:szCs w:val="16"/>
-              </w:rPr>
-              <w:t>}</w:t>
+                <w:sz w:val="15"/>
+                <w:szCs w:val="15"/>
+              </w:rPr>
+              <w:t>{/}{^responded}</w:t>
             </w:r>
             <w:sdt>
               <w:sdtPr>
                 <w:rPr>
-                  <w:sz w:val="18"/>
-                  <w:szCs w:val="18"/>
+                  <w:sz w:val="15"/>
+                  <w:szCs w:val="15"/>
                 </w:rPr>
                 <w:id w:val="-1517307076"/>
                 <w14:checkbox>
@@ -15385,8 +14737,8 @@
                 <w:r>
                   <w:rPr>
                     <w:rFonts w:ascii="MS Gothic" w:eastAsia="MS Gothic" w:hAnsi="MS Gothic" w:hint="eastAsia"/>
-                    <w:sz w:val="18"/>
-                    <w:szCs w:val="18"/>
+                    <w:sz w:val="15"/>
+                    <w:szCs w:val="15"/>
                   </w:rPr>
                   <w:t>☐</w:t>
                 </w:r>
@@ -15395,32 +14747,32 @@
             <w:r>
               <w:rPr>
                 <w:rFonts w:ascii="Arial" w:hAnsi="Arial" w:cs="Arial"/>
-                <w:sz w:val="16"/>
-                <w:szCs w:val="16"/>
+                <w:sz w:val="15"/>
+                <w:szCs w:val="15"/>
               </w:rPr>
               <w:t>{/}</w:t>
             </w:r>
             <w:permEnd w:id="1086202966"/>
             <w:r>
               <w:rPr>
-                <w:sz w:val="20"/>
-                <w:szCs w:val="20"/>
+                <w:sz w:val="15"/>
+                <w:szCs w:val="15"/>
               </w:rPr>
               <w:t xml:space="preserve"> </w:t>
             </w:r>
             <w:r>
               <w:rPr>
                 <w:rFonts w:ascii="Arial" w:eastAsia="Arial" w:hAnsi="Arial" w:cs="Arial"/>
-                <w:sz w:val="16"/>
-                <w:szCs w:val="16"/>
+                <w:sz w:val="15"/>
+                <w:szCs w:val="15"/>
               </w:rPr>
               <w:t xml:space="preserve"> </w:t>
             </w:r>
             <w:r>
               <w:rPr>
                 <w:rFonts w:ascii="Arial" w:hAnsi="Arial" w:cs="Arial"/>
-                <w:sz w:val="16"/>
-                <w:szCs w:val="16"/>
+                <w:sz w:val="15"/>
+                <w:szCs w:val="15"/>
               </w:rPr>
               <w:t>Responded and/or Asked Appropriate Questions</w:t>
             </w:r>
@@ -15432,15 +14784,15 @@
       <w:pPr>
         <w:rPr>
           <w:rFonts w:ascii="Arial" w:eastAsia="Arial" w:hAnsi="Arial" w:cs="Arial"/>
-          <w:sz w:val="16"/>
-          <w:szCs w:val="16"/>
+          <w:sz w:val="14"/>
+          <w:szCs w:val="14"/>
         </w:rPr>
       </w:pPr>
       <w:r>
         <w:rPr>
           <w:rFonts w:ascii="Arial" w:eastAsia="Arial" w:hAnsi="Arial" w:cs="Arial"/>
-          <w:sz w:val="16"/>
-          <w:szCs w:val="16"/>
+          <w:sz w:val="14"/>
+          <w:szCs w:val="14"/>
         </w:rPr>
         <w:t xml:space="preserve">Distribution (Completed/Signed Copies Only):  </w:t>
       </w:r>
@@ -15448,32 +14800,16 @@
       <w:r>
         <w:rPr>
           <w:rFonts w:ascii="Arial" w:hAnsi="Arial" w:cs="Arial"/>
-          <w:sz w:val="16"/>
-          <w:szCs w:val="16"/>
+          <w:sz w:val="14"/>
+          <w:szCs w:val="14"/>
         </w:rPr>
-        <w:t>{#</w:t>
-      </w:r>
-      <w:r>
-        <w:rPr>
-          <w:rFonts w:ascii="Arial" w:hAnsi="Arial" w:cs="Arial"/>
-          <w:sz w:val="16"/>
-          <w:szCs w:val="16"/>
-        </w:rPr>
-        <w:t>residentDist</w:t>
-      </w:r>
-      <w:r>
-        <w:rPr>
-          <w:rFonts w:ascii="Arial" w:hAnsi="Arial" w:cs="Arial"/>
-          <w:sz w:val="16"/>
-          <w:szCs w:val="16"/>
-        </w:rPr>
-        <w:t>}</w:t>
+        <w:t>{#residentDist}</w:t>
       </w:r>
       <w:sdt>
         <w:sdtPr>
           <w:rPr>
-            <w:sz w:val="18"/>
-            <w:szCs w:val="18"/>
+            <w:sz w:val="14"/>
+            <w:szCs w:val="14"/>
           </w:rPr>
           <w:id w:val="-1665007678"/>
           <w14:checkbox>
@@ -15486,8 +14822,8 @@
           <w:r>
             <w:rPr>
               <w:rFonts w:ascii="MS Gothic" w:eastAsia="MS Gothic" w:hAnsi="MS Gothic" w:hint="eastAsia"/>
-              <w:sz w:val="18"/>
-              <w:szCs w:val="18"/>
+              <w:sz w:val="14"/>
+              <w:szCs w:val="14"/>
             </w:rPr>
             <w:t>☒</w:t>
           </w:r>
@@ -15496,8 +14832,8 @@
       <w:r>
         <w:rPr>
           <w:rFonts w:ascii="Arial" w:hAnsi="Arial" w:cs="Arial"/>
-          <w:sz w:val="16"/>
-          <w:szCs w:val="16"/>
+          <w:sz w:val="14"/>
+          <w:szCs w:val="14"/>
         </w:rPr>
         <w:t>{/}{^</w:t>
       </w:r>
@@ -15505,8 +14841,8 @@
       <w:r>
         <w:rPr>
           <w:rFonts w:ascii="Arial" w:hAnsi="Arial" w:cs="Arial"/>
-          <w:sz w:val="16"/>
-          <w:szCs w:val="16"/>
+          <w:sz w:val="14"/>
+          <w:szCs w:val="14"/>
         </w:rPr>
         <w:t>residentDist</w:t>
       </w:r>
@@ -15514,16 +14850,16 @@
       <w:r>
         <w:rPr>
           <w:rFonts w:ascii="Arial" w:hAnsi="Arial" w:cs="Arial"/>
-          <w:sz w:val="16"/>
-          <w:szCs w:val="16"/>
+          <w:sz w:val="14"/>
+          <w:szCs w:val="14"/>
         </w:rPr>
         <w:t>}</w:t>
       </w:r>
       <w:sdt>
         <w:sdtPr>
           <w:rPr>
-            <w:sz w:val="18"/>
-            <w:szCs w:val="18"/>
+            <w:sz w:val="14"/>
+            <w:szCs w:val="14"/>
           </w:rPr>
           <w:id w:val="895946990"/>
           <w14:checkbox>
@@ -15536,8 +14872,8 @@
           <w:r>
             <w:rPr>
               <w:rFonts w:ascii="MS Gothic" w:eastAsia="MS Gothic" w:hAnsi="MS Gothic" w:hint="eastAsia"/>
-              <w:sz w:val="18"/>
-              <w:szCs w:val="18"/>
+              <w:sz w:val="14"/>
+              <w:szCs w:val="14"/>
             </w:rPr>
             <w:t>☐</w:t>
           </w:r>
@@ -15546,8 +14882,8 @@
       <w:r>
         <w:rPr>
           <w:rFonts w:ascii="Arial" w:hAnsi="Arial" w:cs="Arial"/>
-          <w:sz w:val="16"/>
-          <w:szCs w:val="16"/>
+          <w:sz w:val="14"/>
+          <w:szCs w:val="14"/>
         </w:rPr>
         <w:t>{/}</w:t>
       </w:r>
@@ -15555,16 +14891,16 @@
       <w:r>
         <w:rPr>
           <w:rFonts w:ascii="Arial" w:eastAsia="Arial" w:hAnsi="Arial" w:cs="Arial"/>
-          <w:sz w:val="16"/>
-          <w:szCs w:val="16"/>
+          <w:sz w:val="14"/>
+          <w:szCs w:val="14"/>
         </w:rPr>
         <w:t xml:space="preserve"> </w:t>
       </w:r>
       <w:r>
         <w:rPr>
           <w:rFonts w:ascii="Arial" w:eastAsia="Arial" w:hAnsi="Arial" w:cs="Arial"/>
-          <w:sz w:val="16"/>
-          <w:szCs w:val="16"/>
+          <w:sz w:val="14"/>
+          <w:szCs w:val="14"/>
         </w:rPr>
         <w:t xml:space="preserve">Prisoner    </w:t>
       </w:r>
@@ -15572,32 +14908,16 @@
       <w:r>
         <w:rPr>
           <w:rFonts w:ascii="Arial" w:hAnsi="Arial" w:cs="Arial"/>
-          <w:sz w:val="16"/>
-          <w:szCs w:val="16"/>
+          <w:sz w:val="14"/>
+          <w:szCs w:val="14"/>
         </w:rPr>
-        <w:t>{#</w:t>
-      </w:r>
-      <w:r>
-        <w:rPr>
-          <w:rFonts w:ascii="Arial" w:hAnsi="Arial" w:cs="Arial"/>
-          <w:sz w:val="16"/>
-          <w:szCs w:val="16"/>
-        </w:rPr>
-        <w:t>counselorDist</w:t>
-      </w:r>
-      <w:r>
-        <w:rPr>
-          <w:rFonts w:ascii="Arial" w:hAnsi="Arial" w:cs="Arial"/>
-          <w:sz w:val="16"/>
-          <w:szCs w:val="16"/>
-        </w:rPr>
-        <w:t>}</w:t>
+        <w:t>{#counselorDist}</w:t>
       </w:r>
       <w:sdt>
         <w:sdtPr>
           <w:rPr>
-            <w:sz w:val="18"/>
-            <w:szCs w:val="18"/>
+            <w:sz w:val="14"/>
+            <w:szCs w:val="14"/>
           </w:rPr>
           <w:id w:val="-1834281710"/>
           <w14:checkbox>
@@ -15610,8 +14930,8 @@
           <w:r>
             <w:rPr>
               <w:rFonts w:ascii="MS Gothic" w:eastAsia="MS Gothic" w:hAnsi="MS Gothic" w:hint="eastAsia"/>
-              <w:sz w:val="18"/>
-              <w:szCs w:val="18"/>
+              <w:sz w:val="14"/>
+              <w:szCs w:val="14"/>
             </w:rPr>
             <w:t>☒</w:t>
           </w:r>
@@ -15620,8 +14940,8 @@
       <w:r>
         <w:rPr>
           <w:rFonts w:ascii="Arial" w:hAnsi="Arial" w:cs="Arial"/>
-          <w:sz w:val="16"/>
-          <w:szCs w:val="16"/>
+          <w:sz w:val="14"/>
+          <w:szCs w:val="14"/>
         </w:rPr>
         <w:t>{/}{^</w:t>
       </w:r>
@@ -15629,8 +14949,8 @@
       <w:r>
         <w:rPr>
           <w:rFonts w:ascii="Arial" w:hAnsi="Arial" w:cs="Arial"/>
-          <w:sz w:val="16"/>
-          <w:szCs w:val="16"/>
+          <w:sz w:val="14"/>
+          <w:szCs w:val="14"/>
         </w:rPr>
         <w:t>counselorDist</w:t>
       </w:r>
@@ -15638,16 +14958,16 @@
       <w:r>
         <w:rPr>
           <w:rFonts w:ascii="Arial" w:hAnsi="Arial" w:cs="Arial"/>
-          <w:sz w:val="16"/>
-          <w:szCs w:val="16"/>
+          <w:sz w:val="14"/>
+          <w:szCs w:val="14"/>
         </w:rPr>
         <w:t>}</w:t>
       </w:r>
       <w:sdt>
         <w:sdtPr>
           <w:rPr>
-            <w:sz w:val="18"/>
-            <w:szCs w:val="18"/>
+            <w:sz w:val="14"/>
+            <w:szCs w:val="14"/>
           </w:rPr>
           <w:id w:val="-1648033472"/>
           <w14:checkbox>
@@ -15660,8 +14980,8 @@
           <w:r>
             <w:rPr>
               <w:rFonts w:ascii="MS Gothic" w:eastAsia="MS Gothic" w:hAnsi="MS Gothic" w:hint="eastAsia"/>
-              <w:sz w:val="18"/>
-              <w:szCs w:val="18"/>
+              <w:sz w:val="14"/>
+              <w:szCs w:val="14"/>
             </w:rPr>
             <w:t>☐</w:t>
           </w:r>
@@ -15670,8 +14990,8 @@
       <w:r>
         <w:rPr>
           <w:rFonts w:ascii="Arial" w:hAnsi="Arial" w:cs="Arial"/>
-          <w:sz w:val="16"/>
-          <w:szCs w:val="16"/>
+          <w:sz w:val="14"/>
+          <w:szCs w:val="14"/>
         </w:rPr>
         <w:t>{/}</w:t>
       </w:r>
@@ -15679,16 +14999,16 @@
       <w:r>
         <w:rPr>
           <w:rFonts w:ascii="Arial" w:eastAsia="Arial" w:hAnsi="Arial" w:cs="Arial"/>
-          <w:sz w:val="16"/>
-          <w:szCs w:val="16"/>
+          <w:sz w:val="14"/>
+          <w:szCs w:val="14"/>
         </w:rPr>
         <w:t xml:space="preserve"> </w:t>
       </w:r>
       <w:r>
         <w:rPr>
           <w:rFonts w:ascii="Arial" w:eastAsia="Arial" w:hAnsi="Arial" w:cs="Arial"/>
-          <w:sz w:val="16"/>
-          <w:szCs w:val="16"/>
+          <w:sz w:val="14"/>
+          <w:szCs w:val="14"/>
         </w:rPr>
         <w:t xml:space="preserve">Counselor File    </w:t>
       </w:r>
@@ -15696,32 +15016,16 @@
       <w:r>
         <w:rPr>
           <w:rFonts w:ascii="Arial" w:hAnsi="Arial" w:cs="Arial"/>
-          <w:sz w:val="16"/>
-          <w:szCs w:val="16"/>
+          <w:sz w:val="14"/>
+          <w:szCs w:val="14"/>
         </w:rPr>
-        <w:t>{#</w:t>
-      </w:r>
-      <w:r>
-        <w:rPr>
-          <w:rFonts w:ascii="Arial" w:hAnsi="Arial" w:cs="Arial"/>
-          <w:sz w:val="16"/>
-          <w:szCs w:val="16"/>
-        </w:rPr>
-        <w:t>recordDist</w:t>
-      </w:r>
-      <w:r>
-        <w:rPr>
-          <w:rFonts w:ascii="Arial" w:hAnsi="Arial" w:cs="Arial"/>
-          <w:sz w:val="16"/>
-          <w:szCs w:val="16"/>
-        </w:rPr>
-        <w:t>}</w:t>
+        <w:t>{#recordDist}</w:t>
       </w:r>
       <w:sdt>
         <w:sdtPr>
           <w:rPr>
-            <w:sz w:val="18"/>
-            <w:szCs w:val="18"/>
+            <w:sz w:val="14"/>
+            <w:szCs w:val="14"/>
           </w:rPr>
           <w:id w:val="946355240"/>
           <w14:checkbox>
@@ -15734,8 +15038,8 @@
           <w:r>
             <w:rPr>
               <w:rFonts w:ascii="MS Gothic" w:eastAsia="MS Gothic" w:hAnsi="MS Gothic" w:hint="eastAsia"/>
-              <w:sz w:val="18"/>
-              <w:szCs w:val="18"/>
+              <w:sz w:val="14"/>
+              <w:szCs w:val="14"/>
             </w:rPr>
             <w:t>☒</w:t>
           </w:r>
@@ -15744,8 +15048,8 @@
       <w:r>
         <w:rPr>
           <w:rFonts w:ascii="Arial" w:hAnsi="Arial" w:cs="Arial"/>
-          <w:sz w:val="16"/>
-          <w:szCs w:val="16"/>
+          <w:sz w:val="14"/>
+          <w:szCs w:val="14"/>
         </w:rPr>
         <w:t>{/}{^</w:t>
       </w:r>
@@ -15753,8 +15057,8 @@
       <w:r>
         <w:rPr>
           <w:rFonts w:ascii="Arial" w:hAnsi="Arial" w:cs="Arial"/>
-          <w:sz w:val="16"/>
-          <w:szCs w:val="16"/>
+          <w:sz w:val="14"/>
+          <w:szCs w:val="14"/>
         </w:rPr>
         <w:t>recordDist</w:t>
       </w:r>
@@ -15762,16 +15066,16 @@
       <w:r>
         <w:rPr>
           <w:rFonts w:ascii="Arial" w:hAnsi="Arial" w:cs="Arial"/>
-          <w:sz w:val="16"/>
-          <w:szCs w:val="16"/>
+          <w:sz w:val="14"/>
+          <w:szCs w:val="14"/>
         </w:rPr>
         <w:t>}</w:t>
       </w:r>
       <w:sdt>
         <w:sdtPr>
           <w:rPr>
-            <w:sz w:val="18"/>
-            <w:szCs w:val="18"/>
+            <w:sz w:val="14"/>
+            <w:szCs w:val="14"/>
           </w:rPr>
           <w:id w:val="366801642"/>
           <w14:checkbox>
@@ -15784,8 +15088,8 @@
           <w:r>
             <w:rPr>
               <w:rFonts w:ascii="MS Gothic" w:eastAsia="MS Gothic" w:hAnsi="MS Gothic" w:hint="eastAsia"/>
-              <w:sz w:val="18"/>
-              <w:szCs w:val="18"/>
+              <w:sz w:val="14"/>
+              <w:szCs w:val="14"/>
             </w:rPr>
             <w:t>☐</w:t>
           </w:r>
@@ -15794,8 +15098,8 @@
       <w:r>
         <w:rPr>
           <w:rFonts w:ascii="Arial" w:hAnsi="Arial" w:cs="Arial"/>
-          <w:sz w:val="16"/>
-          <w:szCs w:val="16"/>
+          <w:sz w:val="14"/>
+          <w:szCs w:val="14"/>
         </w:rPr>
         <w:t>{/}</w:t>
       </w:r>
@@ -15803,16 +15107,16 @@
       <w:r>
         <w:rPr>
           <w:rFonts w:ascii="Arial" w:eastAsia="Arial" w:hAnsi="Arial" w:cs="Arial"/>
-          <w:sz w:val="16"/>
-          <w:szCs w:val="16"/>
+          <w:sz w:val="14"/>
+          <w:szCs w:val="14"/>
         </w:rPr>
         <w:t xml:space="preserve"> </w:t>
       </w:r>
       <w:r>
         <w:rPr>
           <w:rFonts w:ascii="Arial" w:eastAsia="Arial" w:hAnsi="Arial" w:cs="Arial"/>
-          <w:sz w:val="16"/>
-          <w:szCs w:val="16"/>
+          <w:sz w:val="14"/>
+          <w:szCs w:val="14"/>
         </w:rPr>
         <w:t xml:space="preserve">Record Office File    </w:t>
       </w:r>
@@ -15820,32 +15124,16 @@
       <w:r>
         <w:rPr>
           <w:rFonts w:ascii="Arial" w:hAnsi="Arial" w:cs="Arial"/>
-          <w:sz w:val="16"/>
-          <w:szCs w:val="16"/>
+          <w:sz w:val="14"/>
+          <w:szCs w:val="14"/>
         </w:rPr>
-        <w:t>{#</w:t>
-      </w:r>
-      <w:r>
-        <w:rPr>
-          <w:rFonts w:ascii="Arial" w:hAnsi="Arial" w:cs="Arial"/>
-          <w:sz w:val="16"/>
-          <w:szCs w:val="16"/>
-        </w:rPr>
-        <w:t>centralDist</w:t>
-      </w:r>
-      <w:r>
-        <w:rPr>
-          <w:rFonts w:ascii="Arial" w:hAnsi="Arial" w:cs="Arial"/>
-          <w:sz w:val="16"/>
-          <w:szCs w:val="16"/>
-        </w:rPr>
-        <w:t>}</w:t>
+        <w:t>{#centralDist}</w:t>
       </w:r>
       <w:sdt>
         <w:sdtPr>
           <w:rPr>
-            <w:sz w:val="18"/>
-            <w:szCs w:val="18"/>
+            <w:sz w:val="14"/>
+            <w:szCs w:val="14"/>
           </w:rPr>
           <w:id w:val="327940532"/>
           <w14:checkbox>
@@ -15858,8 +15146,8 @@
           <w:r>
             <w:rPr>
               <w:rFonts w:ascii="MS Gothic" w:eastAsia="MS Gothic" w:hAnsi="MS Gothic" w:hint="eastAsia"/>
-              <w:sz w:val="18"/>
-              <w:szCs w:val="18"/>
+              <w:sz w:val="14"/>
+              <w:szCs w:val="14"/>
             </w:rPr>
             <w:t>☒</w:t>
           </w:r>
@@ -15868,8 +15156,8 @@
       <w:r>
         <w:rPr>
           <w:rFonts w:ascii="Arial" w:hAnsi="Arial" w:cs="Arial"/>
-          <w:sz w:val="16"/>
-          <w:szCs w:val="16"/>
+          <w:sz w:val="14"/>
+          <w:szCs w:val="14"/>
         </w:rPr>
         <w:t>{/}{^</w:t>
       </w:r>
@@ -15877,8 +15165,8 @@
       <w:r>
         <w:rPr>
           <w:rFonts w:ascii="Arial" w:hAnsi="Arial" w:cs="Arial"/>
-          <w:sz w:val="16"/>
-          <w:szCs w:val="16"/>
+          <w:sz w:val="14"/>
+          <w:szCs w:val="14"/>
         </w:rPr>
         <w:t>centralDist</w:t>
       </w:r>
@@ -15886,16 +15174,16 @@
       <w:r>
         <w:rPr>
           <w:rFonts w:ascii="Arial" w:hAnsi="Arial" w:cs="Arial"/>
-          <w:sz w:val="16"/>
-          <w:szCs w:val="16"/>
+          <w:sz w:val="14"/>
+          <w:szCs w:val="14"/>
         </w:rPr>
         <w:t>}</w:t>
       </w:r>
       <w:sdt>
         <w:sdtPr>
           <w:rPr>
-            <w:sz w:val="18"/>
-            <w:szCs w:val="18"/>
+            <w:sz w:val="14"/>
+            <w:szCs w:val="14"/>
           </w:rPr>
           <w:id w:val="-420177510"/>
           <w14:checkbox>
@@ -15908,8 +15196,8 @@
           <w:r>
             <w:rPr>
               <w:rFonts w:ascii="MS Gothic" w:eastAsia="MS Gothic" w:hAnsi="MS Gothic" w:hint="eastAsia"/>
-              <w:sz w:val="18"/>
-              <w:szCs w:val="18"/>
+              <w:sz w:val="14"/>
+              <w:szCs w:val="14"/>
             </w:rPr>
             <w:t>☐</w:t>
           </w:r>
@@ -15918,8 +15206,8 @@
       <w:r>
         <w:rPr>
           <w:rFonts w:ascii="Arial" w:hAnsi="Arial" w:cs="Arial"/>
-          <w:sz w:val="16"/>
-          <w:szCs w:val="16"/>
+          <w:sz w:val="14"/>
+          <w:szCs w:val="14"/>
         </w:rPr>
         <w:t>{/}</w:t>
       </w:r>
@@ -15927,16 +15215,16 @@
       <w:r>
         <w:rPr>
           <w:rFonts w:ascii="Arial" w:eastAsia="Arial" w:hAnsi="Arial" w:cs="Arial"/>
-          <w:sz w:val="16"/>
-          <w:szCs w:val="16"/>
+          <w:sz w:val="14"/>
+          <w:szCs w:val="14"/>
         </w:rPr>
         <w:t xml:space="preserve"> </w:t>
       </w:r>
       <w:r>
         <w:rPr>
           <w:rFonts w:ascii="Arial" w:eastAsia="Arial" w:hAnsi="Arial" w:cs="Arial"/>
-          <w:sz w:val="16"/>
-          <w:szCs w:val="16"/>
+          <w:sz w:val="14"/>
+          <w:szCs w:val="14"/>
         </w:rPr>
         <w:t xml:space="preserve">Central Office File    </w:t>
       </w:r>
@@ -15944,32 +15232,16 @@
       <w:r>
         <w:rPr>
           <w:rFonts w:ascii="Arial" w:hAnsi="Arial" w:cs="Arial"/>
-          <w:sz w:val="16"/>
-          <w:szCs w:val="16"/>
+          <w:sz w:val="14"/>
+          <w:szCs w:val="14"/>
         </w:rPr>
-        <w:t>{#</w:t>
-      </w:r>
-      <w:r>
-        <w:rPr>
-          <w:rFonts w:ascii="Arial" w:hAnsi="Arial" w:cs="Arial"/>
-          <w:sz w:val="16"/>
-          <w:szCs w:val="16"/>
-        </w:rPr>
-        <w:t>addDist</w:t>
-      </w:r>
-      <w:r>
-        <w:rPr>
-          <w:rFonts w:ascii="Arial" w:hAnsi="Arial" w:cs="Arial"/>
-          <w:sz w:val="16"/>
-          <w:szCs w:val="16"/>
-        </w:rPr>
-        <w:t>}</w:t>
+        <w:t>{#addDist}</w:t>
       </w:r>
       <w:sdt>
         <w:sdtPr>
           <w:rPr>
-            <w:sz w:val="18"/>
-            <w:szCs w:val="18"/>
+            <w:sz w:val="14"/>
+            <w:szCs w:val="14"/>
           </w:rPr>
           <w:id w:val="1126738837"/>
           <w14:checkbox>
@@ -15982,8 +15254,8 @@
           <w:r>
             <w:rPr>
               <w:rFonts w:ascii="MS Gothic" w:eastAsia="MS Gothic" w:hAnsi="MS Gothic" w:hint="eastAsia"/>
-              <w:sz w:val="18"/>
-              <w:szCs w:val="18"/>
+              <w:sz w:val="14"/>
+              <w:szCs w:val="14"/>
             </w:rPr>
             <w:t>☒</w:t>
           </w:r>
@@ -15992,8 +15264,8 @@
       <w:r>
         <w:rPr>
           <w:rFonts w:ascii="Arial" w:hAnsi="Arial" w:cs="Arial"/>
-          <w:sz w:val="16"/>
-          <w:szCs w:val="16"/>
+          <w:sz w:val="14"/>
+          <w:szCs w:val="14"/>
         </w:rPr>
         <w:t>{/}{^</w:t>
       </w:r>
@@ -16001,8 +15273,8 @@
       <w:r>
         <w:rPr>
           <w:rFonts w:ascii="Arial" w:hAnsi="Arial" w:cs="Arial"/>
-          <w:sz w:val="16"/>
-          <w:szCs w:val="16"/>
+          <w:sz w:val="14"/>
+          <w:szCs w:val="14"/>
         </w:rPr>
         <w:t>addDist</w:t>
       </w:r>
@@ -16010,16 +15282,16 @@
       <w:r>
         <w:rPr>
           <w:rFonts w:ascii="Arial" w:hAnsi="Arial" w:cs="Arial"/>
-          <w:sz w:val="16"/>
-          <w:szCs w:val="16"/>
+          <w:sz w:val="14"/>
+          <w:szCs w:val="14"/>
         </w:rPr>
         <w:t>}</w:t>
       </w:r>
       <w:sdt>
         <w:sdtPr>
           <w:rPr>
-            <w:sz w:val="18"/>
-            <w:szCs w:val="18"/>
+            <w:sz w:val="14"/>
+            <w:szCs w:val="14"/>
           </w:rPr>
           <w:id w:val="-813567671"/>
           <w14:checkbox>
@@ -16032,8 +15304,8 @@
           <w:r>
             <w:rPr>
               <w:rFonts w:ascii="MS Gothic" w:eastAsia="MS Gothic" w:hAnsi="MS Gothic" w:hint="eastAsia"/>
-              <w:sz w:val="18"/>
-              <w:szCs w:val="18"/>
+              <w:sz w:val="14"/>
+              <w:szCs w:val="14"/>
             </w:rPr>
             <w:t>☐</w:t>
           </w:r>
@@ -16042,8 +15314,8 @@
       <w:r>
         <w:rPr>
           <w:rFonts w:ascii="Arial" w:hAnsi="Arial" w:cs="Arial"/>
-          <w:sz w:val="16"/>
-          <w:szCs w:val="16"/>
+          <w:sz w:val="14"/>
+          <w:szCs w:val="14"/>
         </w:rPr>
         <w:t>{/}</w:t>
       </w:r>
@@ -16051,16 +15323,16 @@
       <w:r>
         <w:rPr>
           <w:rFonts w:ascii="Arial" w:eastAsia="Arial" w:hAnsi="Arial" w:cs="Arial"/>
-          <w:sz w:val="16"/>
-          <w:szCs w:val="16"/>
+          <w:sz w:val="14"/>
+          <w:szCs w:val="14"/>
         </w:rPr>
         <w:t xml:space="preserve"> </w:t>
       </w:r>
       <w:r>
         <w:rPr>
           <w:rFonts w:ascii="Arial" w:eastAsia="Arial" w:hAnsi="Arial" w:cs="Arial"/>
-          <w:sz w:val="16"/>
-          <w:szCs w:val="16"/>
+          <w:sz w:val="14"/>
+          <w:szCs w:val="14"/>
         </w:rPr>
         <w:t>ADD (If Required)</w:t>
       </w:r>

--- a/apps/staff/src/core/Paperwork/US_MI/SCCReviewV2/scc_review_template_v2.docx
+++ b/apps/staff/src/core/Paperwork/US_MI/SCCReviewV2/scc_review_template_v2.docx
@@ -5233,7 +5233,15 @@
                 <w:sz w:val="16"/>
                 <w:szCs w:val="16"/>
               </w:rPr>
-              <w:t xml:space="preserve"> ISP5</w:t>
+              <w:t>I</w:t>
+            </w:r>
+            <w:r>
+              <w:rPr>
+                <w:rFonts w:ascii="Arial" w:hAnsi="Arial" w:cs="Arial"/>
+                <w:sz w:val="16"/>
+                <w:szCs w:val="16"/>
+              </w:rPr>
+              <w:t>ISP5</w:t>
             </w:r>
             <w:r>
               <w:rPr>
@@ -5456,7 +5464,7 @@
       <w:tr>
         <w:trPr>
           <w:cantSplit/>
-          <w:trHeight w:hRule="exact" w:val="259"/>
+          <w:trHeight w:hRule="exact" w:val="249"/>
         </w:trPr>
         <w:tc>
           <w:tcPr>
@@ -12260,21 +12268,21 @@
         <w:tblLook w:val="04A0" w:firstRow="1" w:lastRow="0" w:firstColumn="1" w:lastColumn="0" w:noHBand="0" w:noVBand="1"/>
       </w:tblPr>
       <w:tblGrid>
-        <w:gridCol w:w="2700"/>
-        <w:gridCol w:w="1260"/>
-        <w:gridCol w:w="1260"/>
-        <w:gridCol w:w="1800"/>
-        <w:gridCol w:w="1260"/>
-        <w:gridCol w:w="1350"/>
+        <w:gridCol w:w="2610"/>
+        <w:gridCol w:w="1170"/>
+        <w:gridCol w:w="1440"/>
+        <w:gridCol w:w="1710"/>
+        <w:gridCol w:w="1170"/>
+        <w:gridCol w:w="1530"/>
         <w:gridCol w:w="1080"/>
       </w:tblGrid>
       <w:tr>
         <w:trPr>
-          <w:trHeight w:hRule="exact" w:val="259"/>
+          <w:trHeight w:hRule="exact" w:val="288"/>
         </w:trPr>
         <w:tc>
           <w:tcPr>
-            <w:tcW w:w="2700" w:type="dxa"/>
+            <w:tcW w:w="2610" w:type="dxa"/>
           </w:tcPr>
           <w:p>
             <w:pPr>
@@ -12297,7 +12305,7 @@
         </w:tc>
         <w:tc>
           <w:tcPr>
-            <w:tcW w:w="1260" w:type="dxa"/>
+            <w:tcW w:w="1170" w:type="dxa"/>
           </w:tcPr>
           <w:p>
             <w:pPr>
@@ -12409,7 +12417,7 @@
         </w:tc>
         <w:tc>
           <w:tcPr>
-            <w:tcW w:w="1260" w:type="dxa"/>
+            <w:tcW w:w="1440" w:type="dxa"/>
           </w:tcPr>
           <w:p>
             <w:pPr>
@@ -12521,7 +12529,7 @@
         </w:tc>
         <w:tc>
           <w:tcPr>
-            <w:tcW w:w="1800" w:type="dxa"/>
+            <w:tcW w:w="1710" w:type="dxa"/>
           </w:tcPr>
           <w:p>
             <w:pPr>
@@ -12633,7 +12641,7 @@
         </w:tc>
         <w:tc>
           <w:tcPr>
-            <w:tcW w:w="3690" w:type="dxa"/>
+            <w:tcW w:w="3780" w:type="dxa"/>
             <w:gridSpan w:val="3"/>
           </w:tcPr>
           <w:p>
@@ -12747,11 +12755,11 @@
       </w:tr>
       <w:tr>
         <w:trPr>
-          <w:trHeight w:hRule="exact" w:val="259"/>
+          <w:trHeight w:hRule="exact" w:val="288"/>
         </w:trPr>
         <w:tc>
           <w:tcPr>
-            <w:tcW w:w="2700" w:type="dxa"/>
+            <w:tcW w:w="2610" w:type="dxa"/>
           </w:tcPr>
           <w:p>
             <w:pPr>
@@ -12774,7 +12782,7 @@
         </w:tc>
         <w:tc>
           <w:tcPr>
-            <w:tcW w:w="1260" w:type="dxa"/>
+            <w:tcW w:w="1170" w:type="dxa"/>
           </w:tcPr>
           <w:p>
             <w:pPr>
@@ -12871,7 +12879,7 @@
         </w:tc>
         <w:tc>
           <w:tcPr>
-            <w:tcW w:w="1260" w:type="dxa"/>
+            <w:tcW w:w="1440" w:type="dxa"/>
           </w:tcPr>
           <w:p>
             <w:pPr>
@@ -12899,7 +12907,7 @@
                 </w:rPr>
                 <w:id w:val="1262497789"/>
                 <w14:checkbox>
-                  <w14:checked w14:val="0"/>
+                  <w14:checked w14:val="1"/>
                   <w14:checkedState w14:val="2612" w14:font="MS Gothic"/>
                   <w14:uncheckedState w14:val="2610" w14:font="MS Gothic"/>
                 </w14:checkbox>
@@ -12911,7 +12919,7 @@
                     <w:sz w:val="15"/>
                     <w:szCs w:val="15"/>
                   </w:rPr>
-                  <w:t>☐</w:t>
+                  <w:t>☒</w:t>
                 </w:r>
               </w:sdtContent>
             </w:sdt>
@@ -12921,7 +12929,23 @@
                 <w:sz w:val="15"/>
                 <w:szCs w:val="15"/>
               </w:rPr>
-              <w:t>{/}{^VHA}</w:t>
+              <w:t>{/}{^V</w:t>
+            </w:r>
+            <w:r>
+              <w:rPr>
+                <w:rFonts w:ascii="Arial" w:hAnsi="Arial" w:cs="Arial"/>
+                <w:sz w:val="15"/>
+                <w:szCs w:val="15"/>
+              </w:rPr>
+              <w:t>W</w:t>
+            </w:r>
+            <w:r>
+              <w:rPr>
+                <w:rFonts w:ascii="Arial" w:hAnsi="Arial" w:cs="Arial"/>
+                <w:sz w:val="15"/>
+                <w:szCs w:val="15"/>
+              </w:rPr>
+              <w:t>HA}</w:t>
             </w:r>
             <w:sdt>
               <w:sdtPr>
@@ -12977,13 +13001,29 @@
                 <w:sz w:val="15"/>
                 <w:szCs w:val="15"/>
               </w:rPr>
-              <w:t>Voice w/HA</w:t>
+              <w:t>Voice w/</w:t>
+            </w:r>
+            <w:r>
+              <w:rPr>
+                <w:rFonts w:ascii="Arial" w:hAnsi="Arial" w:cs="Arial"/>
+                <w:sz w:val="15"/>
+                <w:szCs w:val="15"/>
+              </w:rPr>
+              <w:t xml:space="preserve"> </w:t>
+            </w:r>
+            <w:r>
+              <w:rPr>
+                <w:rFonts w:ascii="Arial" w:hAnsi="Arial" w:cs="Arial"/>
+                <w:sz w:val="15"/>
+                <w:szCs w:val="15"/>
+              </w:rPr>
+              <w:t>HA</w:t>
             </w:r>
           </w:p>
         </w:tc>
         <w:tc>
           <w:tcPr>
-            <w:tcW w:w="1800" w:type="dxa"/>
+            <w:tcW w:w="1710" w:type="dxa"/>
           </w:tcPr>
           <w:p>
             <w:pPr>
@@ -13088,7 +13128,7 @@
         </w:tc>
         <w:tc>
           <w:tcPr>
-            <w:tcW w:w="1260" w:type="dxa"/>
+            <w:tcW w:w="1170" w:type="dxa"/>
           </w:tcPr>
           <w:p>
             <w:pPr>
@@ -13200,7 +13240,7 @@
         </w:tc>
         <w:tc>
           <w:tcPr>
-            <w:tcW w:w="1350" w:type="dxa"/>
+            <w:tcW w:w="1530" w:type="dxa"/>
           </w:tcPr>
           <w:p>
             <w:pPr>
@@ -13428,7 +13468,7 @@
       </w:tr>
       <w:tr>
         <w:trPr>
-          <w:trHeight w:hRule="exact" w:val="259"/>
+          <w:trHeight w:hRule="exact" w:val="288"/>
         </w:trPr>
         <w:tc>
           <w:tcPr>
@@ -13456,7 +13496,7 @@
         </w:tc>
         <w:tc>
           <w:tcPr>
-            <w:tcW w:w="1800" w:type="dxa"/>
+            <w:tcW w:w="1710" w:type="dxa"/>
           </w:tcPr>
           <w:p>
             <w:pPr>
@@ -13561,7 +13601,7 @@
         </w:tc>
         <w:tc>
           <w:tcPr>
-            <w:tcW w:w="1260" w:type="dxa"/>
+            <w:tcW w:w="1170" w:type="dxa"/>
           </w:tcPr>
           <w:p>
             <w:pPr>
@@ -13666,7 +13706,7 @@
         </w:tc>
         <w:tc>
           <w:tcPr>
-            <w:tcW w:w="2430" w:type="dxa"/>
+            <w:tcW w:w="2610" w:type="dxa"/>
             <w:gridSpan w:val="2"/>
           </w:tcPr>
           <w:p>
@@ -13773,11 +13813,11 @@
       </w:tr>
       <w:tr>
         <w:trPr>
-          <w:trHeight w:hRule="exact" w:val="259"/>
+          <w:trHeight w:hRule="exact" w:val="288"/>
         </w:trPr>
         <w:tc>
           <w:tcPr>
-            <w:tcW w:w="2700" w:type="dxa"/>
+            <w:tcW w:w="2610" w:type="dxa"/>
           </w:tcPr>
           <w:p>
             <w:pPr>
@@ -13800,7 +13840,7 @@
         </w:tc>
         <w:tc>
           <w:tcPr>
-            <w:tcW w:w="1260" w:type="dxa"/>
+            <w:tcW w:w="1170" w:type="dxa"/>
           </w:tcPr>
           <w:p>
             <w:pPr>
@@ -13915,7 +13955,7 @@
         </w:tc>
         <w:tc>
           <w:tcPr>
-            <w:tcW w:w="1260" w:type="dxa"/>
+            <w:tcW w:w="1440" w:type="dxa"/>
           </w:tcPr>
           <w:p>
             <w:pPr>
@@ -13974,7 +14014,23 @@
                 <w:sz w:val="15"/>
                 <w:szCs w:val="15"/>
               </w:rPr>
-              <w:t>methodVHA</w:t>
+              <w:t>methodV</w:t>
+            </w:r>
+            <w:r>
+              <w:rPr>
+                <w:rFonts w:ascii="Arial" w:hAnsi="Arial" w:cs="Arial"/>
+                <w:sz w:val="15"/>
+                <w:szCs w:val="15"/>
+              </w:rPr>
+              <w:t>W</w:t>
+            </w:r>
+            <w:r>
+              <w:rPr>
+                <w:rFonts w:ascii="Arial" w:hAnsi="Arial" w:cs="Arial"/>
+                <w:sz w:val="15"/>
+                <w:szCs w:val="15"/>
+              </w:rPr>
+              <w:t>HA</w:t>
             </w:r>
             <w:proofErr w:type="spellEnd"/>
             <w:r>
@@ -14039,13 +14095,29 @@
                 <w:sz w:val="15"/>
                 <w:szCs w:val="15"/>
               </w:rPr>
-              <w:t>Voice w/HA</w:t>
+              <w:t>Voice w/</w:t>
+            </w:r>
+            <w:r>
+              <w:rPr>
+                <w:rFonts w:ascii="Arial" w:hAnsi="Arial" w:cs="Arial"/>
+                <w:sz w:val="15"/>
+                <w:szCs w:val="15"/>
+              </w:rPr>
+              <w:t xml:space="preserve"> </w:t>
+            </w:r>
+            <w:r>
+              <w:rPr>
+                <w:rFonts w:ascii="Arial" w:hAnsi="Arial" w:cs="Arial"/>
+                <w:sz w:val="15"/>
+                <w:szCs w:val="15"/>
+              </w:rPr>
+              <w:t>HA</w:t>
             </w:r>
           </w:p>
         </w:tc>
         <w:tc>
           <w:tcPr>
-            <w:tcW w:w="1800" w:type="dxa"/>
+            <w:tcW w:w="1710" w:type="dxa"/>
           </w:tcPr>
           <w:p>
             <w:pPr>
@@ -14168,7 +14240,7 @@
         </w:tc>
         <w:tc>
           <w:tcPr>
-            <w:tcW w:w="1260" w:type="dxa"/>
+            <w:tcW w:w="1170" w:type="dxa"/>
           </w:tcPr>
           <w:p>
             <w:pPr>
@@ -14298,7 +14370,7 @@
         </w:tc>
         <w:tc>
           <w:tcPr>
-            <w:tcW w:w="1350" w:type="dxa"/>
+            <w:tcW w:w="1530" w:type="dxa"/>
           </w:tcPr>
           <w:p>
             <w:pPr>
@@ -14526,11 +14598,11 @@
       </w:tr>
       <w:tr>
         <w:trPr>
-          <w:trHeight w:hRule="exact" w:val="259"/>
+          <w:trHeight w:hRule="exact" w:val="288"/>
         </w:trPr>
         <w:tc>
           <w:tcPr>
-            <w:tcW w:w="3960" w:type="dxa"/>
+            <w:tcW w:w="3780" w:type="dxa"/>
             <w:gridSpan w:val="2"/>
           </w:tcPr>
           <w:p>
@@ -14554,7 +14626,7 @@
         </w:tc>
         <w:tc>
           <w:tcPr>
-            <w:tcW w:w="3060" w:type="dxa"/>
+            <w:tcW w:w="3150" w:type="dxa"/>
             <w:gridSpan w:val="2"/>
           </w:tcPr>
           <w:p>
@@ -14667,7 +14739,7 @@
         </w:tc>
         <w:tc>
           <w:tcPr>
-            <w:tcW w:w="3690" w:type="dxa"/>
+            <w:tcW w:w="3780" w:type="dxa"/>
             <w:gridSpan w:val="3"/>
           </w:tcPr>
           <w:p>
@@ -14753,13 +14825,6 @@
               <w:t>{/}</w:t>
             </w:r>
             <w:permEnd w:id="1086202966"/>
-            <w:r>
-              <w:rPr>
-                <w:sz w:val="15"/>
-                <w:szCs w:val="15"/>
-              </w:rPr>
-              <w:t xml:space="preserve"> </w:t>
-            </w:r>
             <w:r>
               <w:rPr>
                 <w:rFonts w:ascii="Arial" w:eastAsia="Arial" w:hAnsi="Arial" w:cs="Arial"/>

--- a/apps/staff/src/core/Paperwork/US_MI/SCCReviewV2/scc_review_template_v2.docx
+++ b/apps/staff/src/core/Paperwork/US_MI/SCCReviewV2/scc_review_template_v2.docx
@@ -3110,7 +3110,7 @@
       </w:tr>
       <w:tr>
         <w:trPr>
-          <w:trHeight w:hRule="exact" w:val="576"/>
+          <w:trHeight w:hRule="atLeast" w:val="576"/>
         </w:trPr>
         <w:tc>
           <w:tcPr>

--- a/apps/staff/src/core/Paperwork/US_MI/SCCReviewV2/scc_review_template_v2.docx
+++ b/apps/staff/src/core/Paperwork/US_MI/SCCReviewV2/scc_review_template_v2.docx
@@ -1,6 +1,6 @@
 
 <file path=word/document.xml><?xml version="1.0" encoding="utf-8"?>
-<w:document xmlns:wpc="http://schemas.microsoft.com/office/word/2010/wordprocessingCanvas" xmlns:cx="http://schemas.microsoft.com/office/drawing/2014/chartex" xmlns:cx1="http://schemas.microsoft.com/office/drawing/2015/9/8/chartex" xmlns:cx2="http://schemas.microsoft.com/office/drawing/2015/10/21/chartex" xmlns:cx3="http://schemas.microsoft.com/office/drawing/2016/5/9/chartex" xmlns:cx4="http://schemas.microsoft.com/office/drawing/2016/5/10/chartex" xmlns:cx5="http://schemas.microsoft.com/office/drawing/2016/5/11/chartex" xmlns:cx6="http://schemas.microsoft.com/office/drawing/2016/5/12/chartex" xmlns:cx7="http://schemas.microsoft.com/office/drawing/2016/5/13/chartex" xmlns:cx8="http://schemas.microsoft.com/office/drawing/2016/5/14/chartex" xmlns:mc="http://schemas.openxmlformats.org/markup-compatibility/2006" xmlns:aink="http://schemas.microsoft.com/office/drawing/2016/ink" xmlns:am3d="http://schemas.microsoft.com/office/drawing/2017/model3d" xmlns:o="urn:schemas-microsoft-com:office:office" xmlns:oel="http://schemas.microsoft.com/office/2019/extlst" xmlns:r="http://schemas.openxmlformats.org/officeDocument/2006/relationships" xmlns:m="http://schemas.openxmlformats.org/officeDocument/2006/math" xmlns:v="urn:schemas-microsoft-com:vml" xmlns:wp14="http://schemas.microsoft.com/office/word/2010/wordprocessingDrawing" xmlns:wp="http://schemas.openxmlformats.org/drawingml/2006/wordprocessingDrawing" xmlns:w10="urn:schemas-microsoft-com:office:word" xmlns:w="http://schemas.openxmlformats.org/wordprocessingml/2006/main" xmlns:w14="http://schemas.microsoft.com/office/word/2010/wordml" xmlns:w15="http://schemas.microsoft.com/office/word/2012/wordml" xmlns:w16cex="http://schemas.microsoft.com/office/word/2018/wordml/cex" xmlns:w16cid="http://schemas.microsoft.com/office/word/2016/wordml/cid" xmlns:w16="http://schemas.microsoft.com/office/word/2018/wordml" xmlns:w16du="http://schemas.microsoft.com/office/word/2023/wordml/word16du" xmlns:w16sdtdh="http://schemas.microsoft.com/office/word/2020/wordml/sdtdatahash" xmlns:w16sdtfl="http://schemas.microsoft.com/office/word/2024/wordml/sdtformatlock" xmlns:w16se="http://schemas.microsoft.com/office/word/2015/wordml/symex" xmlns:wpg="http://schemas.microsoft.com/office/word/2010/wordprocessingGroup" xmlns:wpi="http://schemas.microsoft.com/office/word/2010/wordprocessingInk" xmlns:wne="http://schemas.microsoft.com/office/word/2006/wordml" xmlns:wps="http://schemas.microsoft.com/office/word/2010/wordprocessingShape" mc:Ignorable="w14 w15 w16se w16cid w16 w16cex w16sdtdh w16sdtfl w16du wp14">
+<w:document xmlns:wpc="http://schemas.microsoft.com/office/word/2010/wordprocessingCanvas" xmlns:cx="http://schemas.microsoft.com/office/drawing/2014/chartex" xmlns:cx1="http://schemas.microsoft.com/office/drawing/2015/9/8/chartex" xmlns:cx2="http://schemas.microsoft.com/office/drawing/2015/10/21/chartex" xmlns:cx3="http://schemas.microsoft.com/office/drawing/2016/5/9/chartex" xmlns:cx4="http://schemas.microsoft.com/office/drawing/2016/5/10/chartex" xmlns:cx5="http://schemas.microsoft.com/office/drawing/2016/5/11/chartex" xmlns:cx6="http://schemas.microsoft.com/office/drawing/2016/5/12/chartex" xmlns:cx7="http://schemas.microsoft.com/office/drawing/2016/5/13/chartex" xmlns:cx8="http://schemas.microsoft.com/office/drawing/2016/5/14/chartex" xmlns:mc="http://schemas.openxmlformats.org/markup-compatibility/2006" xmlns:m="http://schemas.openxmlformats.org/officeDocument/2006/math" xmlns:aink="http://schemas.microsoft.com/office/drawing/2016/ink" xmlns:am3d="http://schemas.microsoft.com/office/drawing/2017/model3d" xmlns:oel="http://schemas.microsoft.com/office/2019/extlst" xmlns:r="http://schemas.openxmlformats.org/officeDocument/2006/relationships" xmlns:wp14="http://schemas.microsoft.com/office/word/2010/wordprocessingDrawing" xmlns:wp="http://schemas.openxmlformats.org/drawingml/2006/wordprocessingDrawing" xmlns:wpg="http://schemas.microsoft.com/office/word/2010/wordprocessingGroup" xmlns:wpi="http://schemas.microsoft.com/office/word/2010/wordprocessingInk" xmlns:wps="http://schemas.microsoft.com/office/word/2010/wordprocessingShape" xmlns:o="urn:schemas-microsoft-com:office:office" xmlns:v="urn:schemas-microsoft-com:vml" xmlns:w10="urn:schemas-microsoft-com:office:word" xmlns:w="http://schemas.openxmlformats.org/wordprocessingml/2006/main" xmlns:w14="http://schemas.microsoft.com/office/word/2010/wordml" xmlns:w15="http://schemas.microsoft.com/office/word/2012/wordml" xmlns:w16cex="http://schemas.microsoft.com/office/word/2018/wordml/cex" xmlns:w16cid="http://schemas.microsoft.com/office/word/2016/wordml/cid" xmlns:w16="http://schemas.microsoft.com/office/word/2018/wordml" xmlns:w16sdtdh="http://schemas.microsoft.com/office/word/2020/wordml/sdtdatahash" xmlns:w16sdtfl="http://schemas.microsoft.com/office/word/2024/wordml/sdtformatlock" xmlns:w16se="http://schemas.microsoft.com/office/word/2015/wordml/symex" xmlns:w16du="http://schemas.microsoft.com/office/word/2023/wordml/word16du" xmlns:wne="http://schemas.microsoft.com/office/word/2006/wordml" mc:Ignorable="w14 w15 w16se w16cid w16 w16cex w16sdtdh w16sdtfl w16du wp14">
   <w:body>
     <w:tbl>
       <w:tblPr>
@@ -858,7 +858,7 @@
       </w:tr>
       <w:tr>
         <w:trPr>
-          <w:trHeight w:hRule="exact" w:val="216"/>
+          <w:trHeight w:hRule="exact" w:val="253"/>
         </w:trPr>
         <w:tc>
           <w:tcPr>
@@ -1142,6 +1142,14 @@
                 <w:sz w:val="16"/>
                 <w:szCs w:val="16"/>
               </w:rPr>
+              <w:t>NO</w:t>
+            </w:r>
+            <w:r>
+              <w:rPr>
+                <w:rFonts w:ascii="Arial" w:hAnsi="Arial" w:cs="Arial"/>
+                <w:sz w:val="16"/>
+                <w:szCs w:val="16"/>
+              </w:rPr>
               <w:t>}</w:t>
             </w:r>
             <w:sdt>
@@ -1151,6 +1159,62 @@
                   <w:szCs w:val="18"/>
                 </w:rPr>
                 <w:id w:val="1320309922"/>
+                <w14:checkbox>
+                  <w14:checked w14:val="1"/>
+                  <w14:checkedState w14:val="2612" w14:font="MS Gothic"/>
+                  <w14:uncheckedState w14:val="2610" w14:font="MS Gothic"/>
+                </w14:checkbox>
+              </w:sdtPr>
+              <w:sdtContent>
+                <w:r>
+                  <w:rPr>
+                    <w:rFonts w:ascii="MS Gothic" w:eastAsia="MS Gothic" w:hAnsi="MS Gothic" w:hint="eastAsia"/>
+                    <w:sz w:val="18"/>
+                    <w:szCs w:val="18"/>
+                  </w:rPr>
+                  <w:t>☒</w:t>
+                </w:r>
+              </w:sdtContent>
+            </w:sdt>
+            <w:r>
+              <w:rPr>
+                <w:rFonts w:ascii="Arial" w:hAnsi="Arial" w:cs="Arial"/>
+                <w:sz w:val="16"/>
+                <w:szCs w:val="16"/>
+              </w:rPr>
+              <w:t>{/}{^</w:t>
+            </w:r>
+            <w:r>
+              <w:rPr>
+                <w:rFonts w:ascii="Arial" w:hAnsi="Arial" w:cs="Arial"/>
+                <w:sz w:val="16"/>
+                <w:szCs w:val="16"/>
+              </w:rPr>
+              <w:t>OPT</w:t>
+            </w:r>
+            <w:r>
+              <w:rPr>
+                <w:rFonts w:ascii="Arial" w:hAnsi="Arial" w:cs="Arial"/>
+                <w:sz w:val="16"/>
+                <w:szCs w:val="16"/>
+              </w:rPr>
+              <w:t>NO</w:t>
+            </w:r>
+            <w:r>
+              <w:rPr>
+                <w:rFonts w:ascii="Arial" w:hAnsi="Arial" w:cs="Arial"/>
+                <w:sz w:val="16"/>
+                <w:szCs w:val="16"/>
+              </w:rPr>
+              <w:t>}</w:t>
+            </w:r>
+            <w:sdt>
+              <w:sdtPr>
+                <w:rPr>
+                  <w:sz w:val="18"/>
+                  <w:szCs w:val="18"/>
+                </w:rPr>
+                <w:id w:val="335579193"/>
                 <w14:checkbox>
                   <w14:checked w14:val="0"/>
                   <w14:checkedState w14:val="2612" w14:font="MS Gothic"/>
@@ -1165,54 +1229,6 @@
                     <w:szCs w:val="18"/>
                   </w:rPr>
                   <w:t>☐</w:t>
-                </w:r>
-              </w:sdtContent>
-            </w:sdt>
-            <w:r>
-              <w:rPr>
-                <w:rFonts w:ascii="Arial" w:hAnsi="Arial" w:cs="Arial"/>
-                <w:sz w:val="16"/>
-                <w:szCs w:val="16"/>
-              </w:rPr>
-              <w:t>{/}{^</w:t>
-            </w:r>
-            <w:r>
-              <w:rPr>
-                <w:rFonts w:ascii="Arial" w:hAnsi="Arial" w:cs="Arial"/>
-                <w:sz w:val="16"/>
-                <w:szCs w:val="16"/>
-              </w:rPr>
-              <w:t>OPT</w:t>
-            </w:r>
-            <w:r>
-              <w:rPr>
-                <w:rFonts w:ascii="Arial" w:hAnsi="Arial" w:cs="Arial"/>
-                <w:sz w:val="16"/>
-                <w:szCs w:val="16"/>
-              </w:rPr>
-              <w:t>}</w:t>
-            </w:r>
-            <w:sdt>
-              <w:sdtPr>
-                <w:rPr>
-                  <w:sz w:val="18"/>
-                  <w:szCs w:val="18"/>
-                </w:rPr>
-                <w:id w:val="335579193"/>
-                <w14:checkbox>
-                  <w14:checked w14:val="1"/>
-                  <w14:checkedState w14:val="2612" w14:font="MS Gothic"/>
-                  <w14:uncheckedState w14:val="2610" w14:font="MS Gothic"/>
-                </w14:checkbox>
-              </w:sdtPr>
-              <w:sdtContent>
-                <w:r>
-                  <w:rPr>
-                    <w:rFonts w:ascii="MS Gothic" w:eastAsia="MS Gothic" w:hAnsi="MS Gothic" w:hint="eastAsia"/>
-                    <w:sz w:val="18"/>
-                    <w:szCs w:val="18"/>
-                  </w:rPr>
-                  <w:t>☒</w:t>
                 </w:r>
               </w:sdtContent>
             </w:sdt>
@@ -1408,6 +1424,14 @@
                 <w:sz w:val="16"/>
                 <w:szCs w:val="16"/>
               </w:rPr>
+              <w:t>NO</w:t>
+            </w:r>
+            <w:r>
+              <w:rPr>
+                <w:rFonts w:ascii="Arial" w:hAnsi="Arial" w:cs="Arial"/>
+                <w:sz w:val="16"/>
+                <w:szCs w:val="16"/>
+              </w:rPr>
               <w:t>}</w:t>
             </w:r>
             <w:sdt>
@@ -1417,6 +1441,62 @@
                   <w:szCs w:val="18"/>
                 </w:rPr>
                 <w:id w:val="795346055"/>
+                <w14:checkbox>
+                  <w14:checked w14:val="1"/>
+                  <w14:checkedState w14:val="2612" w14:font="MS Gothic"/>
+                  <w14:uncheckedState w14:val="2610" w14:font="MS Gothic"/>
+                </w14:checkbox>
+              </w:sdtPr>
+              <w:sdtContent>
+                <w:r>
+                  <w:rPr>
+                    <w:rFonts w:ascii="MS Gothic" w:eastAsia="MS Gothic" w:hAnsi="MS Gothic" w:hint="eastAsia"/>
+                    <w:sz w:val="18"/>
+                    <w:szCs w:val="18"/>
+                  </w:rPr>
+                  <w:t>☒</w:t>
+                </w:r>
+              </w:sdtContent>
+            </w:sdt>
+            <w:r>
+              <w:rPr>
+                <w:rFonts w:ascii="Arial" w:hAnsi="Arial" w:cs="Arial"/>
+                <w:sz w:val="16"/>
+                <w:szCs w:val="16"/>
+              </w:rPr>
+              <w:t>{/}{^</w:t>
+            </w:r>
+            <w:r>
+              <w:rPr>
+                <w:rFonts w:ascii="Arial" w:hAnsi="Arial" w:cs="Arial"/>
+                <w:sz w:val="16"/>
+                <w:szCs w:val="16"/>
+              </w:rPr>
+              <w:t>SMI</w:t>
+            </w:r>
+            <w:r>
+              <w:rPr>
+                <w:rFonts w:ascii="Arial" w:hAnsi="Arial" w:cs="Arial"/>
+                <w:sz w:val="16"/>
+                <w:szCs w:val="16"/>
+              </w:rPr>
+              <w:t>NO</w:t>
+            </w:r>
+            <w:r>
+              <w:rPr>
+                <w:rFonts w:ascii="Arial" w:hAnsi="Arial" w:cs="Arial"/>
+                <w:sz w:val="16"/>
+                <w:szCs w:val="16"/>
+              </w:rPr>
+              <w:t>}</w:t>
+            </w:r>
+            <w:sdt>
+              <w:sdtPr>
+                <w:rPr>
+                  <w:sz w:val="18"/>
+                  <w:szCs w:val="18"/>
+                </w:rPr>
+                <w:id w:val="-42222503"/>
                 <w14:checkbox>
                   <w14:checked w14:val="0"/>
                   <w14:checkedState w14:val="2612" w14:font="MS Gothic"/>
@@ -1431,54 +1511,6 @@
                     <w:szCs w:val="18"/>
                   </w:rPr>
                   <w:t>☐</w:t>
-                </w:r>
-              </w:sdtContent>
-            </w:sdt>
-            <w:r>
-              <w:rPr>
-                <w:rFonts w:ascii="Arial" w:hAnsi="Arial" w:cs="Arial"/>
-                <w:sz w:val="16"/>
-                <w:szCs w:val="16"/>
-              </w:rPr>
-              <w:t>{/}{^</w:t>
-            </w:r>
-            <w:r>
-              <w:rPr>
-                <w:rFonts w:ascii="Arial" w:hAnsi="Arial" w:cs="Arial"/>
-                <w:sz w:val="16"/>
-                <w:szCs w:val="16"/>
-              </w:rPr>
-              <w:t>SMI</w:t>
-            </w:r>
-            <w:r>
-              <w:rPr>
-                <w:rFonts w:ascii="Arial" w:hAnsi="Arial" w:cs="Arial"/>
-                <w:sz w:val="16"/>
-                <w:szCs w:val="16"/>
-              </w:rPr>
-              <w:t>}</w:t>
-            </w:r>
-            <w:sdt>
-              <w:sdtPr>
-                <w:rPr>
-                  <w:sz w:val="18"/>
-                  <w:szCs w:val="18"/>
-                </w:rPr>
-                <w:id w:val="-42222503"/>
-                <w14:checkbox>
-                  <w14:checked w14:val="1"/>
-                  <w14:checkedState w14:val="2612" w14:font="MS Gothic"/>
-                  <w14:uncheckedState w14:val="2610" w14:font="MS Gothic"/>
-                </w14:checkbox>
-              </w:sdtPr>
-              <w:sdtContent>
-                <w:r>
-                  <w:rPr>
-                    <w:rFonts w:ascii="MS Gothic" w:eastAsia="MS Gothic" w:hAnsi="MS Gothic" w:hint="eastAsia"/>
-                    <w:sz w:val="18"/>
-                    <w:szCs w:val="18"/>
-                  </w:rPr>
-                  <w:t>☒</w:t>
                 </w:r>
               </w:sdtContent>
             </w:sdt>
@@ -3110,7 +3142,7 @@
       </w:tr>
       <w:tr>
         <w:trPr>
-          <w:trHeight w:hRule="atLeast" w:val="576"/>
+          <w:trHeight w:val="576"/>
         </w:trPr>
         <w:tc>
           <w:tcPr>
@@ -15413,7 +15445,7 @@
 </file>
 
 <file path=word/endnotes.xml><?xml version="1.0" encoding="utf-8"?>
-<w:endnotes xmlns:wpc="http://schemas.microsoft.com/office/word/2010/wordprocessingCanvas" xmlns:cx="http://schemas.microsoft.com/office/drawing/2014/chartex" xmlns:cx1="http://schemas.microsoft.com/office/drawing/2015/9/8/chartex" xmlns:cx2="http://schemas.microsoft.com/office/drawing/2015/10/21/chartex" xmlns:cx3="http://schemas.microsoft.com/office/drawing/2016/5/9/chartex" xmlns:cx4="http://schemas.microsoft.com/office/drawing/2016/5/10/chartex" xmlns:cx5="http://schemas.microsoft.com/office/drawing/2016/5/11/chartex" xmlns:cx6="http://schemas.microsoft.com/office/drawing/2016/5/12/chartex" xmlns:cx7="http://schemas.microsoft.com/office/drawing/2016/5/13/chartex" xmlns:cx8="http://schemas.microsoft.com/office/drawing/2016/5/14/chartex" xmlns:mc="http://schemas.openxmlformats.org/markup-compatibility/2006" xmlns:aink="http://schemas.microsoft.com/office/drawing/2016/ink" xmlns:am3d="http://schemas.microsoft.com/office/drawing/2017/model3d" xmlns:o="urn:schemas-microsoft-com:office:office" xmlns:oel="http://schemas.microsoft.com/office/2019/extlst" xmlns:r="http://schemas.openxmlformats.org/officeDocument/2006/relationships" xmlns:m="http://schemas.openxmlformats.org/officeDocument/2006/math" xmlns:v="urn:schemas-microsoft-com:vml" xmlns:wp14="http://schemas.microsoft.com/office/word/2010/wordprocessingDrawing" xmlns:wp="http://schemas.openxmlformats.org/drawingml/2006/wordprocessingDrawing" xmlns:w10="urn:schemas-microsoft-com:office:word" xmlns:w="http://schemas.openxmlformats.org/wordprocessingml/2006/main" xmlns:w14="http://schemas.microsoft.com/office/word/2010/wordml" xmlns:w15="http://schemas.microsoft.com/office/word/2012/wordml" xmlns:w16cex="http://schemas.microsoft.com/office/word/2018/wordml/cex" xmlns:w16cid="http://schemas.microsoft.com/office/word/2016/wordml/cid" xmlns:w16="http://schemas.microsoft.com/office/word/2018/wordml" xmlns:w16du="http://schemas.microsoft.com/office/word/2023/wordml/word16du" xmlns:w16sdtdh="http://schemas.microsoft.com/office/word/2020/wordml/sdtdatahash" xmlns:w16sdtfl="http://schemas.microsoft.com/office/word/2024/wordml/sdtformatlock" xmlns:w16se="http://schemas.microsoft.com/office/word/2015/wordml/symex" xmlns:wpg="http://schemas.microsoft.com/office/word/2010/wordprocessingGroup" xmlns:wpi="http://schemas.microsoft.com/office/word/2010/wordprocessingInk" xmlns:wne="http://schemas.microsoft.com/office/word/2006/wordml" xmlns:wps="http://schemas.microsoft.com/office/word/2010/wordprocessingShape" mc:Ignorable="w14 w15 w16se w16cid w16 w16cex w16sdtdh w16sdtfl w16du wp14">
+<w:endnotes xmlns:wpc="http://schemas.microsoft.com/office/word/2010/wordprocessingCanvas" xmlns:cx="http://schemas.microsoft.com/office/drawing/2014/chartex" xmlns:cx1="http://schemas.microsoft.com/office/drawing/2015/9/8/chartex" xmlns:cx2="http://schemas.microsoft.com/office/drawing/2015/10/21/chartex" xmlns:cx3="http://schemas.microsoft.com/office/drawing/2016/5/9/chartex" xmlns:cx4="http://schemas.microsoft.com/office/drawing/2016/5/10/chartex" xmlns:cx5="http://schemas.microsoft.com/office/drawing/2016/5/11/chartex" xmlns:cx6="http://schemas.microsoft.com/office/drawing/2016/5/12/chartex" xmlns:cx7="http://schemas.microsoft.com/office/drawing/2016/5/13/chartex" xmlns:cx8="http://schemas.microsoft.com/office/drawing/2016/5/14/chartex" xmlns:mc="http://schemas.openxmlformats.org/markup-compatibility/2006" xmlns:m="http://schemas.openxmlformats.org/officeDocument/2006/math" xmlns:aink="http://schemas.microsoft.com/office/drawing/2016/ink" xmlns:am3d="http://schemas.microsoft.com/office/drawing/2017/model3d" xmlns:oel="http://schemas.microsoft.com/office/2019/extlst" xmlns:r="http://schemas.openxmlformats.org/officeDocument/2006/relationships" xmlns:wp14="http://schemas.microsoft.com/office/word/2010/wordprocessingDrawing" xmlns:wp="http://schemas.openxmlformats.org/drawingml/2006/wordprocessingDrawing" xmlns:wpg="http://schemas.microsoft.com/office/word/2010/wordprocessingGroup" xmlns:wpi="http://schemas.microsoft.com/office/word/2010/wordprocessingInk" xmlns:wps="http://schemas.microsoft.com/office/word/2010/wordprocessingShape" xmlns:o="urn:schemas-microsoft-com:office:office" xmlns:v="urn:schemas-microsoft-com:vml" xmlns:w10="urn:schemas-microsoft-com:office:word" xmlns:w="http://schemas.openxmlformats.org/wordprocessingml/2006/main" xmlns:w14="http://schemas.microsoft.com/office/word/2010/wordml" xmlns:w15="http://schemas.microsoft.com/office/word/2012/wordml" xmlns:w16cex="http://schemas.microsoft.com/office/word/2018/wordml/cex" xmlns:w16cid="http://schemas.microsoft.com/office/word/2016/wordml/cid" xmlns:w16="http://schemas.microsoft.com/office/word/2018/wordml" xmlns:w16sdtdh="http://schemas.microsoft.com/office/word/2020/wordml/sdtdatahash" xmlns:w16sdtfl="http://schemas.microsoft.com/office/word/2024/wordml/sdtformatlock" xmlns:w16se="http://schemas.microsoft.com/office/word/2015/wordml/symex" xmlns:w16du="http://schemas.microsoft.com/office/word/2023/wordml/word16du" xmlns:wne="http://schemas.microsoft.com/office/word/2006/wordml" mc:Ignorable="w14 w15 w16se w16cid w16 w16cex w16sdtdh w16sdtfl w16du wp14">
   <w:endnote w:type="separator" w:id="-1">
     <w:p>
       <w:r>
@@ -15432,7 +15464,7 @@
 </file>
 
 <file path=word/footnotes.xml><?xml version="1.0" encoding="utf-8"?>
-<w:footnotes xmlns:wpc="http://schemas.microsoft.com/office/word/2010/wordprocessingCanvas" xmlns:cx="http://schemas.microsoft.com/office/drawing/2014/chartex" xmlns:cx1="http://schemas.microsoft.com/office/drawing/2015/9/8/chartex" xmlns:cx2="http://schemas.microsoft.com/office/drawing/2015/10/21/chartex" xmlns:cx3="http://schemas.microsoft.com/office/drawing/2016/5/9/chartex" xmlns:cx4="http://schemas.microsoft.com/office/drawing/2016/5/10/chartex" xmlns:cx5="http://schemas.microsoft.com/office/drawing/2016/5/11/chartex" xmlns:cx6="http://schemas.microsoft.com/office/drawing/2016/5/12/chartex" xmlns:cx7="http://schemas.microsoft.com/office/drawing/2016/5/13/chartex" xmlns:cx8="http://schemas.microsoft.com/office/drawing/2016/5/14/chartex" xmlns:mc="http://schemas.openxmlformats.org/markup-compatibility/2006" xmlns:aink="http://schemas.microsoft.com/office/drawing/2016/ink" xmlns:am3d="http://schemas.microsoft.com/office/drawing/2017/model3d" xmlns:o="urn:schemas-microsoft-com:office:office" xmlns:oel="http://schemas.microsoft.com/office/2019/extlst" xmlns:r="http://schemas.openxmlformats.org/officeDocument/2006/relationships" xmlns:m="http://schemas.openxmlformats.org/officeDocument/2006/math" xmlns:v="urn:schemas-microsoft-com:vml" xmlns:wp14="http://schemas.microsoft.com/office/word/2010/wordprocessingDrawing" xmlns:wp="http://schemas.openxmlformats.org/drawingml/2006/wordprocessingDrawing" xmlns:w10="urn:schemas-microsoft-com:office:word" xmlns:w="http://schemas.openxmlformats.org/wordprocessingml/2006/main" xmlns:w14="http://schemas.microsoft.com/office/word/2010/wordml" xmlns:w15="http://schemas.microsoft.com/office/word/2012/wordml" xmlns:w16cex="http://schemas.microsoft.com/office/word/2018/wordml/cex" xmlns:w16cid="http://schemas.microsoft.com/office/word/2016/wordml/cid" xmlns:w16="http://schemas.microsoft.com/office/word/2018/wordml" xmlns:w16du="http://schemas.microsoft.com/office/word/2023/wordml/word16du" xmlns:w16sdtdh="http://schemas.microsoft.com/office/word/2020/wordml/sdtdatahash" xmlns:w16sdtfl="http://schemas.microsoft.com/office/word/2024/wordml/sdtformatlock" xmlns:w16se="http://schemas.microsoft.com/office/word/2015/wordml/symex" xmlns:wpg="http://schemas.microsoft.com/office/word/2010/wordprocessingGroup" xmlns:wpi="http://schemas.microsoft.com/office/word/2010/wordprocessingInk" xmlns:wne="http://schemas.microsoft.com/office/word/2006/wordml" xmlns:wps="http://schemas.microsoft.com/office/word/2010/wordprocessingShape" mc:Ignorable="w14 w15 w16se w16cid w16 w16cex w16sdtdh w16sdtfl w16du wp14">
+<w:footnotes xmlns:wpc="http://schemas.microsoft.com/office/word/2010/wordprocessingCanvas" xmlns:cx="http://schemas.microsoft.com/office/drawing/2014/chartex" xmlns:cx1="http://schemas.microsoft.com/office/drawing/2015/9/8/chartex" xmlns:cx2="http://schemas.microsoft.com/office/drawing/2015/10/21/chartex" xmlns:cx3="http://schemas.microsoft.com/office/drawing/2016/5/9/chartex" xmlns:cx4="http://schemas.microsoft.com/office/drawing/2016/5/10/chartex" xmlns:cx5="http://schemas.microsoft.com/office/drawing/2016/5/11/chartex" xmlns:cx6="http://schemas.microsoft.com/office/drawing/2016/5/12/chartex" xmlns:cx7="http://schemas.microsoft.com/office/drawing/2016/5/13/chartex" xmlns:cx8="http://schemas.microsoft.com/office/drawing/2016/5/14/chartex" xmlns:mc="http://schemas.openxmlformats.org/markup-compatibility/2006" xmlns:m="http://schemas.openxmlformats.org/officeDocument/2006/math" xmlns:aink="http://schemas.microsoft.com/office/drawing/2016/ink" xmlns:am3d="http://schemas.microsoft.com/office/drawing/2017/model3d" xmlns:oel="http://schemas.microsoft.com/office/2019/extlst" xmlns:r="http://schemas.openxmlformats.org/officeDocument/2006/relationships" xmlns:wp14="http://schemas.microsoft.com/office/word/2010/wordprocessingDrawing" xmlns:wp="http://schemas.openxmlformats.org/drawingml/2006/wordprocessingDrawing" xmlns:wpg="http://schemas.microsoft.com/office/word/2010/wordprocessingGroup" xmlns:wpi="http://schemas.microsoft.com/office/word/2010/wordprocessingInk" xmlns:wps="http://schemas.microsoft.com/office/word/2010/wordprocessingShape" xmlns:o="urn:schemas-microsoft-com:office:office" xmlns:v="urn:schemas-microsoft-com:vml" xmlns:w10="urn:schemas-microsoft-com:office:word" xmlns:w="http://schemas.openxmlformats.org/wordprocessingml/2006/main" xmlns:w14="http://schemas.microsoft.com/office/word/2010/wordml" xmlns:w15="http://schemas.microsoft.com/office/word/2012/wordml" xmlns:w16cex="http://schemas.microsoft.com/office/word/2018/wordml/cex" xmlns:w16cid="http://schemas.microsoft.com/office/word/2016/wordml/cid" xmlns:w16="http://schemas.microsoft.com/office/word/2018/wordml" xmlns:w16sdtdh="http://schemas.microsoft.com/office/word/2020/wordml/sdtdatahash" xmlns:w16sdtfl="http://schemas.microsoft.com/office/word/2024/wordml/sdtformatlock" xmlns:w16se="http://schemas.microsoft.com/office/word/2015/wordml/symex" xmlns:w16du="http://schemas.microsoft.com/office/word/2023/wordml/word16du" xmlns:wne="http://schemas.microsoft.com/office/word/2006/wordml" mc:Ignorable="w14 w15 w16se w16cid w16 w16cex w16sdtdh w16sdtfl w16du wp14">
   <w:footnote w:type="separator" w:id="-1">
     <w:p>
       <w:r>
@@ -15451,7 +15483,7 @@
 </file>
 
 <file path=word/styles.xml><?xml version="1.0" encoding="utf-8"?>
-<w:styles xmlns:mc="http://schemas.openxmlformats.org/markup-compatibility/2006" xmlns:r="http://schemas.openxmlformats.org/officeDocument/2006/relationships" xmlns:w="http://schemas.openxmlformats.org/wordprocessingml/2006/main" xmlns:w14="http://schemas.microsoft.com/office/word/2010/wordml" xmlns:w15="http://schemas.microsoft.com/office/word/2012/wordml" xmlns:w16cex="http://schemas.microsoft.com/office/word/2018/wordml/cex" xmlns:w16cid="http://schemas.microsoft.com/office/word/2016/wordml/cid" xmlns:w16="http://schemas.microsoft.com/office/word/2018/wordml" xmlns:w16du="http://schemas.microsoft.com/office/word/2023/wordml/word16du" xmlns:w16sdtdh="http://schemas.microsoft.com/office/word/2020/wordml/sdtdatahash" xmlns:w16sdtfl="http://schemas.microsoft.com/office/word/2024/wordml/sdtformatlock" xmlns:w16se="http://schemas.microsoft.com/office/word/2015/wordml/symex" mc:Ignorable="w14 w15 w16se w16cid w16 w16cex w16sdtdh w16sdtfl w16du">
+<w:styles xmlns:mc="http://schemas.openxmlformats.org/markup-compatibility/2006" xmlns:r="http://schemas.openxmlformats.org/officeDocument/2006/relationships" xmlns:w="http://schemas.openxmlformats.org/wordprocessingml/2006/main" xmlns:w14="http://schemas.microsoft.com/office/word/2010/wordml" xmlns:w15="http://schemas.microsoft.com/office/word/2012/wordml" xmlns:w16cex="http://schemas.microsoft.com/office/word/2018/wordml/cex" xmlns:w16cid="http://schemas.microsoft.com/office/word/2016/wordml/cid" xmlns:w16="http://schemas.microsoft.com/office/word/2018/wordml" xmlns:w16sdtdh="http://schemas.microsoft.com/office/word/2020/wordml/sdtdatahash" xmlns:w16sdtfl="http://schemas.microsoft.com/office/word/2024/wordml/sdtformatlock" xmlns:w16se="http://schemas.microsoft.com/office/word/2015/wordml/symex" xmlns:w16du="http://schemas.microsoft.com/office/word/2023/wordml/word16du" mc:Ignorable="w14 w15 w16se w16cid w16 w16cex w16sdtdh w16sdtfl w16du">
   <w:docDefaults>
     <w:rPrDefault>
       <w:rPr>
